--- a/docs/08_Modeli_boya_RU.docx
+++ b/docs/08_Modeli_boya_RU.docx
@@ -131,7 +131,7 @@
             <w:instrText xml:space="preserve">TOC \h \o "1-2"</w:instrText>
             <w:fldChar w:fldCharType="separate"/>
           </w:r>
-          <w:hyperlink w:history="1" w:anchor="_Toc188">
+          <w:hyperlink w:history="1" w:anchor="_Toc1">
             <w:r>
               <w:t xml:space="preserve">Резюме</w:t>
             </w:r>
@@ -140,7 +140,7 @@
             </w:r>
             <w:r>
               <w:fldChar w:fldCharType="begin" w:dirty="true"/>
-              <w:instrText xml:space="preserve">PAGEREF _Toc188 \h</w:instrText>
+              <w:instrText xml:space="preserve">PAGEREF _Toc1 \h</w:instrText>
               <w:fldChar w:fldCharType="separate"/>
               <w:fldChar w:fldCharType="end"/>
             </w:r>
@@ -153,7 +153,7 @@
               <w:tab w:val="right" w:pos="9638" w:leader="dot"/>
             </w:tabs>
           </w:pPr>
-          <w:hyperlink w:history="1" w:anchor="_Toc189">
+          <w:hyperlink w:history="1" w:anchor="_Toc2">
             <w:r>
               <w:t xml:space="preserve">1. Классическая модель и её проверка</w:t>
             </w:r>
@@ -162,7 +162,7 @@
             </w:r>
             <w:r>
               <w:fldChar w:fldCharType="begin" w:dirty="true"/>
-              <w:instrText xml:space="preserve">PAGEREF _Toc189 \h</w:instrText>
+              <w:instrText xml:space="preserve">PAGEREF _Toc2 \h</w:instrText>
               <w:fldChar w:fldCharType="separate"/>
               <w:fldChar w:fldCharType="end"/>
             </w:r>
@@ -176,7 +176,7 @@
             </w:tabs>
             <w:ind w:left="220"/>
           </w:pPr>
-          <w:hyperlink w:history="1" w:anchor="_Toc190">
+          <w:hyperlink w:history="1" w:anchor="_Toc3">
             <w:r>
               <w:t xml:space="preserve">1.1. Уравнения Ланчестера и Осипова</w:t>
             </w:r>
@@ -185,7 +185,7 @@
             </w:r>
             <w:r>
               <w:fldChar w:fldCharType="begin" w:dirty="true"/>
-              <w:instrText xml:space="preserve">PAGEREF _Toc190 \h</w:instrText>
+              <w:instrText xml:space="preserve">PAGEREF _Toc3 \h</w:instrText>
               <w:fldChar w:fldCharType="separate"/>
               <w:fldChar w:fldCharType="end"/>
             </w:r>
@@ -199,7 +199,7 @@
             </w:tabs>
             <w:ind w:left="220"/>
           </w:pPr>
-          <w:hyperlink w:history="1" w:anchor="_Toc191">
+          <w:hyperlink w:history="1" w:anchor="_Toc4">
             <w:r>
               <w:t xml:space="preserve">1.2. Что показали данные</w:t>
             </w:r>
@@ -208,7 +208,7 @@
             </w:r>
             <w:r>
               <w:fldChar w:fldCharType="begin" w:dirty="true"/>
-              <w:instrText xml:space="preserve">PAGEREF _Toc191 \h</w:instrText>
+              <w:instrText xml:space="preserve">PAGEREF _Toc4 \h</w:instrText>
               <w:fldChar w:fldCharType="separate"/>
               <w:fldChar w:fldCharType="end"/>
             </w:r>
@@ -221,7 +221,7 @@
               <w:tab w:val="right" w:pos="9638" w:leader="dot"/>
             </w:tabs>
           </w:pPr>
-          <w:hyperlink w:history="1" w:anchor="_Toc192">
+          <w:hyperlink w:history="1" w:anchor="_Toc5">
             <w:r>
               <w:t xml:space="preserve">2. Современные расширения модели</w:t>
             </w:r>
@@ -230,7 +230,7 @@
             </w:r>
             <w:r>
               <w:fldChar w:fldCharType="begin" w:dirty="true"/>
-              <w:instrText xml:space="preserve">PAGEREF _Toc192 \h</w:instrText>
+              <w:instrText xml:space="preserve">PAGEREF _Toc5 \h</w:instrText>
               <w:fldChar w:fldCharType="separate"/>
               <w:fldChar w:fldCharType="end"/>
             </w:r>
@@ -244,7 +244,7 @@
             </w:tabs>
             <w:ind w:left="220"/>
           </w:pPr>
-          <w:hyperlink w:history="1" w:anchor="_Toc193">
+          <w:hyperlink w:history="1" w:anchor="_Toc6">
             <w:r>
               <w:t xml:space="preserve">2.1. Модель залпов (Хьюз)</w:t>
             </w:r>
@@ -253,7 +253,7 @@
             </w:r>
             <w:r>
               <w:fldChar w:fldCharType="begin" w:dirty="true"/>
-              <w:instrText xml:space="preserve">PAGEREF _Toc193 \h</w:instrText>
+              <w:instrText xml:space="preserve">PAGEREF _Toc6 \h</w:instrText>
               <w:fldChar w:fldCharType="separate"/>
               <w:fldChar w:fldCharType="end"/>
             </w:r>
@@ -267,7 +267,7 @@
             </w:tabs>
             <w:ind w:left="220"/>
           </w:pPr>
-          <w:hyperlink w:history="1" w:anchor="_Toc194">
+          <w:hyperlink w:history="1" w:anchor="_Toc7">
             <w:r>
               <w:t xml:space="preserve">2.2. Трёхсторонний бой и дроны</w:t>
             </w:r>
@@ -276,7 +276,7 @@
             </w:r>
             <w:r>
               <w:fldChar w:fldCharType="begin" w:dirty="true"/>
-              <w:instrText xml:space="preserve">PAGEREF _Toc194 \h</w:instrText>
+              <w:instrText xml:space="preserve">PAGEREF _Toc7 \h</w:instrText>
               <w:fldChar w:fldCharType="separate"/>
               <w:fldChar w:fldCharType="end"/>
             </w:r>
@@ -290,7 +290,7 @@
             </w:tabs>
             <w:ind w:left="220"/>
           </w:pPr>
-          <w:hyperlink w:history="1" w:anchor="_Toc195">
+          <w:hyperlink w:history="1" w:anchor="_Toc8">
             <w:r>
               <w:t xml:space="preserve">2.3. Проверка на войне России и Украины: решает ли выпуск дронов</w:t>
             </w:r>
@@ -299,7 +299,7 @@
             </w:r>
             <w:r>
               <w:fldChar w:fldCharType="begin" w:dirty="true"/>
-              <w:instrText xml:space="preserve">PAGEREF _Toc195 \h</w:instrText>
+              <w:instrText xml:space="preserve">PAGEREF _Toc8 \h</w:instrText>
               <w:fldChar w:fldCharType="separate"/>
               <w:fldChar w:fldCharType="end"/>
             </w:r>
@@ -312,7 +312,7 @@
               <w:tab w:val="right" w:pos="9638" w:leader="dot"/>
             </w:tabs>
           </w:pPr>
-          <w:hyperlink w:history="1" w:anchor="_Toc196">
+          <w:hyperlink w:history="1" w:anchor="_Toc9">
             <w:r>
               <w:t xml:space="preserve">3. Как модели учитывают разведку и психологию</w:t>
             </w:r>
@@ -321,7 +321,7 @@
             </w:r>
             <w:r>
               <w:fldChar w:fldCharType="begin" w:dirty="true"/>
-              <w:instrText xml:space="preserve">PAGEREF _Toc196 \h</w:instrText>
+              <w:instrText xml:space="preserve">PAGEREF _Toc9 \h</w:instrText>
               <w:fldChar w:fldCharType="separate"/>
               <w:fldChar w:fldCharType="end"/>
             </w:r>
@@ -335,7 +335,7 @@
             </w:tabs>
             <w:ind w:left="220"/>
           </w:pPr>
-          <w:hyperlink w:history="1" w:anchor="_Toc197">
+          <w:hyperlink w:history="1" w:anchor="_Toc10">
             <w:r>
               <w:t xml:space="preserve">3.1. Разведка — переход между законами</w:t>
             </w:r>
@@ -344,7 +344,7 @@
             </w:r>
             <w:r>
               <w:fldChar w:fldCharType="begin" w:dirty="true"/>
-              <w:instrText xml:space="preserve">PAGEREF _Toc197 \h</w:instrText>
+              <w:instrText xml:space="preserve">PAGEREF _Toc10 \h</w:instrText>
               <w:fldChar w:fldCharType="separate"/>
               <w:fldChar w:fldCharType="end"/>
             </w:r>
@@ -358,7 +358,7 @@
             </w:tabs>
             <w:ind w:left="220"/>
           </w:pPr>
-          <w:hyperlink w:history="1" w:anchor="_Toc198">
+          <w:hyperlink w:history="1" w:anchor="_Toc11">
             <w:r>
               <w:t xml:space="preserve">3.2. Психология — воля как переменная состояния</w:t>
             </w:r>
@@ -367,7 +367,7 @@
             </w:r>
             <w:r>
               <w:fldChar w:fldCharType="begin" w:dirty="true"/>
-              <w:instrText xml:space="preserve">PAGEREF _Toc198 \h</w:instrText>
+              <w:instrText xml:space="preserve">PAGEREF _Toc11 \h</w:instrText>
               <w:fldChar w:fldCharType="separate"/>
               <w:fldChar w:fldCharType="end"/>
             </w:r>
@@ -380,7 +380,7 @@
               <w:tab w:val="right" w:pos="9638" w:leader="dot"/>
             </w:tabs>
           </w:pPr>
-          <w:hyperlink w:history="1" w:anchor="_Toc199">
+          <w:hyperlink w:history="1" w:anchor="_Toc12">
             <w:r>
               <w:t xml:space="preserve">4. Измерения на сражениях CDB90</w:t>
             </w:r>
@@ -389,7 +389,7 @@
             </w:r>
             <w:r>
               <w:fldChar w:fldCharType="begin" w:dirty="true"/>
-              <w:instrText xml:space="preserve">PAGEREF _Toc199 \h</w:instrText>
+              <w:instrText xml:space="preserve">PAGEREF _Toc12 \h</w:instrText>
               <w:fldChar w:fldCharType="separate"/>
               <w:fldChar w:fldCharType="end"/>
             </w:r>
@@ -403,7 +403,7 @@
             </w:tabs>
             <w:ind w:left="220"/>
           </w:pPr>
-          <w:hyperlink w:history="1" w:anchor="_Toc200">
+          <w:hyperlink w:history="1" w:anchor="_Toc13">
             <w:r>
               <w:t xml:space="preserve">4.1. Закон огня: от чего зависят суточные потери</w:t>
             </w:r>
@@ -412,7 +412,7 @@
             </w:r>
             <w:r>
               <w:fldChar w:fldCharType="begin" w:dirty="true"/>
-              <w:instrText xml:space="preserve">PAGEREF _Toc200 \h</w:instrText>
+              <w:instrText xml:space="preserve">PAGEREF _Toc13 \h</w:instrText>
               <w:fldChar w:fldCharType="separate"/>
               <w:fldChar w:fldCharType="end"/>
             </w:r>
@@ -426,7 +426,7 @@
             </w:tabs>
             <w:ind w:left="220"/>
           </w:pPr>
-          <w:hyperlink w:history="1" w:anchor="_Toc201">
+          <w:hyperlink w:history="1" w:anchor="_Toc14">
             <w:r>
               <w:t xml:space="preserve">4.2. Разведка и психология в численном перевесе</w:t>
             </w:r>
@@ -435,7 +435,7 @@
             </w:r>
             <w:r>
               <w:fldChar w:fldCharType="begin" w:dirty="true"/>
-              <w:instrText xml:space="preserve">PAGEREF _Toc201 \h</w:instrText>
+              <w:instrText xml:space="preserve">PAGEREF _Toc14 \h</w:instrText>
               <w:fldChar w:fldCharType="separate"/>
               <w:fldChar w:fldCharType="end"/>
             </w:r>
@@ -449,7 +449,7 @@
             </w:tabs>
             <w:ind w:left="220"/>
           </w:pPr>
-          <w:hyperlink w:history="1" w:anchor="_Toc202">
+          <w:hyperlink w:history="1" w:anchor="_Toc15">
             <w:r>
               <w:t xml:space="preserve">4.3. Порог воли</w:t>
             </w:r>
@@ -458,51 +458,7 @@
             </w:r>
             <w:r>
               <w:fldChar w:fldCharType="begin" w:dirty="true"/>
-              <w:instrText xml:space="preserve">PAGEREF _Toc202 \h</w:instrText>
-              <w:fldChar w:fldCharType="separate"/>
-              <w:fldChar w:fldCharType="end"/>
-            </w:r>
-          </w:hyperlink>
-        </w:p>
-        <w:p>
-          <w:pPr>
-            <w:pStyle w:val="TOC1"/>
-            <w:tabs>
-              <w:tab w:val="right" w:pos="9638" w:leader="dot"/>
-            </w:tabs>
-          </w:pPr>
-          <w:hyperlink w:history="1" w:anchor="_Toc203">
-            <w:r>
-              <w:t xml:space="preserve">5. Разбор распространённых утверждений</w:t>
-            </w:r>
-            <w:r>
-              <w:tab/>
-            </w:r>
-            <w:r>
-              <w:fldChar w:fldCharType="begin" w:dirty="true"/>
-              <w:instrText xml:space="preserve">PAGEREF _Toc203 \h</w:instrText>
-              <w:fldChar w:fldCharType="separate"/>
-              <w:fldChar w:fldCharType="end"/>
-            </w:r>
-          </w:hyperlink>
-        </w:p>
-        <w:p>
-          <w:pPr>
-            <w:pStyle w:val="TOC1"/>
-            <w:tabs>
-              <w:tab w:val="right" w:pos="9638" w:leader="dot"/>
-            </w:tabs>
-          </w:pPr>
-          <w:hyperlink w:history="1" w:anchor="_Toc204">
-            <w:r>
-              <w:t xml:space="preserve">6. Научная новизна</w:t>
-            </w:r>
-            <w:r>
-              <w:tab/>
-            </w:r>
-            <w:r>
-              <w:fldChar w:fldCharType="begin" w:dirty="true"/>
-              <w:instrText xml:space="preserve">PAGEREF _Toc204 \h</w:instrText>
+              <w:instrText xml:space="preserve">PAGEREF _Toc15 \h</w:instrText>
               <w:fldChar w:fldCharType="separate"/>
               <w:fldChar w:fldCharType="end"/>
             </w:r>
@@ -516,16 +472,16 @@
             </w:tabs>
             <w:ind w:left="220"/>
           </w:pPr>
-          <w:hyperlink w:history="1" w:anchor="_Toc205">
-            <w:r>
-              <w:t xml:space="preserve">6.1. Не ново</w:t>
+          <w:hyperlink w:history="1" w:anchor="_Toc16">
+            <w:r>
+              <w:t xml:space="preserve">4.4. Потенциал × эффективность: что объясняет исход (ветка А)</w:t>
             </w:r>
             <w:r>
               <w:tab/>
             </w:r>
             <w:r>
               <w:fldChar w:fldCharType="begin" w:dirty="true"/>
-              <w:instrText xml:space="preserve">PAGEREF _Toc205 \h</w:instrText>
+              <w:instrText xml:space="preserve">PAGEREF _Toc16 \h</w:instrText>
               <w:fldChar w:fldCharType="separate"/>
               <w:fldChar w:fldCharType="end"/>
             </w:r>
@@ -539,16 +495,60 @@
             </w:tabs>
             <w:ind w:left="220"/>
           </w:pPr>
-          <w:hyperlink w:history="1" w:anchor="_Toc206">
-            <w:r>
-              <w:t xml:space="preserve">6.2. Возможно ново (приоритет нужно подтвердить обзором литературы)</w:t>
+          <w:hyperlink w:history="1" w:anchor="_Toc17">
+            <w:r>
+              <w:t xml:space="preserve">4.5. Порядок индекса и баланс сил (ветка Г)</w:t>
             </w:r>
             <w:r>
               <w:tab/>
             </w:r>
             <w:r>
               <w:fldChar w:fldCharType="begin" w:dirty="true"/>
-              <w:instrText xml:space="preserve">PAGEREF _Toc206 \h</w:instrText>
+              <w:instrText xml:space="preserve">PAGEREF _Toc17 \h</w:instrText>
+              <w:fldChar w:fldCharType="separate"/>
+              <w:fldChar w:fldCharType="end"/>
+            </w:r>
+          </w:hyperlink>
+        </w:p>
+        <w:p>
+          <w:pPr>
+            <w:pStyle w:val="TOC1"/>
+            <w:tabs>
+              <w:tab w:val="right" w:pos="9638" w:leader="dot"/>
+            </w:tabs>
+          </w:pPr>
+          <w:hyperlink w:history="1" w:anchor="_Toc18">
+            <w:r>
+              <w:t xml:space="preserve">5. Разбор распространённых утверждений</w:t>
+            </w:r>
+            <w:r>
+              <w:tab/>
+            </w:r>
+            <w:r>
+              <w:fldChar w:fldCharType="begin" w:dirty="true"/>
+              <w:instrText xml:space="preserve">PAGEREF _Toc18 \h</w:instrText>
+              <w:fldChar w:fldCharType="separate"/>
+              <w:fldChar w:fldCharType="end"/>
+            </w:r>
+          </w:hyperlink>
+        </w:p>
+        <w:p>
+          <w:pPr>
+            <w:pStyle w:val="TOC1"/>
+            <w:tabs>
+              <w:tab w:val="right" w:pos="9638" w:leader="dot"/>
+            </w:tabs>
+          </w:pPr>
+          <w:hyperlink w:history="1" w:anchor="_Toc19">
+            <w:r>
+              <w:t xml:space="preserve">6. Научная новизна</w:t>
+            </w:r>
+            <w:r>
+              <w:tab/>
+            </w:r>
+            <w:r>
+              <w:fldChar w:fldCharType="begin" w:dirty="true"/>
+              <w:instrText xml:space="preserve">PAGEREF _Toc19 \h</w:instrText>
               <w:fldChar w:fldCharType="separate"/>
               <w:fldChar w:fldCharType="end"/>
             </w:r>
@@ -562,7 +562,53 @@
             </w:tabs>
             <w:ind w:left="220"/>
           </w:pPr>
-          <w:hyperlink w:history="1" w:anchor="_Toc207">
+          <w:hyperlink w:history="1" w:anchor="_Toc20">
+            <w:r>
+              <w:t xml:space="preserve">6.1. Не ново</w:t>
+            </w:r>
+            <w:r>
+              <w:tab/>
+            </w:r>
+            <w:r>
+              <w:fldChar w:fldCharType="begin" w:dirty="true"/>
+              <w:instrText xml:space="preserve">PAGEREF _Toc20 \h</w:instrText>
+              <w:fldChar w:fldCharType="separate"/>
+              <w:fldChar w:fldCharType="end"/>
+            </w:r>
+          </w:hyperlink>
+        </w:p>
+        <w:p>
+          <w:pPr>
+            <w:pStyle w:val="TOC2"/>
+            <w:tabs>
+              <w:tab w:val="right" w:pos="9638" w:leader="dot"/>
+            </w:tabs>
+            <w:ind w:left="220"/>
+          </w:pPr>
+          <w:hyperlink w:history="1" w:anchor="_Toc21">
+            <w:r>
+              <w:t xml:space="preserve">6.2. Возможно ново (приоритет нужно подтвердить обзором литературы)</w:t>
+            </w:r>
+            <w:r>
+              <w:tab/>
+            </w:r>
+            <w:r>
+              <w:fldChar w:fldCharType="begin" w:dirty="true"/>
+              <w:instrText xml:space="preserve">PAGEREF _Toc21 \h</w:instrText>
+              <w:fldChar w:fldCharType="separate"/>
+              <w:fldChar w:fldCharType="end"/>
+            </w:r>
+          </w:hyperlink>
+        </w:p>
+        <w:p>
+          <w:pPr>
+            <w:pStyle w:val="TOC2"/>
+            <w:tabs>
+              <w:tab w:val="right" w:pos="9638" w:leader="dot"/>
+            </w:tabs>
+            <w:ind w:left="220"/>
+          </w:pPr>
+          <w:hyperlink w:history="1" w:anchor="_Toc22">
             <w:r>
               <w:t xml:space="preserve">6.3. Где пробел</w:t>
             </w:r>
@@ -571,7 +617,7 @@
             </w:r>
             <w:r>
               <w:fldChar w:fldCharType="begin" w:dirty="true"/>
-              <w:instrText xml:space="preserve">PAGEREF _Toc207 \h</w:instrText>
+              <w:instrText xml:space="preserve">PAGEREF _Toc22 \h</w:instrText>
               <w:fldChar w:fldCharType="separate"/>
               <w:fldChar w:fldCharType="end"/>
             </w:r>
@@ -584,7 +630,7 @@
               <w:tab w:val="right" w:pos="9638" w:leader="dot"/>
             </w:tabs>
           </w:pPr>
-          <w:hyperlink w:history="1" w:anchor="_Toc208">
+          <w:hyperlink w:history="1" w:anchor="_Toc23">
             <w:r>
               <w:t xml:space="preserve">7. Конкурент: TENET Intelligence MCI</w:t>
             </w:r>
@@ -593,7 +639,7 @@
             </w:r>
             <w:r>
               <w:fldChar w:fldCharType="begin" w:dirty="true"/>
-              <w:instrText xml:space="preserve">PAGEREF _Toc208 \h</w:instrText>
+              <w:instrText xml:space="preserve">PAGEREF _Toc23 \h</w:instrText>
               <w:fldChar w:fldCharType="separate"/>
               <w:fldChar w:fldCharType="end"/>
             </w:r>
@@ -606,7 +652,7 @@
               <w:tab w:val="right" w:pos="9638" w:leader="dot"/>
             </w:tabs>
           </w:pPr>
-          <w:hyperlink w:history="1" w:anchor="_Toc209">
+          <w:hyperlink w:history="1" w:anchor="_Toc24">
             <w:r>
               <w:t xml:space="preserve">8. План</w:t>
             </w:r>
@@ -615,7 +661,7 @@
             </w:r>
             <w:r>
               <w:fldChar w:fldCharType="begin" w:dirty="true"/>
-              <w:instrText xml:space="preserve">PAGEREF _Toc209 \h</w:instrText>
+              <w:instrText xml:space="preserve">PAGEREF _Toc24 \h</w:instrText>
               <w:fldChar w:fldCharType="separate"/>
               <w:fldChar w:fldCharType="end"/>
             </w:r>
@@ -628,7 +674,7 @@
               <w:tab w:val="right" w:pos="9638" w:leader="dot"/>
             </w:tabs>
           </w:pPr>
-          <w:hyperlink w:history="1" w:anchor="_Toc210">
+          <w:hyperlink w:history="1" w:anchor="_Toc25">
             <w:r>
               <w:t xml:space="preserve">Литература</w:t>
             </w:r>
@@ -637,7 +683,7 @@
             </w:r>
             <w:r>
               <w:fldChar w:fldCharType="begin" w:dirty="true"/>
-              <w:instrText xml:space="preserve">PAGEREF _Toc210 \h</w:instrText>
+              <w:instrText xml:space="preserve">PAGEREF _Toc25 \h</w:instrText>
               <w:fldChar w:fldCharType="separate"/>
               <w:fldChar w:fldCharType="end"/>
             </w:r>
@@ -668,11 +714,11 @@
         <w:pStyle w:val="Heading1"/>
         <w:pageBreakBefore/>
       </w:pPr>
-      <w:bookmarkStart w:name="_Toc188" w:id="188"/>
+      <w:bookmarkStart w:name="_Toc1" w:id="1"/>
       <w:r>
         <w:t xml:space="preserve">Резюме</w:t>
       </w:r>
-      <w:bookmarkEnd w:id="188"/>
+      <w:bookmarkEnd w:id="1"/>
     </w:p>
     <w:p>
       <w:pPr>
@@ -787,6 +833,26 @@
           <w:b/>
           <w:bCs/>
         </w:rPr>
+        <w:t xml:space="preserve">Потенциал против эффективности.</w:t>
+      </w:r>
+      <w:r>
+        <w:t xml:space="preserve"> Вне выборки численность добавляет к предсказанию исхода сражения +0,009 на сражение, семь факторов эффективности — +0,180 (95% всего прироста). А порядок индекса на 10 войнах 2018–2025 гг. не только не предсказывает, хватит ли перевеса (AUC 0,13), но и обратен исходу: индекс измеряет ресурсы, не эффективность.</w:t>
+      </w:r>
+    </w:p>
+    <w:p>
+      <w:pPr>
+        <w:pStyle w:val="ListParagraph"/>
+        <w:numPr>
+          <w:ilvl w:val="0"/>
+          <w:numId w:val="2"/>
+        </w:numPr>
+        <w:spacing w:after="60" w:line="276"/>
+      </w:pPr>
+      <w:r>
+        <w:rPr>
+          <w:b/>
+          <w:bCs/>
+        </w:rPr>
         <w:t xml:space="preserve">Научная новизна ИВМ — в проверяемости:</w:t>
       </w:r>
       <w:r>
@@ -808,21 +874,21 @@
         <w:pStyle w:val="Heading1"/>
         <w:pageBreakBefore/>
       </w:pPr>
-      <w:bookmarkStart w:name="_Toc189" w:id="189"/>
+      <w:bookmarkStart w:name="_Toc2" w:id="2"/>
       <w:r>
         <w:t xml:space="preserve">1. Классическая модель и её проверка</w:t>
       </w:r>
-      <w:bookmarkEnd w:id="189"/>
+      <w:bookmarkEnd w:id="2"/>
     </w:p>
     <w:p>
       <w:pPr>
         <w:pStyle w:val="Heading2"/>
       </w:pPr>
-      <w:bookmarkStart w:name="_Toc190" w:id="190"/>
+      <w:bookmarkStart w:name="_Toc3" w:id="3"/>
       <w:r>
         <w:t xml:space="preserve">1.1. Уравнения Ланчестера и Осипова</w:t>
       </w:r>
-      <w:bookmarkEnd w:id="190"/>
+      <w:bookmarkEnd w:id="3"/>
     </w:p>
     <w:p>
       <w:pPr>
@@ -933,11 +999,11 @@
       <w:pPr>
         <w:pStyle w:val="Heading2"/>
       </w:pPr>
-      <w:bookmarkStart w:name="_Toc191" w:id="191"/>
+      <w:bookmarkStart w:name="_Toc4" w:id="4"/>
       <w:r>
         <w:t xml:space="preserve">1.2. Что показали данные</w:t>
       </w:r>
-      <w:bookmarkEnd w:id="191"/>
+      <w:bookmarkEnd w:id="4"/>
     </w:p>
     <w:tbl>
       <w:tblPr>
@@ -1532,11 +1598,11 @@
         <w:pStyle w:val="Heading1"/>
         <w:pageBreakBefore/>
       </w:pPr>
-      <w:bookmarkStart w:name="_Toc192" w:id="192"/>
+      <w:bookmarkStart w:name="_Toc5" w:id="5"/>
       <w:r>
         <w:t xml:space="preserve">2. Современные расширения модели</w:t>
       </w:r>
-      <w:bookmarkEnd w:id="192"/>
+      <w:bookmarkEnd w:id="5"/>
     </w:p>
     <w:p>
       <w:pPr>
@@ -3456,11 +3522,11 @@
       <w:pPr>
         <w:pStyle w:val="Heading2"/>
       </w:pPr>
-      <w:bookmarkStart w:name="_Toc193" w:id="193"/>
+      <w:bookmarkStart w:name="_Toc6" w:id="6"/>
       <w:r>
         <w:t xml:space="preserve">2.1. Модель залпов (Хьюз)</w:t>
       </w:r>
-      <w:bookmarkEnd w:id="193"/>
+      <w:bookmarkEnd w:id="6"/>
     </w:p>
     <w:p>
       <w:pPr>
@@ -3518,11 +3584,11 @@
       <w:pPr>
         <w:pStyle w:val="Heading2"/>
       </w:pPr>
-      <w:bookmarkStart w:name="_Toc194" w:id="194"/>
+      <w:bookmarkStart w:name="_Toc7" w:id="7"/>
       <w:r>
         <w:t xml:space="preserve">2.2. Трёхсторонний бой и дроны</w:t>
       </w:r>
-      <w:bookmarkEnd w:id="194"/>
+      <w:bookmarkEnd w:id="7"/>
     </w:p>
     <w:p>
       <w:pPr>
@@ -3537,11 +3603,11 @@
       <w:pPr>
         <w:pStyle w:val="Heading2"/>
       </w:pPr>
-      <w:bookmarkStart w:name="_Toc195" w:id="195"/>
+      <w:bookmarkStart w:name="_Toc8" w:id="8"/>
       <w:r>
         <w:t xml:space="preserve">2.3. Проверка на войне России и Украины: решает ли выпуск дронов</w:t>
       </w:r>
-      <w:bookmarkEnd w:id="195"/>
+      <w:bookmarkEnd w:id="8"/>
     </w:p>
     <w:p>
       <w:pPr>
@@ -4531,21 +4597,21 @@
         <w:pStyle w:val="Heading1"/>
         <w:pageBreakBefore/>
       </w:pPr>
-      <w:bookmarkStart w:name="_Toc196" w:id="196"/>
+      <w:bookmarkStart w:name="_Toc9" w:id="9"/>
       <w:r>
         <w:t xml:space="preserve">3. Как модели учитывают разведку и психологию</w:t>
       </w:r>
-      <w:bookmarkEnd w:id="196"/>
+      <w:bookmarkEnd w:id="9"/>
     </w:p>
     <w:p>
       <w:pPr>
         <w:pStyle w:val="Heading2"/>
       </w:pPr>
-      <w:bookmarkStart w:name="_Toc197" w:id="197"/>
+      <w:bookmarkStart w:name="_Toc10" w:id="10"/>
       <w:r>
         <w:t xml:space="preserve">3.1. Разведка — переход между законами</w:t>
       </w:r>
-      <w:bookmarkEnd w:id="197"/>
+      <w:bookmarkEnd w:id="10"/>
     </w:p>
     <w:p>
       <w:pPr>
@@ -4620,11 +4686,11 @@
       <w:pPr>
         <w:pStyle w:val="Heading2"/>
       </w:pPr>
-      <w:bookmarkStart w:name="_Toc198" w:id="198"/>
+      <w:bookmarkStart w:name="_Toc11" w:id="11"/>
       <w:r>
         <w:t xml:space="preserve">3.2. Психология — воля как переменная состояния</w:t>
       </w:r>
-      <w:bookmarkEnd w:id="198"/>
+      <w:bookmarkEnd w:id="11"/>
     </w:p>
     <w:p>
       <w:pPr>
@@ -4701,11 +4767,11 @@
         <w:pStyle w:val="Heading1"/>
         <w:pageBreakBefore/>
       </w:pPr>
-      <w:bookmarkStart w:name="_Toc199" w:id="199"/>
+      <w:bookmarkStart w:name="_Toc12" w:id="12"/>
       <w:r>
         <w:t xml:space="preserve">4. Измерения на сражениях CDB90</w:t>
       </w:r>
-      <w:bookmarkEnd w:id="199"/>
+      <w:bookmarkEnd w:id="12"/>
     </w:p>
     <w:p>
       <w:pPr>
@@ -4741,11 +4807,11 @@
       <w:pPr>
         <w:pStyle w:val="Heading2"/>
       </w:pPr>
-      <w:bookmarkStart w:name="_Toc200" w:id="200"/>
+      <w:bookmarkStart w:name="_Toc13" w:id="13"/>
       <w:r>
         <w:t xml:space="preserve">4.1. Закон огня: от чего зависят суточные потери</w:t>
       </w:r>
-      <w:bookmarkEnd w:id="200"/>
+      <w:bookmarkEnd w:id="13"/>
     </w:p>
     <w:p>
       <w:pPr>
@@ -5672,11 +5738,11 @@
       <w:pPr>
         <w:pStyle w:val="Heading2"/>
       </w:pPr>
-      <w:bookmarkStart w:name="_Toc201" w:id="201"/>
+      <w:bookmarkStart w:name="_Toc14" w:id="14"/>
       <w:r>
         <w:t xml:space="preserve">4.2. Разведка и психология в численном перевесе</w:t>
       </w:r>
-      <w:bookmarkEnd w:id="201"/>
+      <w:bookmarkEnd w:id="14"/>
     </w:p>
     <w:p>
       <w:pPr>
@@ -7183,11 +7249,11 @@
       <w:pPr>
         <w:pStyle w:val="Heading2"/>
       </w:pPr>
-      <w:bookmarkStart w:name="_Toc202" w:id="202"/>
+      <w:bookmarkStart w:name="_Toc15" w:id="15"/>
       <w:r>
         <w:t xml:space="preserve">4.3. Порог воли</w:t>
       </w:r>
-      <w:bookmarkEnd w:id="202"/>
+      <w:bookmarkEnd w:id="15"/>
     </w:p>
     <w:p>
       <w:pPr>
@@ -7980,14 +8046,2467 @@
     </w:p>
     <w:p>
       <w:pPr>
+        <w:pStyle w:val="Heading2"/>
+      </w:pPr>
+      <w:bookmarkStart w:name="_Toc16" w:id="16"/>
+      <w:r>
+        <w:t xml:space="preserve">4.4. Потенциал × эффективность: что объясняет исход (ветка А)</w:t>
+      </w:r>
+      <w:bookmarkEnd w:id="16"/>
+    </w:p>
+    <w:p>
+      <w:pPr>
+        <w:spacing w:after="120" w:line="288"/>
+        <w:jc w:val="both"/>
+      </w:pPr>
+      <w:r>
+        <w:t xml:space="preserve">Гипотеза: сила стороны — произведение потенциала (численности) на эффективность. Проверка — перекрёстная (5 частей × 40 повторов), 343 сражений без пропусков по факторам, мера — логарифмическая оценка вне выборки на сражение (выше — лучше); правило протокола ddf406d зафиксировано до расчёта: прирост от факторов поверх численности не меньше 0,10 и доверительный интервал выше нуля.</w:t>
+      </w:r>
+    </w:p>
+    <w:tbl>
+      <w:tblPr>
+        <w:tblW w:type="dxa" w:w="9638"/>
+        <w:tblBorders>
+          <w:top w:val="single" w:color="auto" w:sz="4"/>
+          <w:left w:val="single" w:color="auto" w:sz="4"/>
+          <w:bottom w:val="single" w:color="auto" w:sz="4"/>
+          <w:right w:val="single" w:color="auto" w:sz="4"/>
+          <w:insideH w:val="single" w:color="auto" w:sz="4"/>
+          <w:insideV w:val="single" w:color="auto" w:sz="4"/>
+        </w:tblBorders>
+      </w:tblPr>
+      <w:tblGrid>
+        <w:gridCol w:w="963"/>
+        <w:gridCol w:w="4433"/>
+        <w:gridCol w:w="1927"/>
+        <w:gridCol w:w="2315"/>
+      </w:tblGrid>
+      <w:tr>
+        <w:trPr>
+          <w:tblHeader/>
+        </w:trPr>
+        <w:tc>
+          <w:tcPr>
+            <w:tcW w:type="dxa" w:w="963"/>
+            <w:tcBorders>
+              <w:top w:val="single" w:color="C9CEC5" w:sz="4"/>
+              <w:left w:val="single" w:color="C9CEC5" w:sz="4"/>
+              <w:bottom w:val="single" w:color="C9CEC5" w:sz="4"/>
+              <w:right w:val="single" w:color="C9CEC5" w:sz="4"/>
+            </w:tcBorders>
+            <w:shd w:fill="1F2A24" w:color="auto" w:val="clear"/>
+            <w:tcMar>
+              <w:top w:type="dxa" w:w="60"/>
+              <w:left w:type="dxa" w:w="90"/>
+              <w:bottom w:type="dxa" w:w="60"/>
+              <w:right w:type="dxa" w:w="90"/>
+            </w:tcMar>
+            <w:vAlign w:val="top"/>
+          </w:tcPr>
+          <w:p>
+            <w:pPr>
+              <w:spacing w:after="20"/>
+              <w:jc w:val="left"/>
+            </w:pPr>
+            <w:r>
+              <w:rPr>
+                <w:b/>
+                <w:bCs/>
+                <w:color w:val="FFFFFF"/>
+                <w:sz w:val="16"/>
+                <w:szCs w:val="16"/>
+              </w:rPr>
+              <w:t xml:space="preserve">Модель</w:t>
+            </w:r>
+          </w:p>
+        </w:tc>
+        <w:tc>
+          <w:tcPr>
+            <w:tcW w:type="dxa" w:w="4433"/>
+            <w:tcBorders>
+              <w:top w:val="single" w:color="C9CEC5" w:sz="4"/>
+              <w:left w:val="single" w:color="C9CEC5" w:sz="4"/>
+              <w:bottom w:val="single" w:color="C9CEC5" w:sz="4"/>
+              <w:right w:val="single" w:color="C9CEC5" w:sz="4"/>
+            </w:tcBorders>
+            <w:shd w:fill="1F2A24" w:color="auto" w:val="clear"/>
+            <w:tcMar>
+              <w:top w:type="dxa" w:w="60"/>
+              <w:left w:type="dxa" w:w="90"/>
+              <w:bottom w:type="dxa" w:w="60"/>
+              <w:right w:type="dxa" w:w="90"/>
+            </w:tcMar>
+            <w:vAlign w:val="top"/>
+          </w:tcPr>
+          <w:p>
+            <w:pPr>
+              <w:spacing w:after="20"/>
+              <w:jc w:val="left"/>
+            </w:pPr>
+            <w:r>
+              <w:rPr>
+                <w:b/>
+                <w:bCs/>
+                <w:color w:val="FFFFFF"/>
+                <w:sz w:val="16"/>
+                <w:szCs w:val="16"/>
+              </w:rPr>
+              <w:t xml:space="preserve">Признаки</w:t>
+            </w:r>
+          </w:p>
+        </w:tc>
+        <w:tc>
+          <w:tcPr>
+            <w:tcW w:type="dxa" w:w="1927"/>
+            <w:tcBorders>
+              <w:top w:val="single" w:color="C9CEC5" w:sz="4"/>
+              <w:left w:val="single" w:color="C9CEC5" w:sz="4"/>
+              <w:bottom w:val="single" w:color="C9CEC5" w:sz="4"/>
+              <w:right w:val="single" w:color="C9CEC5" w:sz="4"/>
+            </w:tcBorders>
+            <w:shd w:fill="1F2A24" w:color="auto" w:val="clear"/>
+            <w:tcMar>
+              <w:top w:type="dxa" w:w="60"/>
+              <w:left w:type="dxa" w:w="90"/>
+              <w:bottom w:type="dxa" w:w="60"/>
+              <w:right w:type="dxa" w:w="90"/>
+            </w:tcMar>
+            <w:vAlign w:val="top"/>
+          </w:tcPr>
+          <w:p>
+            <w:pPr>
+              <w:spacing w:after="20"/>
+              <w:jc w:val="left"/>
+            </w:pPr>
+            <w:r>
+              <w:rPr>
+                <w:b/>
+                <w:bCs/>
+                <w:color w:val="FFFFFF"/>
+                <w:sz w:val="16"/>
+                <w:szCs w:val="16"/>
+              </w:rPr>
+              <w:t xml:space="preserve">Оценка вне выборки</w:t>
+            </w:r>
+          </w:p>
+        </w:tc>
+        <w:tc>
+          <w:tcPr>
+            <w:tcW w:type="dxa" w:w="2315"/>
+            <w:tcBorders>
+              <w:top w:val="single" w:color="C9CEC5" w:sz="4"/>
+              <w:left w:val="single" w:color="C9CEC5" w:sz="4"/>
+              <w:bottom w:val="single" w:color="C9CEC5" w:sz="4"/>
+              <w:right w:val="single" w:color="C9CEC5" w:sz="4"/>
+            </w:tcBorders>
+            <w:shd w:fill="1F2A24" w:color="auto" w:val="clear"/>
+            <w:tcMar>
+              <w:top w:type="dxa" w:w="60"/>
+              <w:left w:type="dxa" w:w="90"/>
+              <w:bottom w:type="dxa" w:w="60"/>
+              <w:right w:type="dxa" w:w="90"/>
+            </w:tcMar>
+            <w:vAlign w:val="top"/>
+          </w:tcPr>
+          <w:p>
+            <w:pPr>
+              <w:spacing w:after="20"/>
+              <w:jc w:val="left"/>
+            </w:pPr>
+            <w:r>
+              <w:rPr>
+                <w:b/>
+                <w:bCs/>
+                <w:color w:val="FFFFFF"/>
+                <w:sz w:val="16"/>
+                <w:szCs w:val="16"/>
+              </w:rPr>
+              <w:t xml:space="preserve">Прирост к предыдущей</w:t>
+            </w:r>
+          </w:p>
+        </w:tc>
+      </w:tr>
+      <w:tr>
+        <w:trPr>
+          <w:cantSplit/>
+        </w:trPr>
+        <w:tc>
+          <w:tcPr>
+            <w:tcW w:type="dxa" w:w="963"/>
+            <w:tcBorders>
+              <w:top w:val="single" w:color="C9CEC5" w:sz="4"/>
+              <w:left w:val="single" w:color="C9CEC5" w:sz="4"/>
+              <w:bottom w:val="single" w:color="C9CEC5" w:sz="4"/>
+              <w:right w:val="single" w:color="C9CEC5" w:sz="4"/>
+            </w:tcBorders>
+            <w:tcMar>
+              <w:top w:type="dxa" w:w="60"/>
+              <w:left w:type="dxa" w:w="90"/>
+              <w:bottom w:type="dxa" w:w="60"/>
+              <w:right w:type="dxa" w:w="90"/>
+            </w:tcMar>
+            <w:vAlign w:val="top"/>
+          </w:tcPr>
+          <w:p>
+            <w:pPr>
+              <w:spacing w:after="20"/>
+              <w:jc w:val="left"/>
+            </w:pPr>
+            <w:r>
+              <w:rPr>
+                <w:b w:val="false"/>
+                <w:bCs w:val="false"/>
+                <w:color w:val="1A1F1B"/>
+                <w:sz w:val="16"/>
+                <w:szCs w:val="16"/>
+              </w:rPr>
+              <w:t xml:space="preserve">A0</w:t>
+            </w:r>
+          </w:p>
+        </w:tc>
+        <w:tc>
+          <w:tcPr>
+            <w:tcW w:type="dxa" w:w="4433"/>
+            <w:tcBorders>
+              <w:top w:val="single" w:color="C9CEC5" w:sz="4"/>
+              <w:left w:val="single" w:color="C9CEC5" w:sz="4"/>
+              <w:bottom w:val="single" w:color="C9CEC5" w:sz="4"/>
+              <w:right w:val="single" w:color="C9CEC5" w:sz="4"/>
+            </w:tcBorders>
+            <w:tcMar>
+              <w:top w:type="dxa" w:w="60"/>
+              <w:left w:type="dxa" w:w="90"/>
+              <w:bottom w:type="dxa" w:w="60"/>
+              <w:right w:type="dxa" w:w="90"/>
+            </w:tcMar>
+            <w:vAlign w:val="top"/>
+          </w:tcPr>
+          <w:p>
+            <w:pPr>
+              <w:spacing w:after="20"/>
+              <w:jc w:val="left"/>
+            </w:pPr>
+            <w:r>
+              <w:rPr>
+                <w:b w:val="false"/>
+                <w:bCs w:val="false"/>
+                <w:color w:val="1A1F1B"/>
+                <w:sz w:val="16"/>
+                <w:szCs w:val="16"/>
+              </w:rPr>
+              <w:t xml:space="preserve">тип обороны</w:t>
+            </w:r>
+          </w:p>
+        </w:tc>
+        <w:tc>
+          <w:tcPr>
+            <w:tcW w:type="dxa" w:w="1927"/>
+            <w:tcBorders>
+              <w:top w:val="single" w:color="C9CEC5" w:sz="4"/>
+              <w:left w:val="single" w:color="C9CEC5" w:sz="4"/>
+              <w:bottom w:val="single" w:color="C9CEC5" w:sz="4"/>
+              <w:right w:val="single" w:color="C9CEC5" w:sz="4"/>
+            </w:tcBorders>
+            <w:tcMar>
+              <w:top w:type="dxa" w:w="60"/>
+              <w:left w:type="dxa" w:w="90"/>
+              <w:bottom w:type="dxa" w:w="60"/>
+              <w:right w:type="dxa" w:w="90"/>
+            </w:tcMar>
+            <w:vAlign w:val="top"/>
+          </w:tcPr>
+          <w:p>
+            <w:pPr>
+              <w:spacing w:after="20"/>
+              <w:jc w:val="left"/>
+            </w:pPr>
+            <w:r>
+              <w:rPr>
+                <w:b w:val="false"/>
+                <w:bCs w:val="false"/>
+                <w:color w:val="1A1F1B"/>
+                <w:sz w:val="16"/>
+                <w:szCs w:val="16"/>
+              </w:rPr>
+              <w:t xml:space="preserve">−0,641</w:t>
+            </w:r>
+          </w:p>
+        </w:tc>
+        <w:tc>
+          <w:tcPr>
+            <w:tcW w:type="dxa" w:w="2315"/>
+            <w:tcBorders>
+              <w:top w:val="single" w:color="C9CEC5" w:sz="4"/>
+              <w:left w:val="single" w:color="C9CEC5" w:sz="4"/>
+              <w:bottom w:val="single" w:color="C9CEC5" w:sz="4"/>
+              <w:right w:val="single" w:color="C9CEC5" w:sz="4"/>
+            </w:tcBorders>
+            <w:tcMar>
+              <w:top w:type="dxa" w:w="60"/>
+              <w:left w:type="dxa" w:w="90"/>
+              <w:bottom w:type="dxa" w:w="60"/>
+              <w:right w:type="dxa" w:w="90"/>
+            </w:tcMar>
+            <w:vAlign w:val="top"/>
+          </w:tcPr>
+          <w:p>
+            <w:pPr>
+              <w:spacing w:after="20"/>
+              <w:jc w:val="left"/>
+            </w:pPr>
+            <w:r>
+              <w:rPr>
+                <w:b w:val="false"/>
+                <w:bCs w:val="false"/>
+                <w:color w:val="1A1F1B"/>
+                <w:sz w:val="16"/>
+                <w:szCs w:val="16"/>
+              </w:rPr>
+              <w:t xml:space="preserve">—</w:t>
+            </w:r>
+          </w:p>
+        </w:tc>
+      </w:tr>
+      <w:tr>
+        <w:trPr>
+          <w:cantSplit/>
+        </w:trPr>
+        <w:tc>
+          <w:tcPr>
+            <w:tcW w:type="dxa" w:w="963"/>
+            <w:tcBorders>
+              <w:top w:val="single" w:color="C9CEC5" w:sz="4"/>
+              <w:left w:val="single" w:color="C9CEC5" w:sz="4"/>
+              <w:bottom w:val="single" w:color="C9CEC5" w:sz="4"/>
+              <w:right w:val="single" w:color="C9CEC5" w:sz="4"/>
+            </w:tcBorders>
+            <w:shd w:fill="F1F3EF" w:color="auto" w:val="clear"/>
+            <w:tcMar>
+              <w:top w:type="dxa" w:w="60"/>
+              <w:left w:type="dxa" w:w="90"/>
+              <w:bottom w:type="dxa" w:w="60"/>
+              <w:right w:type="dxa" w:w="90"/>
+            </w:tcMar>
+            <w:vAlign w:val="top"/>
+          </w:tcPr>
+          <w:p>
+            <w:pPr>
+              <w:spacing w:after="20"/>
+              <w:jc w:val="left"/>
+            </w:pPr>
+            <w:r>
+              <w:rPr>
+                <w:b w:val="false"/>
+                <w:bCs w:val="false"/>
+                <w:color w:val="1A1F1B"/>
+                <w:sz w:val="16"/>
+                <w:szCs w:val="16"/>
+              </w:rPr>
+              <w:t xml:space="preserve">A1</w:t>
+            </w:r>
+          </w:p>
+        </w:tc>
+        <w:tc>
+          <w:tcPr>
+            <w:tcW w:type="dxa" w:w="4433"/>
+            <w:tcBorders>
+              <w:top w:val="single" w:color="C9CEC5" w:sz="4"/>
+              <w:left w:val="single" w:color="C9CEC5" w:sz="4"/>
+              <w:bottom w:val="single" w:color="C9CEC5" w:sz="4"/>
+              <w:right w:val="single" w:color="C9CEC5" w:sz="4"/>
+            </w:tcBorders>
+            <w:shd w:fill="F1F3EF" w:color="auto" w:val="clear"/>
+            <w:tcMar>
+              <w:top w:type="dxa" w:w="60"/>
+              <w:left w:type="dxa" w:w="90"/>
+              <w:bottom w:type="dxa" w:w="60"/>
+              <w:right w:type="dxa" w:w="90"/>
+            </w:tcMar>
+            <w:vAlign w:val="top"/>
+          </w:tcPr>
+          <w:p>
+            <w:pPr>
+              <w:spacing w:after="20"/>
+              <w:jc w:val="left"/>
+            </w:pPr>
+            <w:r>
+              <w:rPr>
+                <w:b w:val="false"/>
+                <w:bCs w:val="false"/>
+                <w:color w:val="1A1F1B"/>
+                <w:sz w:val="16"/>
+                <w:szCs w:val="16"/>
+              </w:rPr>
+              <w:t xml:space="preserve">+ численность (ln N нап / N об)</w:t>
+            </w:r>
+          </w:p>
+        </w:tc>
+        <w:tc>
+          <w:tcPr>
+            <w:tcW w:type="dxa" w:w="1927"/>
+            <w:tcBorders>
+              <w:top w:val="single" w:color="C9CEC5" w:sz="4"/>
+              <w:left w:val="single" w:color="C9CEC5" w:sz="4"/>
+              <w:bottom w:val="single" w:color="C9CEC5" w:sz="4"/>
+              <w:right w:val="single" w:color="C9CEC5" w:sz="4"/>
+            </w:tcBorders>
+            <w:shd w:fill="F1F3EF" w:color="auto" w:val="clear"/>
+            <w:tcMar>
+              <w:top w:type="dxa" w:w="60"/>
+              <w:left w:type="dxa" w:w="90"/>
+              <w:bottom w:type="dxa" w:w="60"/>
+              <w:right w:type="dxa" w:w="90"/>
+            </w:tcMar>
+            <w:vAlign w:val="top"/>
+          </w:tcPr>
+          <w:p>
+            <w:pPr>
+              <w:spacing w:after="20"/>
+              <w:jc w:val="left"/>
+            </w:pPr>
+            <w:r>
+              <w:rPr>
+                <w:b w:val="false"/>
+                <w:bCs w:val="false"/>
+                <w:color w:val="1A1F1B"/>
+                <w:sz w:val="16"/>
+                <w:szCs w:val="16"/>
+              </w:rPr>
+              <w:t xml:space="preserve">−0,632</w:t>
+            </w:r>
+          </w:p>
+        </w:tc>
+        <w:tc>
+          <w:tcPr>
+            <w:tcW w:type="dxa" w:w="2315"/>
+            <w:tcBorders>
+              <w:top w:val="single" w:color="C9CEC5" w:sz="4"/>
+              <w:left w:val="single" w:color="C9CEC5" w:sz="4"/>
+              <w:bottom w:val="single" w:color="C9CEC5" w:sz="4"/>
+              <w:right w:val="single" w:color="C9CEC5" w:sz="4"/>
+            </w:tcBorders>
+            <w:shd w:fill="F1F3EF" w:color="auto" w:val="clear"/>
+            <w:tcMar>
+              <w:top w:type="dxa" w:w="60"/>
+              <w:left w:type="dxa" w:w="90"/>
+              <w:bottom w:type="dxa" w:w="60"/>
+              <w:right w:type="dxa" w:w="90"/>
+            </w:tcMar>
+            <w:vAlign w:val="top"/>
+          </w:tcPr>
+          <w:p>
+            <w:pPr>
+              <w:spacing w:after="20"/>
+              <w:jc w:val="left"/>
+            </w:pPr>
+            <w:r>
+              <w:rPr>
+                <w:b w:val="false"/>
+                <w:bCs w:val="false"/>
+                <w:color w:val="1A1F1B"/>
+                <w:sz w:val="16"/>
+                <w:szCs w:val="16"/>
+              </w:rPr>
+              <w:t xml:space="preserve">+0,009 [+0,003; +0,012]</w:t>
+            </w:r>
+          </w:p>
+        </w:tc>
+      </w:tr>
+      <w:tr>
+        <w:trPr>
+          <w:cantSplit/>
+        </w:trPr>
+        <w:tc>
+          <w:tcPr>
+            <w:tcW w:type="dxa" w:w="963"/>
+            <w:tcBorders>
+              <w:top w:val="single" w:color="C9CEC5" w:sz="4"/>
+              <w:left w:val="single" w:color="C9CEC5" w:sz="4"/>
+              <w:bottom w:val="single" w:color="C9CEC5" w:sz="4"/>
+              <w:right w:val="single" w:color="C9CEC5" w:sz="4"/>
+            </w:tcBorders>
+            <w:tcMar>
+              <w:top w:type="dxa" w:w="60"/>
+              <w:left w:type="dxa" w:w="90"/>
+              <w:bottom w:type="dxa" w:w="60"/>
+              <w:right w:type="dxa" w:w="90"/>
+            </w:tcMar>
+            <w:vAlign w:val="top"/>
+          </w:tcPr>
+          <w:p>
+            <w:pPr>
+              <w:spacing w:after="20"/>
+              <w:jc w:val="left"/>
+            </w:pPr>
+            <w:r>
+              <w:rPr>
+                <w:b w:val="false"/>
+                <w:bCs w:val="false"/>
+                <w:color w:val="1A1F1B"/>
+                <w:sz w:val="16"/>
+                <w:szCs w:val="16"/>
+              </w:rPr>
+              <w:t xml:space="preserve">A2</w:t>
+            </w:r>
+          </w:p>
+        </w:tc>
+        <w:tc>
+          <w:tcPr>
+            <w:tcW w:type="dxa" w:w="4433"/>
+            <w:tcBorders>
+              <w:top w:val="single" w:color="C9CEC5" w:sz="4"/>
+              <w:left w:val="single" w:color="C9CEC5" w:sz="4"/>
+              <w:bottom w:val="single" w:color="C9CEC5" w:sz="4"/>
+              <w:right w:val="single" w:color="C9CEC5" w:sz="4"/>
+            </w:tcBorders>
+            <w:tcMar>
+              <w:top w:type="dxa" w:w="60"/>
+              <w:left w:type="dxa" w:w="90"/>
+              <w:bottom w:type="dxa" w:w="60"/>
+              <w:right w:type="dxa" w:w="90"/>
+            </w:tcMar>
+            <w:vAlign w:val="top"/>
+          </w:tcPr>
+          <w:p>
+            <w:pPr>
+              <w:spacing w:after="20"/>
+              <w:jc w:val="left"/>
+            </w:pPr>
+            <w:r>
+              <w:rPr>
+                <w:b w:val="false"/>
+                <w:bCs w:val="false"/>
+                <w:color w:val="1A1F1B"/>
+                <w:sz w:val="16"/>
+                <w:szCs w:val="16"/>
+              </w:rPr>
+              <w:t xml:space="preserve">+ семь факторов (разведка, мораль, руководство, подготовка, техника, снабжение, внезапность)</w:t>
+            </w:r>
+          </w:p>
+        </w:tc>
+        <w:tc>
+          <w:tcPr>
+            <w:tcW w:type="dxa" w:w="1927"/>
+            <w:tcBorders>
+              <w:top w:val="single" w:color="C9CEC5" w:sz="4"/>
+              <w:left w:val="single" w:color="C9CEC5" w:sz="4"/>
+              <w:bottom w:val="single" w:color="C9CEC5" w:sz="4"/>
+              <w:right w:val="single" w:color="C9CEC5" w:sz="4"/>
+            </w:tcBorders>
+            <w:tcMar>
+              <w:top w:type="dxa" w:w="60"/>
+              <w:left w:type="dxa" w:w="90"/>
+              <w:bottom w:type="dxa" w:w="60"/>
+              <w:right w:type="dxa" w:w="90"/>
+            </w:tcMar>
+            <w:vAlign w:val="top"/>
+          </w:tcPr>
+          <w:p>
+            <w:pPr>
+              <w:spacing w:after="20"/>
+              <w:jc w:val="left"/>
+            </w:pPr>
+            <w:r>
+              <w:rPr>
+                <w:b w:val="false"/>
+                <w:bCs w:val="false"/>
+                <w:color w:val="1A1F1B"/>
+                <w:sz w:val="16"/>
+                <w:szCs w:val="16"/>
+              </w:rPr>
+              <w:t xml:space="preserve">−0,452</w:t>
+            </w:r>
+          </w:p>
+        </w:tc>
+        <w:tc>
+          <w:tcPr>
+            <w:tcW w:type="dxa" w:w="2315"/>
+            <w:tcBorders>
+              <w:top w:val="single" w:color="C9CEC5" w:sz="4"/>
+              <w:left w:val="single" w:color="C9CEC5" w:sz="4"/>
+              <w:bottom w:val="single" w:color="C9CEC5" w:sz="4"/>
+              <w:right w:val="single" w:color="C9CEC5" w:sz="4"/>
+            </w:tcBorders>
+            <w:tcMar>
+              <w:top w:type="dxa" w:w="60"/>
+              <w:left w:type="dxa" w:w="90"/>
+              <w:bottom w:type="dxa" w:w="60"/>
+              <w:right w:type="dxa" w:w="90"/>
+            </w:tcMar>
+            <w:vAlign w:val="top"/>
+          </w:tcPr>
+          <w:p>
+            <w:pPr>
+              <w:spacing w:after="20"/>
+              <w:jc w:val="left"/>
+            </w:pPr>
+            <w:r>
+              <w:rPr>
+                <w:b w:val="false"/>
+                <w:bCs w:val="false"/>
+                <w:color w:val="1A1F1B"/>
+                <w:sz w:val="16"/>
+                <w:szCs w:val="16"/>
+              </w:rPr>
+              <w:t xml:space="preserve">+0,180 [+0,149; +0,193]</w:t>
+            </w:r>
+          </w:p>
+        </w:tc>
+      </w:tr>
+      <w:tr>
+        <w:trPr>
+          <w:cantSplit/>
+        </w:trPr>
+        <w:tc>
+          <w:tcPr>
+            <w:tcW w:type="dxa" w:w="963"/>
+            <w:tcBorders>
+              <w:top w:val="single" w:color="C9CEC5" w:sz="4"/>
+              <w:left w:val="single" w:color="C9CEC5" w:sz="4"/>
+              <w:bottom w:val="single" w:color="C9CEC5" w:sz="4"/>
+              <w:right w:val="single" w:color="C9CEC5" w:sz="4"/>
+            </w:tcBorders>
+            <w:shd w:fill="F1F3EF" w:color="auto" w:val="clear"/>
+            <w:tcMar>
+              <w:top w:type="dxa" w:w="60"/>
+              <w:left w:type="dxa" w:w="90"/>
+              <w:bottom w:type="dxa" w:w="60"/>
+              <w:right w:type="dxa" w:w="90"/>
+            </w:tcMar>
+            <w:vAlign w:val="top"/>
+          </w:tcPr>
+          <w:p>
+            <w:pPr>
+              <w:spacing w:after="20"/>
+              <w:jc w:val="left"/>
+            </w:pPr>
+            <w:r>
+              <w:rPr>
+                <w:b w:val="false"/>
+                <w:bCs w:val="false"/>
+                <w:color w:val="1A1F1B"/>
+                <w:sz w:val="16"/>
+                <w:szCs w:val="16"/>
+              </w:rPr>
+              <w:t xml:space="preserve">A3</w:t>
+            </w:r>
+          </w:p>
+        </w:tc>
+        <w:tc>
+          <w:tcPr>
+            <w:tcW w:type="dxa" w:w="4433"/>
+            <w:tcBorders>
+              <w:top w:val="single" w:color="C9CEC5" w:sz="4"/>
+              <w:left w:val="single" w:color="C9CEC5" w:sz="4"/>
+              <w:bottom w:val="single" w:color="C9CEC5" w:sz="4"/>
+              <w:right w:val="single" w:color="C9CEC5" w:sz="4"/>
+            </w:tcBorders>
+            <w:shd w:fill="F1F3EF" w:color="auto" w:val="clear"/>
+            <w:tcMar>
+              <w:top w:type="dxa" w:w="60"/>
+              <w:left w:type="dxa" w:w="90"/>
+              <w:bottom w:type="dxa" w:w="60"/>
+              <w:right w:type="dxa" w:w="90"/>
+            </w:tcMar>
+            <w:vAlign w:val="top"/>
+          </w:tcPr>
+          <w:p>
+            <w:pPr>
+              <w:spacing w:after="20"/>
+              <w:jc w:val="left"/>
+            </w:pPr>
+            <w:r>
+              <w:rPr>
+                <w:b w:val="false"/>
+                <w:bCs w:val="false"/>
+                <w:color w:val="1A1F1B"/>
+                <w:sz w:val="16"/>
+                <w:szCs w:val="16"/>
+              </w:rPr>
+              <w:t xml:space="preserve">факторы без численности</w:t>
+            </w:r>
+          </w:p>
+        </w:tc>
+        <w:tc>
+          <w:tcPr>
+            <w:tcW w:type="dxa" w:w="1927"/>
+            <w:tcBorders>
+              <w:top w:val="single" w:color="C9CEC5" w:sz="4"/>
+              <w:left w:val="single" w:color="C9CEC5" w:sz="4"/>
+              <w:bottom w:val="single" w:color="C9CEC5" w:sz="4"/>
+              <w:right w:val="single" w:color="C9CEC5" w:sz="4"/>
+            </w:tcBorders>
+            <w:shd w:fill="F1F3EF" w:color="auto" w:val="clear"/>
+            <w:tcMar>
+              <w:top w:type="dxa" w:w="60"/>
+              <w:left w:type="dxa" w:w="90"/>
+              <w:bottom w:type="dxa" w:w="60"/>
+              <w:right w:type="dxa" w:w="90"/>
+            </w:tcMar>
+            <w:vAlign w:val="top"/>
+          </w:tcPr>
+          <w:p>
+            <w:pPr>
+              <w:spacing w:after="20"/>
+              <w:jc w:val="left"/>
+            </w:pPr>
+            <w:r>
+              <w:rPr>
+                <w:b w:val="false"/>
+                <w:bCs w:val="false"/>
+                <w:color w:val="1A1F1B"/>
+                <w:sz w:val="16"/>
+                <w:szCs w:val="16"/>
+              </w:rPr>
+              <w:t xml:space="preserve">−0,474</w:t>
+            </w:r>
+          </w:p>
+        </w:tc>
+        <w:tc>
+          <w:tcPr>
+            <w:tcW w:type="dxa" w:w="2315"/>
+            <w:tcBorders>
+              <w:top w:val="single" w:color="C9CEC5" w:sz="4"/>
+              <w:left w:val="single" w:color="C9CEC5" w:sz="4"/>
+              <w:bottom w:val="single" w:color="C9CEC5" w:sz="4"/>
+              <w:right w:val="single" w:color="C9CEC5" w:sz="4"/>
+            </w:tcBorders>
+            <w:shd w:fill="F1F3EF" w:color="auto" w:val="clear"/>
+            <w:tcMar>
+              <w:top w:type="dxa" w:w="60"/>
+              <w:left w:type="dxa" w:w="90"/>
+              <w:bottom w:type="dxa" w:w="60"/>
+              <w:right w:type="dxa" w:w="90"/>
+            </w:tcMar>
+            <w:vAlign w:val="top"/>
+          </w:tcPr>
+          <w:p>
+            <w:pPr>
+              <w:spacing w:after="20"/>
+              <w:jc w:val="left"/>
+            </w:pPr>
+            <w:r>
+              <w:rPr>
+                <w:b w:val="false"/>
+                <w:bCs w:val="false"/>
+                <w:color w:val="1A1F1B"/>
+                <w:sz w:val="16"/>
+                <w:szCs w:val="16"/>
+              </w:rPr>
+              <w:t xml:space="preserve">+0,167 к A0 [+0,144; +0,180]</w:t>
+            </w:r>
+          </w:p>
+        </w:tc>
+      </w:tr>
+    </w:tbl>
+    <w:p>
+      <w:pPr>
+        <w:spacing w:after="120"/>
+      </w:pPr>
+    </w:p>
+    <w:p>
+      <w:pPr>
+        <w:spacing w:after="120" w:line="288"/>
+        <w:jc w:val="both"/>
+      </w:pPr>
+      <w:r>
+        <w:t xml:space="preserve">Численность добавляет к предсказанию исхода почти ничего (+0,009 на сражение), факторы эффективности — примерно в 20 раз больше (+0,180); на долю факторов приходится 95% всего прироста над типом обороны. Для обмена потерями ln(Lнап / Lоб) доля объяснённой дисперсии вне выборки: по численности 0,00, с факторами 0,23. Правило протокола выполнено, но с оговоркой: коды факторов проставлены составителями после сражений, поэтому вклад факторов — верхняя граница; вклад численности завышен быть не может.</w:t>
+      </w:r>
+    </w:p>
+    <w:p>
+      <w:pPr>
+        <w:shd w:fill="F2F4F0" w:color="auto" w:val="clear"/>
+        <w:spacing w:after="160" w:before="60"/>
+        <w:ind w:left="200" w:right="200"/>
+        <w:jc w:val="left"/>
+      </w:pPr>
+      <w:r>
+        <w:rPr>
+          <w:rFonts w:ascii="Consolas" w:cs="Consolas" w:eastAsia="Consolas" w:hAnsi="Consolas"/>
+          <w:color w:val="1A1F1B"/>
+          <w:sz w:val="19"/>
+          <w:szCs w:val="19"/>
+        </w:rPr>
+        <w:t xml:space="preserve">F = M · E,   M — потенциал (численность × качество техники),   E = Π kf ^ (ступень f) — эффективность (раздел 4.2)</w:t>
+      </w:r>
+    </w:p>
+    <w:p>
+      <w:pPr>
+        <w:spacing w:after="120" w:line="288"/>
+        <w:jc w:val="both"/>
+      </w:pPr>
+      <w:r>
+        <w:t xml:space="preserve">Следствие для ИВМ: индекс измеряет в основном M. Чтобы он предсказывал исходы, ему нужен множитель E, а источники для E в современных войнах — это именно то, что открытые данные не дают (подготовка, руководство, мораль). Это обосновывает экспертную панель (документ 7, модули М5–М6) как необходимую часть метода, а не как украшение.</w:t>
+      </w:r>
+    </w:p>
+    <w:p>
+      <w:pPr>
+        <w:pStyle w:val="Heading2"/>
+      </w:pPr>
+      <w:bookmarkStart w:name="_Toc17" w:id="17"/>
+      <w:r>
+        <w:t xml:space="preserve">4.5. Порядок индекса и баланс сил (ветка Г)</w:t>
+      </w:r>
+      <w:bookmarkEnd w:id="17"/>
+    </w:p>
+    <w:p>
+      <w:pPr>
+        <w:spacing w:after="120" w:line="288"/>
+        <w:jc w:val="both"/>
+      </w:pPr>
+      <w:r>
+        <w:t xml:space="preserve">Если κ не определяется (раздел 1.2), можно ли хотя бы доверять порядку индекса? Площадь под ROC-кривой (AUC) не зависит от κ: проверяется, выше ли у случаев, где перевеса хватило, значение ln(ratio), чем у тех, где не хватило. Десять войн 2018–2025 гг., кандидат θC.</w:t>
+      </w:r>
+    </w:p>
+    <w:tbl>
+      <w:tblPr>
+        <w:tblW w:type="dxa" w:w="9638"/>
+        <w:tblBorders>
+          <w:top w:val="single" w:color="auto" w:sz="4"/>
+          <w:left w:val="single" w:color="auto" w:sz="4"/>
+          <w:bottom w:val="single" w:color="auto" w:sz="4"/>
+          <w:right w:val="single" w:color="auto" w:sz="4"/>
+          <w:insideH w:val="single" w:color="auto" w:sz="4"/>
+          <w:insideV w:val="single" w:color="auto" w:sz="4"/>
+        </w:tblBorders>
+      </w:tblPr>
+      <w:tblGrid>
+        <w:gridCol w:w="4819"/>
+        <w:gridCol w:w="1734"/>
+        <w:gridCol w:w="1349"/>
+        <w:gridCol w:w="1736"/>
+      </w:tblGrid>
+      <w:tr>
+        <w:trPr>
+          <w:tblHeader/>
+        </w:trPr>
+        <w:tc>
+          <w:tcPr>
+            <w:tcW w:type="dxa" w:w="4819"/>
+            <w:tcBorders>
+              <w:top w:val="single" w:color="C9CEC5" w:sz="4"/>
+              <w:left w:val="single" w:color="C9CEC5" w:sz="4"/>
+              <w:bottom w:val="single" w:color="C9CEC5" w:sz="4"/>
+              <w:right w:val="single" w:color="C9CEC5" w:sz="4"/>
+            </w:tcBorders>
+            <w:shd w:fill="1F2A24" w:color="auto" w:val="clear"/>
+            <w:tcMar>
+              <w:top w:type="dxa" w:w="60"/>
+              <w:left w:type="dxa" w:w="90"/>
+              <w:bottom w:type="dxa" w:w="60"/>
+              <w:right w:type="dxa" w:w="90"/>
+            </w:tcMar>
+            <w:vAlign w:val="top"/>
+          </w:tcPr>
+          <w:p>
+            <w:pPr>
+              <w:spacing w:after="20"/>
+              <w:jc w:val="left"/>
+            </w:pPr>
+            <w:r>
+              <w:rPr>
+                <w:b/>
+                <w:bCs/>
+                <w:color w:val="FFFFFF"/>
+                <w:sz w:val="16"/>
+                <w:szCs w:val="16"/>
+              </w:rPr>
+              <w:t xml:space="preserve">Случай</w:t>
+            </w:r>
+          </w:p>
+        </w:tc>
+        <w:tc>
+          <w:tcPr>
+            <w:tcW w:type="dxa" w:w="1734"/>
+            <w:tcBorders>
+              <w:top w:val="single" w:color="C9CEC5" w:sz="4"/>
+              <w:left w:val="single" w:color="C9CEC5" w:sz="4"/>
+              <w:bottom w:val="single" w:color="C9CEC5" w:sz="4"/>
+              <w:right w:val="single" w:color="C9CEC5" w:sz="4"/>
+            </w:tcBorders>
+            <w:shd w:fill="1F2A24" w:color="auto" w:val="clear"/>
+            <w:tcMar>
+              <w:top w:type="dxa" w:w="60"/>
+              <w:left w:type="dxa" w:w="90"/>
+              <w:bottom w:type="dxa" w:w="60"/>
+              <w:right w:type="dxa" w:w="90"/>
+            </w:tcMar>
+            <w:vAlign w:val="top"/>
+          </w:tcPr>
+          <w:p>
+            <w:pPr>
+              <w:spacing w:after="20"/>
+              <w:jc w:val="left"/>
+            </w:pPr>
+            <w:r>
+              <w:rPr>
+                <w:b/>
+                <w:bCs/>
+                <w:color w:val="FFFFFF"/>
+                <w:sz w:val="16"/>
+                <w:szCs w:val="16"/>
+              </w:rPr>
+              <w:t xml:space="preserve">Перевес по индексу</w:t>
+            </w:r>
+          </w:p>
+        </w:tc>
+        <w:tc>
+          <w:tcPr>
+            <w:tcW w:type="dxa" w:w="1349"/>
+            <w:tcBorders>
+              <w:top w:val="single" w:color="C9CEC5" w:sz="4"/>
+              <w:left w:val="single" w:color="C9CEC5" w:sz="4"/>
+              <w:bottom w:val="single" w:color="C9CEC5" w:sz="4"/>
+              <w:right w:val="single" w:color="C9CEC5" w:sz="4"/>
+            </w:tcBorders>
+            <w:shd w:fill="1F2A24" w:color="auto" w:val="clear"/>
+            <w:tcMar>
+              <w:top w:type="dxa" w:w="60"/>
+              <w:left w:type="dxa" w:w="90"/>
+              <w:bottom w:type="dxa" w:w="60"/>
+              <w:right w:type="dxa" w:w="90"/>
+            </w:tcMar>
+            <w:vAlign w:val="top"/>
+          </w:tcPr>
+          <w:p>
+            <w:pPr>
+              <w:spacing w:after="20"/>
+              <w:jc w:val="left"/>
+            </w:pPr>
+            <w:r>
+              <w:rPr>
+                <w:b/>
+                <w:bCs/>
+                <w:color w:val="FFFFFF"/>
+                <w:sz w:val="16"/>
+                <w:szCs w:val="16"/>
+              </w:rPr>
+              <w:t xml:space="preserve">Нужно</w:t>
+            </w:r>
+          </w:p>
+        </w:tc>
+        <w:tc>
+          <w:tcPr>
+            <w:tcW w:type="dxa" w:w="1736"/>
+            <w:tcBorders>
+              <w:top w:val="single" w:color="C9CEC5" w:sz="4"/>
+              <w:left w:val="single" w:color="C9CEC5" w:sz="4"/>
+              <w:bottom w:val="single" w:color="C9CEC5" w:sz="4"/>
+              <w:right w:val="single" w:color="C9CEC5" w:sz="4"/>
+            </w:tcBorders>
+            <w:shd w:fill="1F2A24" w:color="auto" w:val="clear"/>
+            <w:tcMar>
+              <w:top w:type="dxa" w:w="60"/>
+              <w:left w:type="dxa" w:w="90"/>
+              <w:bottom w:type="dxa" w:w="60"/>
+              <w:right w:type="dxa" w:w="90"/>
+            </w:tcMar>
+            <w:vAlign w:val="top"/>
+          </w:tcPr>
+          <w:p>
+            <w:pPr>
+              <w:spacing w:after="20"/>
+              <w:jc w:val="left"/>
+            </w:pPr>
+            <w:r>
+              <w:rPr>
+                <w:b/>
+                <w:bCs/>
+                <w:color w:val="FFFFFF"/>
+                <w:sz w:val="16"/>
+                <w:szCs w:val="16"/>
+              </w:rPr>
+              <w:t xml:space="preserve">Хватило ли</w:t>
+            </w:r>
+          </w:p>
+        </w:tc>
+      </w:tr>
+      <w:tr>
+        <w:trPr>
+          <w:cantSplit/>
+        </w:trPr>
+        <w:tc>
+          <w:tcPr>
+            <w:tcW w:type="dxa" w:w="4819"/>
+            <w:tcBorders>
+              <w:top w:val="single" w:color="C9CEC5" w:sz="4"/>
+              <w:left w:val="single" w:color="C9CEC5" w:sz="4"/>
+              <w:bottom w:val="single" w:color="C9CEC5" w:sz="4"/>
+              <w:right w:val="single" w:color="C9CEC5" w:sz="4"/>
+            </w:tcBorders>
+            <w:tcMar>
+              <w:top w:type="dxa" w:w="60"/>
+              <w:left w:type="dxa" w:w="90"/>
+              <w:bottom w:type="dxa" w:w="60"/>
+              <w:right w:type="dxa" w:w="90"/>
+            </w:tcMar>
+            <w:vAlign w:val="top"/>
+          </w:tcPr>
+          <w:p>
+            <w:pPr>
+              <w:spacing w:after="20"/>
+              <w:jc w:val="left"/>
+            </w:pPr>
+            <w:r>
+              <w:rPr>
+                <w:b w:val="false"/>
+                <w:bCs w:val="false"/>
+                <w:color w:val="1A1F1B"/>
+                <w:sz w:val="16"/>
+                <w:szCs w:val="16"/>
+              </w:rPr>
+              <w:t xml:space="preserve">Израиль и США против Ирана, июнь 2025</w:t>
+            </w:r>
+          </w:p>
+        </w:tc>
+        <w:tc>
+          <w:tcPr>
+            <w:tcW w:type="dxa" w:w="1734"/>
+            <w:tcBorders>
+              <w:top w:val="single" w:color="C9CEC5" w:sz="4"/>
+              <w:left w:val="single" w:color="C9CEC5" w:sz="4"/>
+              <w:bottom w:val="single" w:color="C9CEC5" w:sz="4"/>
+              <w:right w:val="single" w:color="C9CEC5" w:sz="4"/>
+            </w:tcBorders>
+            <w:tcMar>
+              <w:top w:type="dxa" w:w="60"/>
+              <w:left w:type="dxa" w:w="90"/>
+              <w:bottom w:type="dxa" w:w="60"/>
+              <w:right w:type="dxa" w:w="90"/>
+            </w:tcMar>
+            <w:vAlign w:val="top"/>
+          </w:tcPr>
+          <w:p>
+            <w:pPr>
+              <w:spacing w:after="20"/>
+              <w:jc w:val="left"/>
+            </w:pPr>
+            <w:r>
+              <w:rPr>
+                <w:b w:val="false"/>
+                <w:bCs w:val="false"/>
+                <w:color w:val="1A1F1B"/>
+                <w:sz w:val="16"/>
+                <w:szCs w:val="16"/>
+              </w:rPr>
+              <w:t xml:space="preserve">0,53 : 1</w:t>
+            </w:r>
+          </w:p>
+        </w:tc>
+        <w:tc>
+          <w:tcPr>
+            <w:tcW w:type="dxa" w:w="1349"/>
+            <w:tcBorders>
+              <w:top w:val="single" w:color="C9CEC5" w:sz="4"/>
+              <w:left w:val="single" w:color="C9CEC5" w:sz="4"/>
+              <w:bottom w:val="single" w:color="C9CEC5" w:sz="4"/>
+              <w:right w:val="single" w:color="C9CEC5" w:sz="4"/>
+            </w:tcBorders>
+            <w:tcMar>
+              <w:top w:type="dxa" w:w="60"/>
+              <w:left w:type="dxa" w:w="90"/>
+              <w:bottom w:type="dxa" w:w="60"/>
+              <w:right w:type="dxa" w:w="90"/>
+            </w:tcMar>
+            <w:vAlign w:val="top"/>
+          </w:tcPr>
+          <w:p>
+            <w:pPr>
+              <w:spacing w:after="20"/>
+              <w:jc w:val="left"/>
+            </w:pPr>
+            <w:r>
+              <w:rPr>
+                <w:b w:val="false"/>
+                <w:bCs w:val="false"/>
+                <w:color w:val="1A1F1B"/>
+                <w:sz w:val="16"/>
+                <w:szCs w:val="16"/>
+              </w:rPr>
+              <w:t xml:space="preserve">1,13 : 1</w:t>
+            </w:r>
+          </w:p>
+        </w:tc>
+        <w:tc>
+          <w:tcPr>
+            <w:tcW w:type="dxa" w:w="1736"/>
+            <w:tcBorders>
+              <w:top w:val="single" w:color="C9CEC5" w:sz="4"/>
+              <w:left w:val="single" w:color="C9CEC5" w:sz="4"/>
+              <w:bottom w:val="single" w:color="C9CEC5" w:sz="4"/>
+              <w:right w:val="single" w:color="C9CEC5" w:sz="4"/>
+            </w:tcBorders>
+            <w:tcMar>
+              <w:top w:type="dxa" w:w="60"/>
+              <w:left w:type="dxa" w:w="90"/>
+              <w:bottom w:type="dxa" w:w="60"/>
+              <w:right w:type="dxa" w:w="90"/>
+            </w:tcMar>
+            <w:vAlign w:val="top"/>
+          </w:tcPr>
+          <w:p>
+            <w:pPr>
+              <w:spacing w:after="20"/>
+              <w:jc w:val="left"/>
+            </w:pPr>
+            <w:r>
+              <w:rPr>
+                <w:b w:val="false"/>
+                <w:bCs w:val="false"/>
+                <w:color w:val="1A1F1B"/>
+                <w:sz w:val="16"/>
+                <w:szCs w:val="16"/>
+              </w:rPr>
+              <w:t xml:space="preserve">да</w:t>
+            </w:r>
+          </w:p>
+        </w:tc>
+      </w:tr>
+      <w:tr>
+        <w:trPr>
+          <w:cantSplit/>
+        </w:trPr>
+        <w:tc>
+          <w:tcPr>
+            <w:tcW w:type="dxa" w:w="4819"/>
+            <w:tcBorders>
+              <w:top w:val="single" w:color="C9CEC5" w:sz="4"/>
+              <w:left w:val="single" w:color="C9CEC5" w:sz="4"/>
+              <w:bottom w:val="single" w:color="C9CEC5" w:sz="4"/>
+              <w:right w:val="single" w:color="C9CEC5" w:sz="4"/>
+            </w:tcBorders>
+            <w:shd w:fill="F1F3EF" w:color="auto" w:val="clear"/>
+            <w:tcMar>
+              <w:top w:type="dxa" w:w="60"/>
+              <w:left w:type="dxa" w:w="90"/>
+              <w:bottom w:type="dxa" w:w="60"/>
+              <w:right w:type="dxa" w:w="90"/>
+            </w:tcMar>
+            <w:vAlign w:val="top"/>
+          </w:tcPr>
+          <w:p>
+            <w:pPr>
+              <w:spacing w:after="20"/>
+              <w:jc w:val="left"/>
+            </w:pPr>
+            <w:r>
+              <w:rPr>
+                <w:b w:val="false"/>
+                <w:bCs w:val="false"/>
+                <w:color w:val="1A1F1B"/>
+                <w:sz w:val="16"/>
+                <w:szCs w:val="16"/>
+              </w:rPr>
+              <w:t xml:space="preserve">Руанда (через M23) против ДРК, 2025</w:t>
+            </w:r>
+          </w:p>
+        </w:tc>
+        <w:tc>
+          <w:tcPr>
+            <w:tcW w:type="dxa" w:w="1734"/>
+            <w:tcBorders>
+              <w:top w:val="single" w:color="C9CEC5" w:sz="4"/>
+              <w:left w:val="single" w:color="C9CEC5" w:sz="4"/>
+              <w:bottom w:val="single" w:color="C9CEC5" w:sz="4"/>
+              <w:right w:val="single" w:color="C9CEC5" w:sz="4"/>
+            </w:tcBorders>
+            <w:shd w:fill="F1F3EF" w:color="auto" w:val="clear"/>
+            <w:tcMar>
+              <w:top w:type="dxa" w:w="60"/>
+              <w:left w:type="dxa" w:w="90"/>
+              <w:bottom w:type="dxa" w:w="60"/>
+              <w:right w:type="dxa" w:w="90"/>
+            </w:tcMar>
+            <w:vAlign w:val="top"/>
+          </w:tcPr>
+          <w:p>
+            <w:pPr>
+              <w:spacing w:after="20"/>
+              <w:jc w:val="left"/>
+            </w:pPr>
+            <w:r>
+              <w:rPr>
+                <w:b w:val="false"/>
+                <w:bCs w:val="false"/>
+                <w:color w:val="1A1F1B"/>
+                <w:sz w:val="16"/>
+                <w:szCs w:val="16"/>
+              </w:rPr>
+              <w:t xml:space="preserve">1,07 : 1</w:t>
+            </w:r>
+          </w:p>
+        </w:tc>
+        <w:tc>
+          <w:tcPr>
+            <w:tcW w:type="dxa" w:w="1349"/>
+            <w:tcBorders>
+              <w:top w:val="single" w:color="C9CEC5" w:sz="4"/>
+              <w:left w:val="single" w:color="C9CEC5" w:sz="4"/>
+              <w:bottom w:val="single" w:color="C9CEC5" w:sz="4"/>
+              <w:right w:val="single" w:color="C9CEC5" w:sz="4"/>
+            </w:tcBorders>
+            <w:shd w:fill="F1F3EF" w:color="auto" w:val="clear"/>
+            <w:tcMar>
+              <w:top w:type="dxa" w:w="60"/>
+              <w:left w:type="dxa" w:w="90"/>
+              <w:bottom w:type="dxa" w:w="60"/>
+              <w:right w:type="dxa" w:w="90"/>
+            </w:tcMar>
+            <w:vAlign w:val="top"/>
+          </w:tcPr>
+          <w:p>
+            <w:pPr>
+              <w:spacing w:after="20"/>
+              <w:jc w:val="left"/>
+            </w:pPr>
+            <w:r>
+              <w:rPr>
+                <w:b w:val="false"/>
+                <w:bCs w:val="false"/>
+                <w:color w:val="1A1F1B"/>
+                <w:sz w:val="16"/>
+                <w:szCs w:val="16"/>
+              </w:rPr>
+              <w:t xml:space="preserve">1,00 : 1</w:t>
+            </w:r>
+          </w:p>
+        </w:tc>
+        <w:tc>
+          <w:tcPr>
+            <w:tcW w:type="dxa" w:w="1736"/>
+            <w:tcBorders>
+              <w:top w:val="single" w:color="C9CEC5" w:sz="4"/>
+              <w:left w:val="single" w:color="C9CEC5" w:sz="4"/>
+              <w:bottom w:val="single" w:color="C9CEC5" w:sz="4"/>
+              <w:right w:val="single" w:color="C9CEC5" w:sz="4"/>
+            </w:tcBorders>
+            <w:shd w:fill="F1F3EF" w:color="auto" w:val="clear"/>
+            <w:tcMar>
+              <w:top w:type="dxa" w:w="60"/>
+              <w:left w:type="dxa" w:w="90"/>
+              <w:bottom w:type="dxa" w:w="60"/>
+              <w:right w:type="dxa" w:w="90"/>
+            </w:tcMar>
+            <w:vAlign w:val="top"/>
+          </w:tcPr>
+          <w:p>
+            <w:pPr>
+              <w:spacing w:after="20"/>
+              <w:jc w:val="left"/>
+            </w:pPr>
+            <w:r>
+              <w:rPr>
+                <w:b w:val="false"/>
+                <w:bCs w:val="false"/>
+                <w:color w:val="1A1F1B"/>
+                <w:sz w:val="16"/>
+                <w:szCs w:val="16"/>
+              </w:rPr>
+              <w:t xml:space="preserve">да</w:t>
+            </w:r>
+          </w:p>
+        </w:tc>
+      </w:tr>
+      <w:tr>
+        <w:trPr>
+          <w:cantSplit/>
+        </w:trPr>
+        <w:tc>
+          <w:tcPr>
+            <w:tcW w:type="dxa" w:w="4819"/>
+            <w:tcBorders>
+              <w:top w:val="single" w:color="C9CEC5" w:sz="4"/>
+              <w:left w:val="single" w:color="C9CEC5" w:sz="4"/>
+              <w:bottom w:val="single" w:color="C9CEC5" w:sz="4"/>
+              <w:right w:val="single" w:color="C9CEC5" w:sz="4"/>
+            </w:tcBorders>
+            <w:tcMar>
+              <w:top w:type="dxa" w:w="60"/>
+              <w:left w:type="dxa" w:w="90"/>
+              <w:bottom w:type="dxa" w:w="60"/>
+              <w:right w:type="dxa" w:w="90"/>
+            </w:tcMar>
+            <w:vAlign w:val="top"/>
+          </w:tcPr>
+          <w:p>
+            <w:pPr>
+              <w:spacing w:after="20"/>
+              <w:jc w:val="left"/>
+            </w:pPr>
+            <w:r>
+              <w:rPr>
+                <w:b w:val="false"/>
+                <w:bCs w:val="false"/>
+                <w:color w:val="1A1F1B"/>
+                <w:sz w:val="16"/>
+                <w:szCs w:val="16"/>
+              </w:rPr>
+              <w:t xml:space="preserve">Израиль против Ирана в Сирии, 2018</w:t>
+            </w:r>
+          </w:p>
+        </w:tc>
+        <w:tc>
+          <w:tcPr>
+            <w:tcW w:type="dxa" w:w="1734"/>
+            <w:tcBorders>
+              <w:top w:val="single" w:color="C9CEC5" w:sz="4"/>
+              <w:left w:val="single" w:color="C9CEC5" w:sz="4"/>
+              <w:bottom w:val="single" w:color="C9CEC5" w:sz="4"/>
+              <w:right w:val="single" w:color="C9CEC5" w:sz="4"/>
+            </w:tcBorders>
+            <w:tcMar>
+              <w:top w:type="dxa" w:w="60"/>
+              <w:left w:type="dxa" w:w="90"/>
+              <w:bottom w:type="dxa" w:w="60"/>
+              <w:right w:type="dxa" w:w="90"/>
+            </w:tcMar>
+            <w:vAlign w:val="top"/>
+          </w:tcPr>
+          <w:p>
+            <w:pPr>
+              <w:spacing w:after="20"/>
+              <w:jc w:val="left"/>
+            </w:pPr>
+            <w:r>
+              <w:rPr>
+                <w:b w:val="false"/>
+                <w:bCs w:val="false"/>
+                <w:color w:val="1A1F1B"/>
+                <w:sz w:val="16"/>
+                <w:szCs w:val="16"/>
+              </w:rPr>
+              <w:t xml:space="preserve">1,14 : 1</w:t>
+            </w:r>
+          </w:p>
+        </w:tc>
+        <w:tc>
+          <w:tcPr>
+            <w:tcW w:type="dxa" w:w="1349"/>
+            <w:tcBorders>
+              <w:top w:val="single" w:color="C9CEC5" w:sz="4"/>
+              <w:left w:val="single" w:color="C9CEC5" w:sz="4"/>
+              <w:bottom w:val="single" w:color="C9CEC5" w:sz="4"/>
+              <w:right w:val="single" w:color="C9CEC5" w:sz="4"/>
+            </w:tcBorders>
+            <w:tcMar>
+              <w:top w:type="dxa" w:w="60"/>
+              <w:left w:type="dxa" w:w="90"/>
+              <w:bottom w:type="dxa" w:w="60"/>
+              <w:right w:type="dxa" w:w="90"/>
+            </w:tcMar>
+            <w:vAlign w:val="top"/>
+          </w:tcPr>
+          <w:p>
+            <w:pPr>
+              <w:spacing w:after="20"/>
+              <w:jc w:val="left"/>
+            </w:pPr>
+            <w:r>
+              <w:rPr>
+                <w:b w:val="false"/>
+                <w:bCs w:val="false"/>
+                <w:color w:val="1A1F1B"/>
+                <w:sz w:val="16"/>
+                <w:szCs w:val="16"/>
+              </w:rPr>
+              <w:t xml:space="preserve">1,30 : 1</w:t>
+            </w:r>
+          </w:p>
+        </w:tc>
+        <w:tc>
+          <w:tcPr>
+            <w:tcW w:type="dxa" w:w="1736"/>
+            <w:tcBorders>
+              <w:top w:val="single" w:color="C9CEC5" w:sz="4"/>
+              <w:left w:val="single" w:color="C9CEC5" w:sz="4"/>
+              <w:bottom w:val="single" w:color="C9CEC5" w:sz="4"/>
+              <w:right w:val="single" w:color="C9CEC5" w:sz="4"/>
+            </w:tcBorders>
+            <w:tcMar>
+              <w:top w:type="dxa" w:w="60"/>
+              <w:left w:type="dxa" w:w="90"/>
+              <w:bottom w:type="dxa" w:w="60"/>
+              <w:right w:type="dxa" w:w="90"/>
+            </w:tcMar>
+            <w:vAlign w:val="top"/>
+          </w:tcPr>
+          <w:p>
+            <w:pPr>
+              <w:spacing w:after="20"/>
+              <w:jc w:val="left"/>
+            </w:pPr>
+            <w:r>
+              <w:rPr>
+                <w:b w:val="false"/>
+                <w:bCs w:val="false"/>
+                <w:color w:val="1A1F1B"/>
+                <w:sz w:val="16"/>
+                <w:szCs w:val="16"/>
+              </w:rPr>
+              <w:t xml:space="preserve">да</w:t>
+            </w:r>
+          </w:p>
+        </w:tc>
+      </w:tr>
+      <w:tr>
+        <w:trPr>
+          <w:cantSplit/>
+        </w:trPr>
+        <w:tc>
+          <w:tcPr>
+            <w:tcW w:type="dxa" w:w="4819"/>
+            <w:tcBorders>
+              <w:top w:val="single" w:color="C9CEC5" w:sz="4"/>
+              <w:left w:val="single" w:color="C9CEC5" w:sz="4"/>
+              <w:bottom w:val="single" w:color="C9CEC5" w:sz="4"/>
+              <w:right w:val="single" w:color="C9CEC5" w:sz="4"/>
+            </w:tcBorders>
+            <w:shd w:fill="F1F3EF" w:color="auto" w:val="clear"/>
+            <w:tcMar>
+              <w:top w:type="dxa" w:w="60"/>
+              <w:left w:type="dxa" w:w="90"/>
+              <w:bottom w:type="dxa" w:w="60"/>
+              <w:right w:type="dxa" w:w="90"/>
+            </w:tcMar>
+            <w:vAlign w:val="top"/>
+          </w:tcPr>
+          <w:p>
+            <w:pPr>
+              <w:spacing w:after="20"/>
+              <w:jc w:val="left"/>
+            </w:pPr>
+            <w:r>
+              <w:rPr>
+                <w:b w:val="false"/>
+                <w:bCs w:val="false"/>
+                <w:color w:val="1A1F1B"/>
+                <w:sz w:val="16"/>
+                <w:szCs w:val="16"/>
+              </w:rPr>
+              <w:t xml:space="preserve">Руанда (через M23) против ДРК, 2021–2022</w:t>
+            </w:r>
+          </w:p>
+        </w:tc>
+        <w:tc>
+          <w:tcPr>
+            <w:tcW w:type="dxa" w:w="1734"/>
+            <w:tcBorders>
+              <w:top w:val="single" w:color="C9CEC5" w:sz="4"/>
+              <w:left w:val="single" w:color="C9CEC5" w:sz="4"/>
+              <w:bottom w:val="single" w:color="C9CEC5" w:sz="4"/>
+              <w:right w:val="single" w:color="C9CEC5" w:sz="4"/>
+            </w:tcBorders>
+            <w:shd w:fill="F1F3EF" w:color="auto" w:val="clear"/>
+            <w:tcMar>
+              <w:top w:type="dxa" w:w="60"/>
+              <w:left w:type="dxa" w:w="90"/>
+              <w:bottom w:type="dxa" w:w="60"/>
+              <w:right w:type="dxa" w:w="90"/>
+            </w:tcMar>
+            <w:vAlign w:val="top"/>
+          </w:tcPr>
+          <w:p>
+            <w:pPr>
+              <w:spacing w:after="20"/>
+              <w:jc w:val="left"/>
+            </w:pPr>
+            <w:r>
+              <w:rPr>
+                <w:b w:val="false"/>
+                <w:bCs w:val="false"/>
+                <w:color w:val="1A1F1B"/>
+                <w:sz w:val="16"/>
+                <w:szCs w:val="16"/>
+              </w:rPr>
+              <w:t xml:space="preserve">1,19 : 1</w:t>
+            </w:r>
+          </w:p>
+        </w:tc>
+        <w:tc>
+          <w:tcPr>
+            <w:tcW w:type="dxa" w:w="1349"/>
+            <w:tcBorders>
+              <w:top w:val="single" w:color="C9CEC5" w:sz="4"/>
+              <w:left w:val="single" w:color="C9CEC5" w:sz="4"/>
+              <w:bottom w:val="single" w:color="C9CEC5" w:sz="4"/>
+              <w:right w:val="single" w:color="C9CEC5" w:sz="4"/>
+            </w:tcBorders>
+            <w:shd w:fill="F1F3EF" w:color="auto" w:val="clear"/>
+            <w:tcMar>
+              <w:top w:type="dxa" w:w="60"/>
+              <w:left w:type="dxa" w:w="90"/>
+              <w:bottom w:type="dxa" w:w="60"/>
+              <w:right w:type="dxa" w:w="90"/>
+            </w:tcMar>
+            <w:vAlign w:val="top"/>
+          </w:tcPr>
+          <w:p>
+            <w:pPr>
+              <w:spacing w:after="20"/>
+              <w:jc w:val="left"/>
+            </w:pPr>
+            <w:r>
+              <w:rPr>
+                <w:b w:val="false"/>
+                <w:bCs w:val="false"/>
+                <w:color w:val="1A1F1B"/>
+                <w:sz w:val="16"/>
+                <w:szCs w:val="16"/>
+              </w:rPr>
+              <w:t xml:space="preserve">1,00 : 1</w:t>
+            </w:r>
+          </w:p>
+        </w:tc>
+        <w:tc>
+          <w:tcPr>
+            <w:tcW w:type="dxa" w:w="1736"/>
+            <w:tcBorders>
+              <w:top w:val="single" w:color="C9CEC5" w:sz="4"/>
+              <w:left w:val="single" w:color="C9CEC5" w:sz="4"/>
+              <w:bottom w:val="single" w:color="C9CEC5" w:sz="4"/>
+              <w:right w:val="single" w:color="C9CEC5" w:sz="4"/>
+            </w:tcBorders>
+            <w:shd w:fill="F1F3EF" w:color="auto" w:val="clear"/>
+            <w:tcMar>
+              <w:top w:type="dxa" w:w="60"/>
+              <w:left w:type="dxa" w:w="90"/>
+              <w:bottom w:type="dxa" w:w="60"/>
+              <w:right w:type="dxa" w:w="90"/>
+            </w:tcMar>
+            <w:vAlign w:val="top"/>
+          </w:tcPr>
+          <w:p>
+            <w:pPr>
+              <w:spacing w:after="20"/>
+              <w:jc w:val="left"/>
+            </w:pPr>
+            <w:r>
+              <w:rPr>
+                <w:b w:val="false"/>
+                <w:bCs w:val="false"/>
+                <w:color w:val="1A1F1B"/>
+                <w:sz w:val="16"/>
+                <w:szCs w:val="16"/>
+              </w:rPr>
+              <w:t xml:space="preserve">нет</w:t>
+            </w:r>
+          </w:p>
+        </w:tc>
+      </w:tr>
+      <w:tr>
+        <w:trPr>
+          <w:cantSplit/>
+        </w:trPr>
+        <w:tc>
+          <w:tcPr>
+            <w:tcW w:type="dxa" w:w="4819"/>
+            <w:tcBorders>
+              <w:top w:val="single" w:color="C9CEC5" w:sz="4"/>
+              <w:left w:val="single" w:color="C9CEC5" w:sz="4"/>
+              <w:bottom w:val="single" w:color="C9CEC5" w:sz="4"/>
+              <w:right w:val="single" w:color="C9CEC5" w:sz="4"/>
+            </w:tcBorders>
+            <w:tcMar>
+              <w:top w:type="dxa" w:w="60"/>
+              <w:left w:type="dxa" w:w="90"/>
+              <w:bottom w:type="dxa" w:w="60"/>
+              <w:right w:type="dxa" w:w="90"/>
+            </w:tcMar>
+            <w:vAlign w:val="top"/>
+          </w:tcPr>
+          <w:p>
+            <w:pPr>
+              <w:spacing w:after="20"/>
+              <w:jc w:val="left"/>
+            </w:pPr>
+            <w:r>
+              <w:rPr>
+                <w:b w:val="false"/>
+                <w:bCs w:val="false"/>
+                <w:color w:val="1A1F1B"/>
+                <w:sz w:val="16"/>
+                <w:szCs w:val="16"/>
+              </w:rPr>
+              <w:t xml:space="preserve">Китай против Индии, Ладакх, 2020</w:t>
+            </w:r>
+          </w:p>
+        </w:tc>
+        <w:tc>
+          <w:tcPr>
+            <w:tcW w:type="dxa" w:w="1734"/>
+            <w:tcBorders>
+              <w:top w:val="single" w:color="C9CEC5" w:sz="4"/>
+              <w:left w:val="single" w:color="C9CEC5" w:sz="4"/>
+              <w:bottom w:val="single" w:color="C9CEC5" w:sz="4"/>
+              <w:right w:val="single" w:color="C9CEC5" w:sz="4"/>
+            </w:tcBorders>
+            <w:tcMar>
+              <w:top w:type="dxa" w:w="60"/>
+              <w:left w:type="dxa" w:w="90"/>
+              <w:bottom w:type="dxa" w:w="60"/>
+              <w:right w:type="dxa" w:w="90"/>
+            </w:tcMar>
+            <w:vAlign w:val="top"/>
+          </w:tcPr>
+          <w:p>
+            <w:pPr>
+              <w:spacing w:after="20"/>
+              <w:jc w:val="left"/>
+            </w:pPr>
+            <w:r>
+              <w:rPr>
+                <w:b w:val="false"/>
+                <w:bCs w:val="false"/>
+                <w:color w:val="1A1F1B"/>
+                <w:sz w:val="16"/>
+                <w:szCs w:val="16"/>
+              </w:rPr>
+              <w:t xml:space="preserve">1,49 : 1</w:t>
+            </w:r>
+          </w:p>
+        </w:tc>
+        <w:tc>
+          <w:tcPr>
+            <w:tcW w:type="dxa" w:w="1349"/>
+            <w:tcBorders>
+              <w:top w:val="single" w:color="C9CEC5" w:sz="4"/>
+              <w:left w:val="single" w:color="C9CEC5" w:sz="4"/>
+              <w:bottom w:val="single" w:color="C9CEC5" w:sz="4"/>
+              <w:right w:val="single" w:color="C9CEC5" w:sz="4"/>
+            </w:tcBorders>
+            <w:tcMar>
+              <w:top w:type="dxa" w:w="60"/>
+              <w:left w:type="dxa" w:w="90"/>
+              <w:bottom w:type="dxa" w:w="60"/>
+              <w:right w:type="dxa" w:w="90"/>
+            </w:tcMar>
+            <w:vAlign w:val="top"/>
+          </w:tcPr>
+          <w:p>
+            <w:pPr>
+              <w:spacing w:after="20"/>
+              <w:jc w:val="left"/>
+            </w:pPr>
+            <w:r>
+              <w:rPr>
+                <w:b w:val="false"/>
+                <w:bCs w:val="false"/>
+                <w:color w:val="1A1F1B"/>
+                <w:sz w:val="16"/>
+                <w:szCs w:val="16"/>
+              </w:rPr>
+              <w:t xml:space="preserve">1,00 : 1</w:t>
+            </w:r>
+          </w:p>
+        </w:tc>
+        <w:tc>
+          <w:tcPr>
+            <w:tcW w:type="dxa" w:w="1736"/>
+            <w:tcBorders>
+              <w:top w:val="single" w:color="C9CEC5" w:sz="4"/>
+              <w:left w:val="single" w:color="C9CEC5" w:sz="4"/>
+              <w:bottom w:val="single" w:color="C9CEC5" w:sz="4"/>
+              <w:right w:val="single" w:color="C9CEC5" w:sz="4"/>
+            </w:tcBorders>
+            <w:tcMar>
+              <w:top w:type="dxa" w:w="60"/>
+              <w:left w:type="dxa" w:w="90"/>
+              <w:bottom w:type="dxa" w:w="60"/>
+              <w:right w:type="dxa" w:w="90"/>
+            </w:tcMar>
+            <w:vAlign w:val="top"/>
+          </w:tcPr>
+          <w:p>
+            <w:pPr>
+              <w:spacing w:after="20"/>
+              <w:jc w:val="left"/>
+            </w:pPr>
+            <w:r>
+              <w:rPr>
+                <w:b w:val="false"/>
+                <w:bCs w:val="false"/>
+                <w:color w:val="1A1F1B"/>
+                <w:sz w:val="16"/>
+                <w:szCs w:val="16"/>
+              </w:rPr>
+              <w:t xml:space="preserve">нет</w:t>
+            </w:r>
+          </w:p>
+        </w:tc>
+      </w:tr>
+      <w:tr>
+        <w:trPr>
+          <w:cantSplit/>
+        </w:trPr>
+        <w:tc>
+          <w:tcPr>
+            <w:tcW w:type="dxa" w:w="4819"/>
+            <w:tcBorders>
+              <w:top w:val="single" w:color="C9CEC5" w:sz="4"/>
+              <w:left w:val="single" w:color="C9CEC5" w:sz="4"/>
+              <w:bottom w:val="single" w:color="C9CEC5" w:sz="4"/>
+              <w:right w:val="single" w:color="C9CEC5" w:sz="4"/>
+            </w:tcBorders>
+            <w:shd w:fill="F1F3EF" w:color="auto" w:val="clear"/>
+            <w:tcMar>
+              <w:top w:type="dxa" w:w="60"/>
+              <w:left w:type="dxa" w:w="90"/>
+              <w:bottom w:type="dxa" w:w="60"/>
+              <w:right w:type="dxa" w:w="90"/>
+            </w:tcMar>
+            <w:vAlign w:val="top"/>
+          </w:tcPr>
+          <w:p>
+            <w:pPr>
+              <w:spacing w:after="20"/>
+              <w:jc w:val="left"/>
+            </w:pPr>
+            <w:r>
+              <w:rPr>
+                <w:b w:val="false"/>
+                <w:bCs w:val="false"/>
+                <w:color w:val="1A1F1B"/>
+                <w:sz w:val="16"/>
+                <w:szCs w:val="16"/>
+              </w:rPr>
+              <w:t xml:space="preserve">Россия против Украины, вторжение 2022</w:t>
+            </w:r>
+          </w:p>
+        </w:tc>
+        <w:tc>
+          <w:tcPr>
+            <w:tcW w:type="dxa" w:w="1734"/>
+            <w:tcBorders>
+              <w:top w:val="single" w:color="C9CEC5" w:sz="4"/>
+              <w:left w:val="single" w:color="C9CEC5" w:sz="4"/>
+              <w:bottom w:val="single" w:color="C9CEC5" w:sz="4"/>
+              <w:right w:val="single" w:color="C9CEC5" w:sz="4"/>
+            </w:tcBorders>
+            <w:shd w:fill="F1F3EF" w:color="auto" w:val="clear"/>
+            <w:tcMar>
+              <w:top w:type="dxa" w:w="60"/>
+              <w:left w:type="dxa" w:w="90"/>
+              <w:bottom w:type="dxa" w:w="60"/>
+              <w:right w:type="dxa" w:w="90"/>
+            </w:tcMar>
+            <w:vAlign w:val="top"/>
+          </w:tcPr>
+          <w:p>
+            <w:pPr>
+              <w:spacing w:after="20"/>
+              <w:jc w:val="left"/>
+            </w:pPr>
+            <w:r>
+              <w:rPr>
+                <w:b w:val="false"/>
+                <w:bCs w:val="false"/>
+                <w:color w:val="1A1F1B"/>
+                <w:sz w:val="16"/>
+                <w:szCs w:val="16"/>
+              </w:rPr>
+              <w:t xml:space="preserve">1,77 : 1</w:t>
+            </w:r>
+          </w:p>
+        </w:tc>
+        <w:tc>
+          <w:tcPr>
+            <w:tcW w:type="dxa" w:w="1349"/>
+            <w:tcBorders>
+              <w:top w:val="single" w:color="C9CEC5" w:sz="4"/>
+              <w:left w:val="single" w:color="C9CEC5" w:sz="4"/>
+              <w:bottom w:val="single" w:color="C9CEC5" w:sz="4"/>
+              <w:right w:val="single" w:color="C9CEC5" w:sz="4"/>
+            </w:tcBorders>
+            <w:shd w:fill="F1F3EF" w:color="auto" w:val="clear"/>
+            <w:tcMar>
+              <w:top w:type="dxa" w:w="60"/>
+              <w:left w:type="dxa" w:w="90"/>
+              <w:bottom w:type="dxa" w:w="60"/>
+              <w:right w:type="dxa" w:w="90"/>
+            </w:tcMar>
+            <w:vAlign w:val="top"/>
+          </w:tcPr>
+          <w:p>
+            <w:pPr>
+              <w:spacing w:after="20"/>
+              <w:jc w:val="left"/>
+            </w:pPr>
+            <w:r>
+              <w:rPr>
+                <w:b w:val="false"/>
+                <w:bCs w:val="false"/>
+                <w:color w:val="1A1F1B"/>
+                <w:sz w:val="16"/>
+                <w:szCs w:val="16"/>
+              </w:rPr>
+              <w:t xml:space="preserve">1,49 : 1</w:t>
+            </w:r>
+          </w:p>
+        </w:tc>
+        <w:tc>
+          <w:tcPr>
+            <w:tcW w:type="dxa" w:w="1736"/>
+            <w:tcBorders>
+              <w:top w:val="single" w:color="C9CEC5" w:sz="4"/>
+              <w:left w:val="single" w:color="C9CEC5" w:sz="4"/>
+              <w:bottom w:val="single" w:color="C9CEC5" w:sz="4"/>
+              <w:right w:val="single" w:color="C9CEC5" w:sz="4"/>
+            </w:tcBorders>
+            <w:shd w:fill="F1F3EF" w:color="auto" w:val="clear"/>
+            <w:tcMar>
+              <w:top w:type="dxa" w:w="60"/>
+              <w:left w:type="dxa" w:w="90"/>
+              <w:bottom w:type="dxa" w:w="60"/>
+              <w:right w:type="dxa" w:w="90"/>
+            </w:tcMar>
+            <w:vAlign w:val="top"/>
+          </w:tcPr>
+          <w:p>
+            <w:pPr>
+              <w:spacing w:after="20"/>
+              <w:jc w:val="left"/>
+            </w:pPr>
+            <w:r>
+              <w:rPr>
+                <w:b w:val="false"/>
+                <w:bCs w:val="false"/>
+                <w:color w:val="1A1F1B"/>
+                <w:sz w:val="16"/>
+                <w:szCs w:val="16"/>
+              </w:rPr>
+              <w:t xml:space="preserve">нет</w:t>
+            </w:r>
+          </w:p>
+        </w:tc>
+      </w:tr>
+      <w:tr>
+        <w:trPr>
+          <w:cantSplit/>
+        </w:trPr>
+        <w:tc>
+          <w:tcPr>
+            <w:tcW w:type="dxa" w:w="4819"/>
+            <w:tcBorders>
+              <w:top w:val="single" w:color="C9CEC5" w:sz="4"/>
+              <w:left w:val="single" w:color="C9CEC5" w:sz="4"/>
+              <w:bottom w:val="single" w:color="C9CEC5" w:sz="4"/>
+              <w:right w:val="single" w:color="C9CEC5" w:sz="4"/>
+            </w:tcBorders>
+            <w:tcMar>
+              <w:top w:type="dxa" w:w="60"/>
+              <w:left w:type="dxa" w:w="90"/>
+              <w:bottom w:type="dxa" w:w="60"/>
+              <w:right w:type="dxa" w:w="90"/>
+            </w:tcMar>
+            <w:vAlign w:val="top"/>
+          </w:tcPr>
+          <w:p>
+            <w:pPr>
+              <w:spacing w:after="20"/>
+              <w:jc w:val="left"/>
+            </w:pPr>
+            <w:r>
+              <w:rPr>
+                <w:b w:val="false"/>
+                <w:bCs w:val="false"/>
+                <w:color w:val="1A1F1B"/>
+                <w:sz w:val="16"/>
+                <w:szCs w:val="16"/>
+              </w:rPr>
+              <w:t xml:space="preserve">Азербайджан против Армении, Карабах, 2020</w:t>
+            </w:r>
+          </w:p>
+        </w:tc>
+        <w:tc>
+          <w:tcPr>
+            <w:tcW w:type="dxa" w:w="1734"/>
+            <w:tcBorders>
+              <w:top w:val="single" w:color="C9CEC5" w:sz="4"/>
+              <w:left w:val="single" w:color="C9CEC5" w:sz="4"/>
+              <w:bottom w:val="single" w:color="C9CEC5" w:sz="4"/>
+              <w:right w:val="single" w:color="C9CEC5" w:sz="4"/>
+            </w:tcBorders>
+            <w:tcMar>
+              <w:top w:type="dxa" w:w="60"/>
+              <w:left w:type="dxa" w:w="90"/>
+              <w:bottom w:type="dxa" w:w="60"/>
+              <w:right w:type="dxa" w:w="90"/>
+            </w:tcMar>
+            <w:vAlign w:val="top"/>
+          </w:tcPr>
+          <w:p>
+            <w:pPr>
+              <w:spacing w:after="20"/>
+              <w:jc w:val="left"/>
+            </w:pPr>
+            <w:r>
+              <w:rPr>
+                <w:b w:val="false"/>
+                <w:bCs w:val="false"/>
+                <w:color w:val="1A1F1B"/>
+                <w:sz w:val="16"/>
+                <w:szCs w:val="16"/>
+              </w:rPr>
+              <w:t xml:space="preserve">1,84 : 1</w:t>
+            </w:r>
+          </w:p>
+        </w:tc>
+        <w:tc>
+          <w:tcPr>
+            <w:tcW w:type="dxa" w:w="1349"/>
+            <w:tcBorders>
+              <w:top w:val="single" w:color="C9CEC5" w:sz="4"/>
+              <w:left w:val="single" w:color="C9CEC5" w:sz="4"/>
+              <w:bottom w:val="single" w:color="C9CEC5" w:sz="4"/>
+              <w:right w:val="single" w:color="C9CEC5" w:sz="4"/>
+            </w:tcBorders>
+            <w:tcMar>
+              <w:top w:type="dxa" w:w="60"/>
+              <w:left w:type="dxa" w:w="90"/>
+              <w:bottom w:type="dxa" w:w="60"/>
+              <w:right w:type="dxa" w:w="90"/>
+            </w:tcMar>
+            <w:vAlign w:val="top"/>
+          </w:tcPr>
+          <w:p>
+            <w:pPr>
+              <w:spacing w:after="20"/>
+              <w:jc w:val="left"/>
+            </w:pPr>
+            <w:r>
+              <w:rPr>
+                <w:b w:val="false"/>
+                <w:bCs w:val="false"/>
+                <w:color w:val="1A1F1B"/>
+                <w:sz w:val="16"/>
+                <w:szCs w:val="16"/>
+              </w:rPr>
+              <w:t xml:space="preserve">0,87 : 1</w:t>
+            </w:r>
+          </w:p>
+        </w:tc>
+        <w:tc>
+          <w:tcPr>
+            <w:tcW w:type="dxa" w:w="1736"/>
+            <w:tcBorders>
+              <w:top w:val="single" w:color="C9CEC5" w:sz="4"/>
+              <w:left w:val="single" w:color="C9CEC5" w:sz="4"/>
+              <w:bottom w:val="single" w:color="C9CEC5" w:sz="4"/>
+              <w:right w:val="single" w:color="C9CEC5" w:sz="4"/>
+            </w:tcBorders>
+            <w:tcMar>
+              <w:top w:type="dxa" w:w="60"/>
+              <w:left w:type="dxa" w:w="90"/>
+              <w:bottom w:type="dxa" w:w="60"/>
+              <w:right w:type="dxa" w:w="90"/>
+            </w:tcMar>
+            <w:vAlign w:val="top"/>
+          </w:tcPr>
+          <w:p>
+            <w:pPr>
+              <w:spacing w:after="20"/>
+              <w:jc w:val="left"/>
+            </w:pPr>
+            <w:r>
+              <w:rPr>
+                <w:b w:val="false"/>
+                <w:bCs w:val="false"/>
+                <w:color w:val="1A1F1B"/>
+                <w:sz w:val="16"/>
+                <w:szCs w:val="16"/>
+              </w:rPr>
+              <w:t xml:space="preserve">да</w:t>
+            </w:r>
+          </w:p>
+        </w:tc>
+      </w:tr>
+      <w:tr>
+        <w:trPr>
+          <w:cantSplit/>
+        </w:trPr>
+        <w:tc>
+          <w:tcPr>
+            <w:tcW w:type="dxa" w:w="4819"/>
+            <w:tcBorders>
+              <w:top w:val="single" w:color="C9CEC5" w:sz="4"/>
+              <w:left w:val="single" w:color="C9CEC5" w:sz="4"/>
+              <w:bottom w:val="single" w:color="C9CEC5" w:sz="4"/>
+              <w:right w:val="single" w:color="C9CEC5" w:sz="4"/>
+            </w:tcBorders>
+            <w:shd w:fill="F1F3EF" w:color="auto" w:val="clear"/>
+            <w:tcMar>
+              <w:top w:type="dxa" w:w="60"/>
+              <w:left w:type="dxa" w:w="90"/>
+              <w:bottom w:type="dxa" w:w="60"/>
+              <w:right w:type="dxa" w:w="90"/>
+            </w:tcMar>
+            <w:vAlign w:val="top"/>
+          </w:tcPr>
+          <w:p>
+            <w:pPr>
+              <w:spacing w:after="20"/>
+              <w:jc w:val="left"/>
+            </w:pPr>
+            <w:r>
+              <w:rPr>
+                <w:b w:val="false"/>
+                <w:bCs w:val="false"/>
+                <w:color w:val="1A1F1B"/>
+                <w:sz w:val="16"/>
+                <w:szCs w:val="16"/>
+              </w:rPr>
+              <w:t xml:space="preserve">Индия против Пакистана, май 2025</w:t>
+            </w:r>
+          </w:p>
+        </w:tc>
+        <w:tc>
+          <w:tcPr>
+            <w:tcW w:type="dxa" w:w="1734"/>
+            <w:tcBorders>
+              <w:top w:val="single" w:color="C9CEC5" w:sz="4"/>
+              <w:left w:val="single" w:color="C9CEC5" w:sz="4"/>
+              <w:bottom w:val="single" w:color="C9CEC5" w:sz="4"/>
+              <w:right w:val="single" w:color="C9CEC5" w:sz="4"/>
+            </w:tcBorders>
+            <w:shd w:fill="F1F3EF" w:color="auto" w:val="clear"/>
+            <w:tcMar>
+              <w:top w:type="dxa" w:w="60"/>
+              <w:left w:type="dxa" w:w="90"/>
+              <w:bottom w:type="dxa" w:w="60"/>
+              <w:right w:type="dxa" w:w="90"/>
+            </w:tcMar>
+            <w:vAlign w:val="top"/>
+          </w:tcPr>
+          <w:p>
+            <w:pPr>
+              <w:spacing w:after="20"/>
+              <w:jc w:val="left"/>
+            </w:pPr>
+            <w:r>
+              <w:rPr>
+                <w:b w:val="false"/>
+                <w:bCs w:val="false"/>
+                <w:color w:val="1A1F1B"/>
+                <w:sz w:val="16"/>
+                <w:szCs w:val="16"/>
+              </w:rPr>
+              <w:t xml:space="preserve">3,94 : 1</w:t>
+            </w:r>
+          </w:p>
+        </w:tc>
+        <w:tc>
+          <w:tcPr>
+            <w:tcW w:type="dxa" w:w="1349"/>
+            <w:tcBorders>
+              <w:top w:val="single" w:color="C9CEC5" w:sz="4"/>
+              <w:left w:val="single" w:color="C9CEC5" w:sz="4"/>
+              <w:bottom w:val="single" w:color="C9CEC5" w:sz="4"/>
+              <w:right w:val="single" w:color="C9CEC5" w:sz="4"/>
+            </w:tcBorders>
+            <w:shd w:fill="F1F3EF" w:color="auto" w:val="clear"/>
+            <w:tcMar>
+              <w:top w:type="dxa" w:w="60"/>
+              <w:left w:type="dxa" w:w="90"/>
+              <w:bottom w:type="dxa" w:w="60"/>
+              <w:right w:type="dxa" w:w="90"/>
+            </w:tcMar>
+            <w:vAlign w:val="top"/>
+          </w:tcPr>
+          <w:p>
+            <w:pPr>
+              <w:spacing w:after="20"/>
+              <w:jc w:val="left"/>
+            </w:pPr>
+            <w:r>
+              <w:rPr>
+                <w:b w:val="false"/>
+                <w:bCs w:val="false"/>
+                <w:color w:val="1A1F1B"/>
+                <w:sz w:val="16"/>
+                <w:szCs w:val="16"/>
+              </w:rPr>
+              <w:t xml:space="preserve">1,30 : 1</w:t>
+            </w:r>
+          </w:p>
+        </w:tc>
+        <w:tc>
+          <w:tcPr>
+            <w:tcW w:type="dxa" w:w="1736"/>
+            <w:tcBorders>
+              <w:top w:val="single" w:color="C9CEC5" w:sz="4"/>
+              <w:left w:val="single" w:color="C9CEC5" w:sz="4"/>
+              <w:bottom w:val="single" w:color="C9CEC5" w:sz="4"/>
+              <w:right w:val="single" w:color="C9CEC5" w:sz="4"/>
+            </w:tcBorders>
+            <w:shd w:fill="F1F3EF" w:color="auto" w:val="clear"/>
+            <w:tcMar>
+              <w:top w:type="dxa" w:w="60"/>
+              <w:left w:type="dxa" w:w="90"/>
+              <w:bottom w:type="dxa" w:w="60"/>
+              <w:right w:type="dxa" w:w="90"/>
+            </w:tcMar>
+            <w:vAlign w:val="top"/>
+          </w:tcPr>
+          <w:p>
+            <w:pPr>
+              <w:spacing w:after="20"/>
+              <w:jc w:val="left"/>
+            </w:pPr>
+            <w:r>
+              <w:rPr>
+                <w:b w:val="false"/>
+                <w:bCs w:val="false"/>
+                <w:color w:val="1A1F1B"/>
+                <w:sz w:val="16"/>
+                <w:szCs w:val="16"/>
+              </w:rPr>
+              <w:t xml:space="preserve">нет</w:t>
+            </w:r>
+          </w:p>
+        </w:tc>
+      </w:tr>
+      <w:tr>
+        <w:trPr>
+          <w:cantSplit/>
+        </w:trPr>
+        <w:tc>
+          <w:tcPr>
+            <w:tcW w:type="dxa" w:w="4819"/>
+            <w:tcBorders>
+              <w:top w:val="single" w:color="C9CEC5" w:sz="4"/>
+              <w:left w:val="single" w:color="C9CEC5" w:sz="4"/>
+              <w:bottom w:val="single" w:color="C9CEC5" w:sz="4"/>
+              <w:right w:val="single" w:color="C9CEC5" w:sz="4"/>
+            </w:tcBorders>
+            <w:tcMar>
+              <w:top w:type="dxa" w:w="60"/>
+              <w:left w:type="dxa" w:w="90"/>
+              <w:bottom w:type="dxa" w:w="60"/>
+              <w:right w:type="dxa" w:w="90"/>
+            </w:tcMar>
+            <w:vAlign w:val="top"/>
+          </w:tcPr>
+          <w:p>
+            <w:pPr>
+              <w:spacing w:after="20"/>
+              <w:jc w:val="left"/>
+            </w:pPr>
+            <w:r>
+              <w:rPr>
+                <w:b w:val="false"/>
+                <w:bCs w:val="false"/>
+                <w:color w:val="1A1F1B"/>
+                <w:sz w:val="16"/>
+                <w:szCs w:val="16"/>
+              </w:rPr>
+              <w:t xml:space="preserve">Пакистан против Афганистана, 2024</w:t>
+            </w:r>
+          </w:p>
+        </w:tc>
+        <w:tc>
+          <w:tcPr>
+            <w:tcW w:type="dxa" w:w="1734"/>
+            <w:tcBorders>
+              <w:top w:val="single" w:color="C9CEC5" w:sz="4"/>
+              <w:left w:val="single" w:color="C9CEC5" w:sz="4"/>
+              <w:bottom w:val="single" w:color="C9CEC5" w:sz="4"/>
+              <w:right w:val="single" w:color="C9CEC5" w:sz="4"/>
+            </w:tcBorders>
+            <w:tcMar>
+              <w:top w:type="dxa" w:w="60"/>
+              <w:left w:type="dxa" w:w="90"/>
+              <w:bottom w:type="dxa" w:w="60"/>
+              <w:right w:type="dxa" w:w="90"/>
+            </w:tcMar>
+            <w:vAlign w:val="top"/>
+          </w:tcPr>
+          <w:p>
+            <w:pPr>
+              <w:spacing w:after="20"/>
+              <w:jc w:val="left"/>
+            </w:pPr>
+            <w:r>
+              <w:rPr>
+                <w:b w:val="false"/>
+                <w:bCs w:val="false"/>
+                <w:color w:val="1A1F1B"/>
+                <w:sz w:val="16"/>
+                <w:szCs w:val="16"/>
+              </w:rPr>
+              <w:t xml:space="preserve">6,84 : 1</w:t>
+            </w:r>
+          </w:p>
+        </w:tc>
+        <w:tc>
+          <w:tcPr>
+            <w:tcW w:type="dxa" w:w="1349"/>
+            <w:tcBorders>
+              <w:top w:val="single" w:color="C9CEC5" w:sz="4"/>
+              <w:left w:val="single" w:color="C9CEC5" w:sz="4"/>
+              <w:bottom w:val="single" w:color="C9CEC5" w:sz="4"/>
+              <w:right w:val="single" w:color="C9CEC5" w:sz="4"/>
+            </w:tcBorders>
+            <w:tcMar>
+              <w:top w:type="dxa" w:w="60"/>
+              <w:left w:type="dxa" w:w="90"/>
+              <w:bottom w:type="dxa" w:w="60"/>
+              <w:right w:type="dxa" w:w="90"/>
+            </w:tcMar>
+            <w:vAlign w:val="top"/>
+          </w:tcPr>
+          <w:p>
+            <w:pPr>
+              <w:spacing w:after="20"/>
+              <w:jc w:val="left"/>
+            </w:pPr>
+            <w:r>
+              <w:rPr>
+                <w:b w:val="false"/>
+                <w:bCs w:val="false"/>
+                <w:color w:val="1A1F1B"/>
+                <w:sz w:val="16"/>
+                <w:szCs w:val="16"/>
+              </w:rPr>
+              <w:t xml:space="preserve">1,30 : 1</w:t>
+            </w:r>
+          </w:p>
+        </w:tc>
+        <w:tc>
+          <w:tcPr>
+            <w:tcW w:type="dxa" w:w="1736"/>
+            <w:tcBorders>
+              <w:top w:val="single" w:color="C9CEC5" w:sz="4"/>
+              <w:left w:val="single" w:color="C9CEC5" w:sz="4"/>
+              <w:bottom w:val="single" w:color="C9CEC5" w:sz="4"/>
+              <w:right w:val="single" w:color="C9CEC5" w:sz="4"/>
+            </w:tcBorders>
+            <w:tcMar>
+              <w:top w:type="dxa" w:w="60"/>
+              <w:left w:type="dxa" w:w="90"/>
+              <w:bottom w:type="dxa" w:w="60"/>
+              <w:right w:type="dxa" w:w="90"/>
+            </w:tcMar>
+            <w:vAlign w:val="top"/>
+          </w:tcPr>
+          <w:p>
+            <w:pPr>
+              <w:spacing w:after="20"/>
+              <w:jc w:val="left"/>
+            </w:pPr>
+            <w:r>
+              <w:rPr>
+                <w:b w:val="false"/>
+                <w:bCs w:val="false"/>
+                <w:color w:val="1A1F1B"/>
+                <w:sz w:val="16"/>
+                <w:szCs w:val="16"/>
+              </w:rPr>
+              <w:t xml:space="preserve">нет</w:t>
+            </w:r>
+          </w:p>
+        </w:tc>
+      </w:tr>
+      <w:tr>
+        <w:trPr>
+          <w:cantSplit/>
+        </w:trPr>
+        <w:tc>
+          <w:tcPr>
+            <w:tcW w:type="dxa" w:w="4819"/>
+            <w:tcBorders>
+              <w:top w:val="single" w:color="C9CEC5" w:sz="4"/>
+              <w:left w:val="single" w:color="C9CEC5" w:sz="4"/>
+              <w:bottom w:val="single" w:color="C9CEC5" w:sz="4"/>
+              <w:right w:val="single" w:color="C9CEC5" w:sz="4"/>
+            </w:tcBorders>
+            <w:shd w:fill="F1F3EF" w:color="auto" w:val="clear"/>
+            <w:tcMar>
+              <w:top w:type="dxa" w:w="60"/>
+              <w:left w:type="dxa" w:w="90"/>
+              <w:bottom w:type="dxa" w:w="60"/>
+              <w:right w:type="dxa" w:w="90"/>
+            </w:tcMar>
+            <w:vAlign w:val="top"/>
+          </w:tcPr>
+          <w:p>
+            <w:pPr>
+              <w:spacing w:after="20"/>
+              <w:jc w:val="left"/>
+            </w:pPr>
+            <w:r>
+              <w:rPr>
+                <w:b w:val="false"/>
+                <w:bCs w:val="false"/>
+                <w:color w:val="1A1F1B"/>
+                <w:sz w:val="16"/>
+                <w:szCs w:val="16"/>
+              </w:rPr>
+              <w:t xml:space="preserve">Россия против Украины, наступление 2023</w:t>
+            </w:r>
+          </w:p>
+        </w:tc>
+        <w:tc>
+          <w:tcPr>
+            <w:tcW w:type="dxa" w:w="1734"/>
+            <w:tcBorders>
+              <w:top w:val="single" w:color="C9CEC5" w:sz="4"/>
+              <w:left w:val="single" w:color="C9CEC5" w:sz="4"/>
+              <w:bottom w:val="single" w:color="C9CEC5" w:sz="4"/>
+              <w:right w:val="single" w:color="C9CEC5" w:sz="4"/>
+            </w:tcBorders>
+            <w:shd w:fill="F1F3EF" w:color="auto" w:val="clear"/>
+            <w:tcMar>
+              <w:top w:type="dxa" w:w="60"/>
+              <w:left w:type="dxa" w:w="90"/>
+              <w:bottom w:type="dxa" w:w="60"/>
+              <w:right w:type="dxa" w:w="90"/>
+            </w:tcMar>
+            <w:vAlign w:val="top"/>
+          </w:tcPr>
+          <w:p>
+            <w:pPr>
+              <w:spacing w:after="20"/>
+              <w:jc w:val="left"/>
+            </w:pPr>
+            <w:r>
+              <w:rPr>
+                <w:b w:val="false"/>
+                <w:bCs w:val="false"/>
+                <w:color w:val="1A1F1B"/>
+                <w:sz w:val="16"/>
+                <w:szCs w:val="16"/>
+              </w:rPr>
+              <w:t xml:space="preserve">8,83 : 1</w:t>
+            </w:r>
+          </w:p>
+        </w:tc>
+        <w:tc>
+          <w:tcPr>
+            <w:tcW w:type="dxa" w:w="1349"/>
+            <w:tcBorders>
+              <w:top w:val="single" w:color="C9CEC5" w:sz="4"/>
+              <w:left w:val="single" w:color="C9CEC5" w:sz="4"/>
+              <w:bottom w:val="single" w:color="C9CEC5" w:sz="4"/>
+              <w:right w:val="single" w:color="C9CEC5" w:sz="4"/>
+            </w:tcBorders>
+            <w:shd w:fill="F1F3EF" w:color="auto" w:val="clear"/>
+            <w:tcMar>
+              <w:top w:type="dxa" w:w="60"/>
+              <w:left w:type="dxa" w:w="90"/>
+              <w:bottom w:type="dxa" w:w="60"/>
+              <w:right w:type="dxa" w:w="90"/>
+            </w:tcMar>
+            <w:vAlign w:val="top"/>
+          </w:tcPr>
+          <w:p>
+            <w:pPr>
+              <w:spacing w:after="20"/>
+              <w:jc w:val="left"/>
+            </w:pPr>
+            <w:r>
+              <w:rPr>
+                <w:b w:val="false"/>
+                <w:bCs w:val="false"/>
+                <w:color w:val="1A1F1B"/>
+                <w:sz w:val="16"/>
+                <w:szCs w:val="16"/>
+              </w:rPr>
+              <w:t xml:space="preserve">1,15 : 1</w:t>
+            </w:r>
+          </w:p>
+        </w:tc>
+        <w:tc>
+          <w:tcPr>
+            <w:tcW w:type="dxa" w:w="1736"/>
+            <w:tcBorders>
+              <w:top w:val="single" w:color="C9CEC5" w:sz="4"/>
+              <w:left w:val="single" w:color="C9CEC5" w:sz="4"/>
+              <w:bottom w:val="single" w:color="C9CEC5" w:sz="4"/>
+              <w:right w:val="single" w:color="C9CEC5" w:sz="4"/>
+            </w:tcBorders>
+            <w:shd w:fill="F1F3EF" w:color="auto" w:val="clear"/>
+            <w:tcMar>
+              <w:top w:type="dxa" w:w="60"/>
+              <w:left w:type="dxa" w:w="90"/>
+              <w:bottom w:type="dxa" w:w="60"/>
+              <w:right w:type="dxa" w:w="90"/>
+            </w:tcMar>
+            <w:vAlign w:val="top"/>
+          </w:tcPr>
+          <w:p>
+            <w:pPr>
+              <w:spacing w:after="20"/>
+              <w:jc w:val="left"/>
+            </w:pPr>
+            <w:r>
+              <w:rPr>
+                <w:b w:val="false"/>
+                <w:bCs w:val="false"/>
+                <w:color w:val="1A1F1B"/>
+                <w:sz w:val="16"/>
+                <w:szCs w:val="16"/>
+              </w:rPr>
+              <w:t xml:space="preserve">нет</w:t>
+            </w:r>
+          </w:p>
+        </w:tc>
+      </w:tr>
+    </w:tbl>
+    <w:p>
+      <w:pPr>
+        <w:spacing w:after="120"/>
+      </w:pPr>
+    </w:p>
+    <w:p>
+      <w:pPr>
+        <w:spacing w:after="120" w:line="288"/>
+        <w:jc w:val="both"/>
+      </w:pPr>
+      <w:r>
+        <w:t xml:space="preserve">AUC = 0,13 (в протоколе ожидалось не менее 0,70), перестановочная вероятность в сторону превосходства 0,98: правило «порядок индекса информативен» не выполнено. Но значение не «около 0,5», а существенно ниже — порядок индекса </w:t>
+      </w:r>
+      <w:r>
+        <w:rPr>
+          <w:b/>
+          <w:bCs/>
+        </w:rPr>
+        <w:t xml:space="preserve">обратен</w:t>
+      </w:r>
+      <w:r>
+        <w:t xml:space="preserve"> исходу. Вне протокола (после расчёта, поэтому разведочно): точный перестановочный p для обратной связи — +0,033 (односторонний), +0,067 (двусторонний). Пять нападающих с наибольшим перевесом по индексу (Индия 2025, Пакистан 2024, Россия 2023 и 2022, Китай против Индии 2020) цели не достигли; Израиль, чей индекс слабее или равен, цели достиг.</w:t>
+      </w:r>
+    </w:p>
+    <w:p>
+      <w:pPr>
+        <w:pBdr>
+          <w:left w:val="single" w:color="9F2F27" w:sz="18" w:space="8"/>
+        </w:pBdr>
+        <w:shd w:fill="F4EEE9" w:color="auto" w:val="clear"/>
+        <w:spacing w:after="160" w:before="120" w:line="276"/>
+        <w:ind w:left="200" w:right="120"/>
+      </w:pPr>
+      <w:r>
+        <w:rPr>
+          <w:b/>
+          <w:bCs/>
+          <w:color w:val="9F2F27"/>
+        </w:rPr>
+        <w:t xml:space="preserve">Оговорка. </w:t>
+      </w:r>
+      <w:r>
+        <w:t xml:space="preserve">Десять случаев — это мало и они не независимы (Россия 2022 и 2023 — одна война; два случая Руанды — одна тема); обратный порядок не гипотеза протокола, а наблюдение после расчёта. Вывод осторожный: порядок индекса по ресурсам не предсказывает успех наступления, потому что индекс измеряет размер, а не эффективность (раздел 4.4). Для прогнозов войн индекс следует подавать как порядковую оценку ресурсов, без перевода в «силу» и без обещания, что больший перевес — больший шанс.</w:t>
+      </w:r>
+    </w:p>
+    <w:p>
+      <w:pPr>
         <w:pStyle w:val="Heading1"/>
         <w:pageBreakBefore/>
       </w:pPr>
-      <w:bookmarkStart w:name="_Toc203" w:id="203"/>
+      <w:bookmarkStart w:name="_Toc18" w:id="18"/>
       <w:r>
         <w:t xml:space="preserve">5. Разбор распространённых утверждений</w:t>
       </w:r>
-      <w:bookmarkEnd w:id="203"/>
+      <w:bookmarkEnd w:id="18"/>
     </w:p>
     <w:p>
       <w:pPr>
@@ -8564,21 +11083,21 @@
         <w:pStyle w:val="Heading1"/>
         <w:pageBreakBefore/>
       </w:pPr>
-      <w:bookmarkStart w:name="_Toc204" w:id="204"/>
+      <w:bookmarkStart w:name="_Toc19" w:id="19"/>
       <w:r>
         <w:t xml:space="preserve">6. Научная новизна</w:t>
       </w:r>
-      <w:bookmarkEnd w:id="204"/>
+      <w:bookmarkEnd w:id="19"/>
     </w:p>
     <w:p>
       <w:pPr>
         <w:pStyle w:val="Heading2"/>
       </w:pPr>
-      <w:bookmarkStart w:name="_Toc205" w:id="205"/>
+      <w:bookmarkStart w:name="_Toc20" w:id="20"/>
       <w:r>
         <w:t xml:space="preserve">6.1. Не ново</w:t>
       </w:r>
-      <w:bookmarkEnd w:id="205"/>
+      <w:bookmarkEnd w:id="20"/>
     </w:p>
     <w:p>
       <w:pPr>
@@ -8636,11 +11155,11 @@
       <w:pPr>
         <w:pStyle w:val="Heading2"/>
       </w:pPr>
-      <w:bookmarkStart w:name="_Toc206" w:id="206"/>
+      <w:bookmarkStart w:name="_Toc21" w:id="21"/>
       <w:r>
         <w:t xml:space="preserve">6.2. Возможно ново (приоритет нужно подтвердить обзором литературы)</w:t>
       </w:r>
-      <w:bookmarkEnd w:id="206"/>
+      <w:bookmarkEnd w:id="21"/>
     </w:p>
     <w:p>
       <w:pPr>
@@ -8751,13 +11270,43 @@
     </w:p>
     <w:p>
       <w:pPr>
+        <w:pStyle w:val="ListParagraph"/>
+        <w:numPr>
+          <w:ilvl w:val="0"/>
+          <w:numId w:val="3"/>
+        </w:numPr>
+        <w:spacing w:after="60" w:line="276"/>
+      </w:pPr>
+      <w:r>
+        <w:rPr>
+          <w:b/>
+          <w:bCs/>
+        </w:rPr>
+        <w:t xml:space="preserve">Разложение предсказуемости исхода на потенциал и эффективность вне выборки</w:t>
+      </w:r>
+      <w:r>
+        <w:t xml:space="preserve"> (почти всё — эффективность) и </w:t>
+      </w:r>
+      <w:r>
+        <w:rPr>
+          <w:b/>
+          <w:bCs/>
+        </w:rPr>
+        <w:t xml:space="preserve">обратный порядок индекса ресурсов относительно успеха наступления</w:t>
+      </w:r>
+      <w:r>
+        <w:t xml:space="preserve"> на 10 войнах (разведочный результат, p ≈ 0,03–0,07).</w:t>
+      </w:r>
+    </w:p>
+    <w:p>
+      <w:pPr>
         <w:pStyle w:val="Heading2"/>
       </w:pPr>
-      <w:bookmarkStart w:name="_Toc207" w:id="207"/>
+      <w:bookmarkStart w:name="_Toc22" w:id="22"/>
       <w:r>
         <w:t xml:space="preserve">6.3. Где пробел</w:t>
       </w:r>
-      <w:bookmarkEnd w:id="207"/>
+      <w:bookmarkEnd w:id="22"/>
     </w:p>
     <w:p>
       <w:pPr>
@@ -8783,11 +11332,11 @@
         <w:pStyle w:val="Heading1"/>
         <w:pageBreakBefore/>
       </w:pPr>
-      <w:bookmarkStart w:name="_Toc208" w:id="208"/>
+      <w:bookmarkStart w:name="_Toc23" w:id="23"/>
       <w:r>
         <w:t xml:space="preserve">7. Конкурент: TENET Intelligence MCI</w:t>
       </w:r>
-      <w:bookmarkEnd w:id="208"/>
+      <w:bookmarkEnd w:id="23"/>
     </w:p>
     <w:p>
       <w:pPr>
@@ -11567,11 +14116,11 @@
         <w:pStyle w:val="Heading1"/>
         <w:pageBreakBefore/>
       </w:pPr>
-      <w:bookmarkStart w:name="_Toc209" w:id="209"/>
+      <w:bookmarkStart w:name="_Toc24" w:id="24"/>
       <w:r>
         <w:t xml:space="preserve">8. План</w:t>
       </w:r>
-      <w:bookmarkEnd w:id="209"/>
+      <w:bookmarkEnd w:id="24"/>
     </w:p>
     <w:p>
       <w:pPr>
@@ -11630,11 +14179,11 @@
         <w:pStyle w:val="Heading1"/>
         <w:pageBreakBefore/>
       </w:pPr>
-      <w:bookmarkStart w:name="_Toc210" w:id="210"/>
+      <w:bookmarkStart w:name="_Toc25" w:id="25"/>
       <w:r>
         <w:t xml:space="preserve">Литература</w:t>
       </w:r>
-      <w:bookmarkEnd w:id="210"/>
+      <w:bookmarkEnd w:id="25"/>
     </w:p>
     <w:p>
       <w:pPr>

--- a/docs/08_Modeli_boya_RU.docx
+++ b/docs/08_Modeli_boya_RU.docx
@@ -131,7 +131,7 @@
             <w:instrText xml:space="preserve">TOC \h \o "1-2"</w:instrText>
             <w:fldChar w:fldCharType="separate"/>
           </w:r>
-          <w:hyperlink w:history="1" w:anchor="_Toc1">
+          <w:hyperlink w:history="1" w:anchor="_Toc188">
             <w:r>
               <w:t xml:space="preserve">Резюме</w:t>
             </w:r>
@@ -140,7 +140,7 @@
             </w:r>
             <w:r>
               <w:fldChar w:fldCharType="begin" w:dirty="true"/>
-              <w:instrText xml:space="preserve">PAGEREF _Toc1 \h</w:instrText>
+              <w:instrText xml:space="preserve">PAGEREF _Toc188 \h</w:instrText>
               <w:fldChar w:fldCharType="separate"/>
               <w:fldChar w:fldCharType="end"/>
             </w:r>
@@ -153,7 +153,7 @@
               <w:tab w:val="right" w:pos="9638" w:leader="dot"/>
             </w:tabs>
           </w:pPr>
-          <w:hyperlink w:history="1" w:anchor="_Toc2">
+          <w:hyperlink w:history="1" w:anchor="_Toc189">
             <w:r>
               <w:t xml:space="preserve">1. Классическая модель и её проверка</w:t>
             </w:r>
@@ -162,7 +162,7 @@
             </w:r>
             <w:r>
               <w:fldChar w:fldCharType="begin" w:dirty="true"/>
-              <w:instrText xml:space="preserve">PAGEREF _Toc2 \h</w:instrText>
+              <w:instrText xml:space="preserve">PAGEREF _Toc189 \h</w:instrText>
               <w:fldChar w:fldCharType="separate"/>
               <w:fldChar w:fldCharType="end"/>
             </w:r>
@@ -176,7 +176,7 @@
             </w:tabs>
             <w:ind w:left="220"/>
           </w:pPr>
-          <w:hyperlink w:history="1" w:anchor="_Toc3">
+          <w:hyperlink w:history="1" w:anchor="_Toc190">
             <w:r>
               <w:t xml:space="preserve">1.1. Уравнения Ланчестера и Осипова</w:t>
             </w:r>
@@ -185,7 +185,7 @@
             </w:r>
             <w:r>
               <w:fldChar w:fldCharType="begin" w:dirty="true"/>
-              <w:instrText xml:space="preserve">PAGEREF _Toc3 \h</w:instrText>
+              <w:instrText xml:space="preserve">PAGEREF _Toc190 \h</w:instrText>
               <w:fldChar w:fldCharType="separate"/>
               <w:fldChar w:fldCharType="end"/>
             </w:r>
@@ -199,7 +199,7 @@
             </w:tabs>
             <w:ind w:left="220"/>
           </w:pPr>
-          <w:hyperlink w:history="1" w:anchor="_Toc4">
+          <w:hyperlink w:history="1" w:anchor="_Toc191">
             <w:r>
               <w:t xml:space="preserve">1.2. Что показали данные</w:t>
             </w:r>
@@ -208,7 +208,7 @@
             </w:r>
             <w:r>
               <w:fldChar w:fldCharType="begin" w:dirty="true"/>
-              <w:instrText xml:space="preserve">PAGEREF _Toc4 \h</w:instrText>
+              <w:instrText xml:space="preserve">PAGEREF _Toc191 \h</w:instrText>
               <w:fldChar w:fldCharType="separate"/>
               <w:fldChar w:fldCharType="end"/>
             </w:r>
@@ -221,7 +221,7 @@
               <w:tab w:val="right" w:pos="9638" w:leader="dot"/>
             </w:tabs>
           </w:pPr>
-          <w:hyperlink w:history="1" w:anchor="_Toc5">
+          <w:hyperlink w:history="1" w:anchor="_Toc192">
             <w:r>
               <w:t xml:space="preserve">2. Современные расширения модели</w:t>
             </w:r>
@@ -230,7 +230,7 @@
             </w:r>
             <w:r>
               <w:fldChar w:fldCharType="begin" w:dirty="true"/>
-              <w:instrText xml:space="preserve">PAGEREF _Toc5 \h</w:instrText>
+              <w:instrText xml:space="preserve">PAGEREF _Toc192 \h</w:instrText>
               <w:fldChar w:fldCharType="separate"/>
               <w:fldChar w:fldCharType="end"/>
             </w:r>
@@ -244,7 +244,7 @@
             </w:tabs>
             <w:ind w:left="220"/>
           </w:pPr>
-          <w:hyperlink w:history="1" w:anchor="_Toc6">
+          <w:hyperlink w:history="1" w:anchor="_Toc193">
             <w:r>
               <w:t xml:space="preserve">2.1. Модель залпов (Хьюз)</w:t>
             </w:r>
@@ -253,7 +253,7 @@
             </w:r>
             <w:r>
               <w:fldChar w:fldCharType="begin" w:dirty="true"/>
-              <w:instrText xml:space="preserve">PAGEREF _Toc6 \h</w:instrText>
+              <w:instrText xml:space="preserve">PAGEREF _Toc193 \h</w:instrText>
               <w:fldChar w:fldCharType="separate"/>
               <w:fldChar w:fldCharType="end"/>
             </w:r>
@@ -267,7 +267,7 @@
             </w:tabs>
             <w:ind w:left="220"/>
           </w:pPr>
-          <w:hyperlink w:history="1" w:anchor="_Toc7">
+          <w:hyperlink w:history="1" w:anchor="_Toc194">
             <w:r>
               <w:t xml:space="preserve">2.2. Трёхсторонний бой и дроны</w:t>
             </w:r>
@@ -276,7 +276,7 @@
             </w:r>
             <w:r>
               <w:fldChar w:fldCharType="begin" w:dirty="true"/>
-              <w:instrText xml:space="preserve">PAGEREF _Toc7 \h</w:instrText>
+              <w:instrText xml:space="preserve">PAGEREF _Toc194 \h</w:instrText>
               <w:fldChar w:fldCharType="separate"/>
               <w:fldChar w:fldCharType="end"/>
             </w:r>
@@ -290,7 +290,7 @@
             </w:tabs>
             <w:ind w:left="220"/>
           </w:pPr>
-          <w:hyperlink w:history="1" w:anchor="_Toc8">
+          <w:hyperlink w:history="1" w:anchor="_Toc195">
             <w:r>
               <w:t xml:space="preserve">2.3. Проверка на войне России и Украины: решает ли выпуск дронов</w:t>
             </w:r>
@@ -299,29 +299,7 @@
             </w:r>
             <w:r>
               <w:fldChar w:fldCharType="begin" w:dirty="true"/>
-              <w:instrText xml:space="preserve">PAGEREF _Toc8 \h</w:instrText>
-              <w:fldChar w:fldCharType="separate"/>
-              <w:fldChar w:fldCharType="end"/>
-            </w:r>
-          </w:hyperlink>
-        </w:p>
-        <w:p>
-          <w:pPr>
-            <w:pStyle w:val="TOC1"/>
-            <w:tabs>
-              <w:tab w:val="right" w:pos="9638" w:leader="dot"/>
-            </w:tabs>
-          </w:pPr>
-          <w:hyperlink w:history="1" w:anchor="_Toc9">
-            <w:r>
-              <w:t xml:space="preserve">3. Как модели учитывают разведку и психологию</w:t>
-            </w:r>
-            <w:r>
-              <w:tab/>
-            </w:r>
-            <w:r>
-              <w:fldChar w:fldCharType="begin" w:dirty="true"/>
-              <w:instrText xml:space="preserve">PAGEREF _Toc9 \h</w:instrText>
+              <w:instrText xml:space="preserve">PAGEREF _Toc195 \h</w:instrText>
               <w:fldChar w:fldCharType="separate"/>
               <w:fldChar w:fldCharType="end"/>
             </w:r>
@@ -335,16 +313,38 @@
             </w:tabs>
             <w:ind w:left="220"/>
           </w:pPr>
-          <w:hyperlink w:history="1" w:anchor="_Toc10">
-            <w:r>
-              <w:t xml:space="preserve">3.1. Разведка — переход между законами</w:t>
+          <w:hyperlink w:history="1" w:anchor="_Toc196">
+            <w:r>
+              <w:t xml:space="preserve">2.4. Почему гипотеза не сработала: выход на дрон и состав потерь (ветка Б)</w:t>
             </w:r>
             <w:r>
               <w:tab/>
             </w:r>
             <w:r>
               <w:fldChar w:fldCharType="begin" w:dirty="true"/>
-              <w:instrText xml:space="preserve">PAGEREF _Toc10 \h</w:instrText>
+              <w:instrText xml:space="preserve">PAGEREF _Toc196 \h</w:instrText>
+              <w:fldChar w:fldCharType="separate"/>
+              <w:fldChar w:fldCharType="end"/>
+            </w:r>
+          </w:hyperlink>
+        </w:p>
+        <w:p>
+          <w:pPr>
+            <w:pStyle w:val="TOC1"/>
+            <w:tabs>
+              <w:tab w:val="right" w:pos="9638" w:leader="dot"/>
+            </w:tabs>
+          </w:pPr>
+          <w:hyperlink w:history="1" w:anchor="_Toc197">
+            <w:r>
+              <w:t xml:space="preserve">3. Как модели учитывают разведку и психологию</w:t>
+            </w:r>
+            <w:r>
+              <w:tab/>
+            </w:r>
+            <w:r>
+              <w:fldChar w:fldCharType="begin" w:dirty="true"/>
+              <w:instrText xml:space="preserve">PAGEREF _Toc197 \h</w:instrText>
               <w:fldChar w:fldCharType="separate"/>
               <w:fldChar w:fldCharType="end"/>
             </w:r>
@@ -358,38 +358,16 @@
             </w:tabs>
             <w:ind w:left="220"/>
           </w:pPr>
-          <w:hyperlink w:history="1" w:anchor="_Toc11">
-            <w:r>
-              <w:t xml:space="preserve">3.2. Психология — воля как переменная состояния</w:t>
+          <w:hyperlink w:history="1" w:anchor="_Toc198">
+            <w:r>
+              <w:t xml:space="preserve">3.1. Разведка — переход между законами</w:t>
             </w:r>
             <w:r>
               <w:tab/>
             </w:r>
             <w:r>
               <w:fldChar w:fldCharType="begin" w:dirty="true"/>
-              <w:instrText xml:space="preserve">PAGEREF _Toc11 \h</w:instrText>
-              <w:fldChar w:fldCharType="separate"/>
-              <w:fldChar w:fldCharType="end"/>
-            </w:r>
-          </w:hyperlink>
-        </w:p>
-        <w:p>
-          <w:pPr>
-            <w:pStyle w:val="TOC1"/>
-            <w:tabs>
-              <w:tab w:val="right" w:pos="9638" w:leader="dot"/>
-            </w:tabs>
-          </w:pPr>
-          <w:hyperlink w:history="1" w:anchor="_Toc12">
-            <w:r>
-              <w:t xml:space="preserve">4. Измерения на сражениях CDB90</w:t>
-            </w:r>
-            <w:r>
-              <w:tab/>
-            </w:r>
-            <w:r>
-              <w:fldChar w:fldCharType="begin" w:dirty="true"/>
-              <w:instrText xml:space="preserve">PAGEREF _Toc12 \h</w:instrText>
+              <w:instrText xml:space="preserve">PAGEREF _Toc198 \h</w:instrText>
               <w:fldChar w:fldCharType="separate"/>
               <w:fldChar w:fldCharType="end"/>
             </w:r>
@@ -403,16 +381,38 @@
             </w:tabs>
             <w:ind w:left="220"/>
           </w:pPr>
-          <w:hyperlink w:history="1" w:anchor="_Toc13">
-            <w:r>
-              <w:t xml:space="preserve">4.1. Закон огня: от чего зависят суточные потери</w:t>
+          <w:hyperlink w:history="1" w:anchor="_Toc199">
+            <w:r>
+              <w:t xml:space="preserve">3.2. Психология — воля как переменная состояния</w:t>
             </w:r>
             <w:r>
               <w:tab/>
             </w:r>
             <w:r>
               <w:fldChar w:fldCharType="begin" w:dirty="true"/>
-              <w:instrText xml:space="preserve">PAGEREF _Toc13 \h</w:instrText>
+              <w:instrText xml:space="preserve">PAGEREF _Toc199 \h</w:instrText>
+              <w:fldChar w:fldCharType="separate"/>
+              <w:fldChar w:fldCharType="end"/>
+            </w:r>
+          </w:hyperlink>
+        </w:p>
+        <w:p>
+          <w:pPr>
+            <w:pStyle w:val="TOC1"/>
+            <w:tabs>
+              <w:tab w:val="right" w:pos="9638" w:leader="dot"/>
+            </w:tabs>
+          </w:pPr>
+          <w:hyperlink w:history="1" w:anchor="_Toc200">
+            <w:r>
+              <w:t xml:space="preserve">4. Измерения на сражениях CDB90</w:t>
+            </w:r>
+            <w:r>
+              <w:tab/>
+            </w:r>
+            <w:r>
+              <w:fldChar w:fldCharType="begin" w:dirty="true"/>
+              <w:instrText xml:space="preserve">PAGEREF _Toc200 \h</w:instrText>
               <w:fldChar w:fldCharType="separate"/>
               <w:fldChar w:fldCharType="end"/>
             </w:r>
@@ -426,16 +426,16 @@
             </w:tabs>
             <w:ind w:left="220"/>
           </w:pPr>
-          <w:hyperlink w:history="1" w:anchor="_Toc14">
-            <w:r>
-              <w:t xml:space="preserve">4.2. Разведка и психология в численном перевесе</w:t>
+          <w:hyperlink w:history="1" w:anchor="_Toc201">
+            <w:r>
+              <w:t xml:space="preserve">4.1. Закон огня: от чего зависят суточные потери</w:t>
             </w:r>
             <w:r>
               <w:tab/>
             </w:r>
             <w:r>
               <w:fldChar w:fldCharType="begin" w:dirty="true"/>
-              <w:instrText xml:space="preserve">PAGEREF _Toc14 \h</w:instrText>
+              <w:instrText xml:space="preserve">PAGEREF _Toc201 \h</w:instrText>
               <w:fldChar w:fldCharType="separate"/>
               <w:fldChar w:fldCharType="end"/>
             </w:r>
@@ -449,16 +449,16 @@
             </w:tabs>
             <w:ind w:left="220"/>
           </w:pPr>
-          <w:hyperlink w:history="1" w:anchor="_Toc15">
-            <w:r>
-              <w:t xml:space="preserve">4.3. Порог воли</w:t>
+          <w:hyperlink w:history="1" w:anchor="_Toc202">
+            <w:r>
+              <w:t xml:space="preserve">4.2. Разведка и психология в численном перевесе</w:t>
             </w:r>
             <w:r>
               <w:tab/>
             </w:r>
             <w:r>
               <w:fldChar w:fldCharType="begin" w:dirty="true"/>
-              <w:instrText xml:space="preserve">PAGEREF _Toc15 \h</w:instrText>
+              <w:instrText xml:space="preserve">PAGEREF _Toc202 \h</w:instrText>
               <w:fldChar w:fldCharType="separate"/>
               <w:fldChar w:fldCharType="end"/>
             </w:r>
@@ -472,16 +472,16 @@
             </w:tabs>
             <w:ind w:left="220"/>
           </w:pPr>
-          <w:hyperlink w:history="1" w:anchor="_Toc16">
-            <w:r>
-              <w:t xml:space="preserve">4.4. Потенциал × эффективность: что объясняет исход (ветка А)</w:t>
+          <w:hyperlink w:history="1" w:anchor="_Toc203">
+            <w:r>
+              <w:t xml:space="preserve">4.3. Порог воли</w:t>
             </w:r>
             <w:r>
               <w:tab/>
             </w:r>
             <w:r>
               <w:fldChar w:fldCharType="begin" w:dirty="true"/>
-              <w:instrText xml:space="preserve">PAGEREF _Toc16 \h</w:instrText>
+              <w:instrText xml:space="preserve">PAGEREF _Toc203 \h</w:instrText>
               <w:fldChar w:fldCharType="separate"/>
               <w:fldChar w:fldCharType="end"/>
             </w:r>
@@ -495,60 +495,16 @@
             </w:tabs>
             <w:ind w:left="220"/>
           </w:pPr>
-          <w:hyperlink w:history="1" w:anchor="_Toc17">
-            <w:r>
-              <w:t xml:space="preserve">4.5. Порядок индекса и баланс сил (ветка Г)</w:t>
+          <w:hyperlink w:history="1" w:anchor="_Toc204">
+            <w:r>
+              <w:t xml:space="preserve">4.4. Потенциал × эффективность: что объясняет исход (ветка А)</w:t>
             </w:r>
             <w:r>
               <w:tab/>
             </w:r>
             <w:r>
               <w:fldChar w:fldCharType="begin" w:dirty="true"/>
-              <w:instrText xml:space="preserve">PAGEREF _Toc17 \h</w:instrText>
-              <w:fldChar w:fldCharType="separate"/>
-              <w:fldChar w:fldCharType="end"/>
-            </w:r>
-          </w:hyperlink>
-        </w:p>
-        <w:p>
-          <w:pPr>
-            <w:pStyle w:val="TOC1"/>
-            <w:tabs>
-              <w:tab w:val="right" w:pos="9638" w:leader="dot"/>
-            </w:tabs>
-          </w:pPr>
-          <w:hyperlink w:history="1" w:anchor="_Toc18">
-            <w:r>
-              <w:t xml:space="preserve">5. Разбор распространённых утверждений</w:t>
-            </w:r>
-            <w:r>
-              <w:tab/>
-            </w:r>
-            <w:r>
-              <w:fldChar w:fldCharType="begin" w:dirty="true"/>
-              <w:instrText xml:space="preserve">PAGEREF _Toc18 \h</w:instrText>
-              <w:fldChar w:fldCharType="separate"/>
-              <w:fldChar w:fldCharType="end"/>
-            </w:r>
-          </w:hyperlink>
-        </w:p>
-        <w:p>
-          <w:pPr>
-            <w:pStyle w:val="TOC1"/>
-            <w:tabs>
-              <w:tab w:val="right" w:pos="9638" w:leader="dot"/>
-            </w:tabs>
-          </w:pPr>
-          <w:hyperlink w:history="1" w:anchor="_Toc19">
-            <w:r>
-              <w:t xml:space="preserve">6. Научная новизна</w:t>
-            </w:r>
-            <w:r>
-              <w:tab/>
-            </w:r>
-            <w:r>
-              <w:fldChar w:fldCharType="begin" w:dirty="true"/>
-              <w:instrText xml:space="preserve">PAGEREF _Toc19 \h</w:instrText>
+              <w:instrText xml:space="preserve">PAGEREF _Toc204 \h</w:instrText>
               <w:fldChar w:fldCharType="separate"/>
               <w:fldChar w:fldCharType="end"/>
             </w:r>
@@ -562,16 +518,60 @@
             </w:tabs>
             <w:ind w:left="220"/>
           </w:pPr>
-          <w:hyperlink w:history="1" w:anchor="_Toc20">
-            <w:r>
-              <w:t xml:space="preserve">6.1. Не ново</w:t>
+          <w:hyperlink w:history="1" w:anchor="_Toc205">
+            <w:r>
+              <w:t xml:space="preserve">4.5. Порядок индекса и баланс сил (ветка Г)</w:t>
             </w:r>
             <w:r>
               <w:tab/>
             </w:r>
             <w:r>
               <w:fldChar w:fldCharType="begin" w:dirty="true"/>
-              <w:instrText xml:space="preserve">PAGEREF _Toc20 \h</w:instrText>
+              <w:instrText xml:space="preserve">PAGEREF _Toc205 \h</w:instrText>
+              <w:fldChar w:fldCharType="separate"/>
+              <w:fldChar w:fldCharType="end"/>
+            </w:r>
+          </w:hyperlink>
+        </w:p>
+        <w:p>
+          <w:pPr>
+            <w:pStyle w:val="TOC1"/>
+            <w:tabs>
+              <w:tab w:val="right" w:pos="9638" w:leader="dot"/>
+            </w:tabs>
+          </w:pPr>
+          <w:hyperlink w:history="1" w:anchor="_Toc206">
+            <w:r>
+              <w:t xml:space="preserve">5. Разбор распространённых утверждений</w:t>
+            </w:r>
+            <w:r>
+              <w:tab/>
+            </w:r>
+            <w:r>
+              <w:fldChar w:fldCharType="begin" w:dirty="true"/>
+              <w:instrText xml:space="preserve">PAGEREF _Toc206 \h</w:instrText>
+              <w:fldChar w:fldCharType="separate"/>
+              <w:fldChar w:fldCharType="end"/>
+            </w:r>
+          </w:hyperlink>
+        </w:p>
+        <w:p>
+          <w:pPr>
+            <w:pStyle w:val="TOC1"/>
+            <w:tabs>
+              <w:tab w:val="right" w:pos="9638" w:leader="dot"/>
+            </w:tabs>
+          </w:pPr>
+          <w:hyperlink w:history="1" w:anchor="_Toc207">
+            <w:r>
+              <w:t xml:space="preserve">6. Научная новизна</w:t>
+            </w:r>
+            <w:r>
+              <w:tab/>
+            </w:r>
+            <w:r>
+              <w:fldChar w:fldCharType="begin" w:dirty="true"/>
+              <w:instrText xml:space="preserve">PAGEREF _Toc207 \h</w:instrText>
               <w:fldChar w:fldCharType="separate"/>
               <w:fldChar w:fldCharType="end"/>
             </w:r>
@@ -585,16 +585,16 @@
             </w:tabs>
             <w:ind w:left="220"/>
           </w:pPr>
-          <w:hyperlink w:history="1" w:anchor="_Toc21">
-            <w:r>
-              <w:t xml:space="preserve">6.2. Возможно ново (приоритет нужно подтвердить обзором литературы)</w:t>
+          <w:hyperlink w:history="1" w:anchor="_Toc208">
+            <w:r>
+              <w:t xml:space="preserve">6.1. Не ново</w:t>
             </w:r>
             <w:r>
               <w:tab/>
             </w:r>
             <w:r>
               <w:fldChar w:fldCharType="begin" w:dirty="true"/>
-              <w:instrText xml:space="preserve">PAGEREF _Toc21 \h</w:instrText>
+              <w:instrText xml:space="preserve">PAGEREF _Toc208 \h</w:instrText>
               <w:fldChar w:fldCharType="separate"/>
               <w:fldChar w:fldCharType="end"/>
             </w:r>
@@ -608,7 +608,30 @@
             </w:tabs>
             <w:ind w:left="220"/>
           </w:pPr>
-          <w:hyperlink w:history="1" w:anchor="_Toc22">
+          <w:hyperlink w:history="1" w:anchor="_Toc209">
+            <w:r>
+              <w:t xml:space="preserve">6.2. Возможно ново (приоритет нужно подтвердить обзором литературы)</w:t>
+            </w:r>
+            <w:r>
+              <w:tab/>
+            </w:r>
+            <w:r>
+              <w:fldChar w:fldCharType="begin" w:dirty="true"/>
+              <w:instrText xml:space="preserve">PAGEREF _Toc209 \h</w:instrText>
+              <w:fldChar w:fldCharType="separate"/>
+              <w:fldChar w:fldCharType="end"/>
+            </w:r>
+          </w:hyperlink>
+        </w:p>
+        <w:p>
+          <w:pPr>
+            <w:pStyle w:val="TOC2"/>
+            <w:tabs>
+              <w:tab w:val="right" w:pos="9638" w:leader="dot"/>
+            </w:tabs>
+            <w:ind w:left="220"/>
+          </w:pPr>
+          <w:hyperlink w:history="1" w:anchor="_Toc210">
             <w:r>
               <w:t xml:space="preserve">6.3. Где пробел</w:t>
             </w:r>
@@ -617,7 +640,7 @@
             </w:r>
             <w:r>
               <w:fldChar w:fldCharType="begin" w:dirty="true"/>
-              <w:instrText xml:space="preserve">PAGEREF _Toc22 \h</w:instrText>
+              <w:instrText xml:space="preserve">PAGEREF _Toc210 \h</w:instrText>
               <w:fldChar w:fldCharType="separate"/>
               <w:fldChar w:fldCharType="end"/>
             </w:r>
@@ -630,7 +653,7 @@
               <w:tab w:val="right" w:pos="9638" w:leader="dot"/>
             </w:tabs>
           </w:pPr>
-          <w:hyperlink w:history="1" w:anchor="_Toc23">
+          <w:hyperlink w:history="1" w:anchor="_Toc211">
             <w:r>
               <w:t xml:space="preserve">7. Конкурент: TENET Intelligence MCI</w:t>
             </w:r>
@@ -639,7 +662,7 @@
             </w:r>
             <w:r>
               <w:fldChar w:fldCharType="begin" w:dirty="true"/>
-              <w:instrText xml:space="preserve">PAGEREF _Toc23 \h</w:instrText>
+              <w:instrText xml:space="preserve">PAGEREF _Toc211 \h</w:instrText>
               <w:fldChar w:fldCharType="separate"/>
               <w:fldChar w:fldCharType="end"/>
             </w:r>
@@ -652,7 +675,7 @@
               <w:tab w:val="right" w:pos="9638" w:leader="dot"/>
             </w:tabs>
           </w:pPr>
-          <w:hyperlink w:history="1" w:anchor="_Toc24">
+          <w:hyperlink w:history="1" w:anchor="_Toc212">
             <w:r>
               <w:t xml:space="preserve">8. План</w:t>
             </w:r>
@@ -661,7 +684,7 @@
             </w:r>
             <w:r>
               <w:fldChar w:fldCharType="begin" w:dirty="true"/>
-              <w:instrText xml:space="preserve">PAGEREF _Toc24 \h</w:instrText>
+              <w:instrText xml:space="preserve">PAGEREF _Toc212 \h</w:instrText>
               <w:fldChar w:fldCharType="separate"/>
               <w:fldChar w:fldCharType="end"/>
             </w:r>
@@ -674,7 +697,7 @@
               <w:tab w:val="right" w:pos="9638" w:leader="dot"/>
             </w:tabs>
           </w:pPr>
-          <w:hyperlink w:history="1" w:anchor="_Toc25">
+          <w:hyperlink w:history="1" w:anchor="_Toc213">
             <w:r>
               <w:t xml:space="preserve">Литература</w:t>
             </w:r>
@@ -683,7 +706,7 @@
             </w:r>
             <w:r>
               <w:fldChar w:fldCharType="begin" w:dirty="true"/>
-              <w:instrText xml:space="preserve">PAGEREF _Toc25 \h</w:instrText>
+              <w:instrText xml:space="preserve">PAGEREF _Toc213 \h</w:instrText>
               <w:fldChar w:fldCharType="separate"/>
               <w:fldChar w:fldCharType="end"/>
             </w:r>
@@ -714,11 +737,11 @@
         <w:pStyle w:val="Heading1"/>
         <w:pageBreakBefore/>
       </w:pPr>
-      <w:bookmarkStart w:name="_Toc1" w:id="1"/>
+      <w:bookmarkStart w:name="_Toc188" w:id="188"/>
       <w:r>
         <w:t xml:space="preserve">Резюме</w:t>
       </w:r>
-      <w:bookmarkEnd w:id="1"/>
+      <w:bookmarkEnd w:id="188"/>
     </w:p>
     <w:p>
       <w:pPr>
@@ -874,21 +897,21 @@
         <w:pStyle w:val="Heading1"/>
         <w:pageBreakBefore/>
       </w:pPr>
-      <w:bookmarkStart w:name="_Toc2" w:id="2"/>
+      <w:bookmarkStart w:name="_Toc189" w:id="189"/>
       <w:r>
         <w:t xml:space="preserve">1. Классическая модель и её проверка</w:t>
       </w:r>
-      <w:bookmarkEnd w:id="2"/>
+      <w:bookmarkEnd w:id="189"/>
     </w:p>
     <w:p>
       <w:pPr>
         <w:pStyle w:val="Heading2"/>
       </w:pPr>
-      <w:bookmarkStart w:name="_Toc3" w:id="3"/>
+      <w:bookmarkStart w:name="_Toc190" w:id="190"/>
       <w:r>
         <w:t xml:space="preserve">1.1. Уравнения Ланчестера и Осипова</w:t>
       </w:r>
-      <w:bookmarkEnd w:id="3"/>
+      <w:bookmarkEnd w:id="190"/>
     </w:p>
     <w:p>
       <w:pPr>
@@ -999,11 +1022,11 @@
       <w:pPr>
         <w:pStyle w:val="Heading2"/>
       </w:pPr>
-      <w:bookmarkStart w:name="_Toc4" w:id="4"/>
+      <w:bookmarkStart w:name="_Toc191" w:id="191"/>
       <w:r>
         <w:t xml:space="preserve">1.2. Что показали данные</w:t>
       </w:r>
-      <w:bookmarkEnd w:id="4"/>
+      <w:bookmarkEnd w:id="191"/>
     </w:p>
     <w:tbl>
       <w:tblPr>
@@ -1598,11 +1621,11 @@
         <w:pStyle w:val="Heading1"/>
         <w:pageBreakBefore/>
       </w:pPr>
-      <w:bookmarkStart w:name="_Toc5" w:id="5"/>
+      <w:bookmarkStart w:name="_Toc192" w:id="192"/>
       <w:r>
         <w:t xml:space="preserve">2. Современные расширения модели</w:t>
       </w:r>
-      <w:bookmarkEnd w:id="5"/>
+      <w:bookmarkEnd w:id="192"/>
     </w:p>
     <w:p>
       <w:pPr>
@@ -3522,11 +3545,11 @@
       <w:pPr>
         <w:pStyle w:val="Heading2"/>
       </w:pPr>
-      <w:bookmarkStart w:name="_Toc6" w:id="6"/>
+      <w:bookmarkStart w:name="_Toc193" w:id="193"/>
       <w:r>
         <w:t xml:space="preserve">2.1. Модель залпов (Хьюз)</w:t>
       </w:r>
-      <w:bookmarkEnd w:id="6"/>
+      <w:bookmarkEnd w:id="193"/>
     </w:p>
     <w:p>
       <w:pPr>
@@ -3584,11 +3607,11 @@
       <w:pPr>
         <w:pStyle w:val="Heading2"/>
       </w:pPr>
-      <w:bookmarkStart w:name="_Toc7" w:id="7"/>
+      <w:bookmarkStart w:name="_Toc194" w:id="194"/>
       <w:r>
         <w:t xml:space="preserve">2.2. Трёхсторонний бой и дроны</w:t>
       </w:r>
-      <w:bookmarkEnd w:id="7"/>
+      <w:bookmarkEnd w:id="194"/>
     </w:p>
     <w:p>
       <w:pPr>
@@ -3603,11 +3626,11 @@
       <w:pPr>
         <w:pStyle w:val="Heading2"/>
       </w:pPr>
-      <w:bookmarkStart w:name="_Toc8" w:id="8"/>
+      <w:bookmarkStart w:name="_Toc195" w:id="195"/>
       <w:r>
         <w:t xml:space="preserve">2.3. Проверка на войне России и Украины: решает ли выпуск дронов</w:t>
       </w:r>
-      <w:bookmarkEnd w:id="8"/>
+      <w:bookmarkEnd w:id="195"/>
     </w:p>
     <w:p>
       <w:pPr>
@@ -4594,24 +4617,13 @@
     </w:p>
     <w:p>
       <w:pPr>
-        <w:pStyle w:val="Heading1"/>
-        <w:pageBreakBefore/>
-      </w:pPr>
-      <w:bookmarkStart w:name="_Toc9" w:id="9"/>
-      <w:r>
-        <w:t xml:space="preserve">3. Как модели учитывают разведку и психологию</w:t>
-      </w:r>
-      <w:bookmarkEnd w:id="9"/>
-    </w:p>
-    <w:p>
-      <w:pPr>
         <w:pStyle w:val="Heading2"/>
       </w:pPr>
-      <w:bookmarkStart w:name="_Toc10" w:id="10"/>
-      <w:r>
-        <w:t xml:space="preserve">3.1. Разведка — переход между законами</w:t>
-      </w:r>
-      <w:bookmarkEnd w:id="10"/>
+      <w:bookmarkStart w:name="_Toc196" w:id="196"/>
+      <w:r>
+        <w:t xml:space="preserve">2.4. Почему гипотеза не сработала: выход на дрон и состав потерь (ветка Б)</w:t>
+      </w:r>
+      <w:bookmarkEnd w:id="196"/>
     </w:p>
     <w:p>
       <w:pPr>
@@ -4619,59 +4631,1170 @@
         <w:jc w:val="both"/>
       </w:pPr>
       <w:r>
-        <w:t xml:space="preserve">Пусть i — доля огня по разведанным целям (0…1). Тогда потери — смесь прицельного и площадного огня:</w:t>
+        <w:t xml:space="preserve">Следующий шаг — понять причину, а не искать другую подгонку. Статус анализа: </w:t>
+      </w:r>
+      <w:r>
+        <w:rPr>
+          <w:b/>
+          <w:bCs/>
+        </w:rPr>
+        <w:t xml:space="preserve">разведочный, вне протокола</w:t>
+      </w:r>
+      <w:r>
+        <w:t xml:space="preserve"> (отношение потерь за 2025 г. было известно по проверке 2.3). Сравниваются потери России с заявленным выпуском дронов Украины по двум независимым источникам — Oryx и WarSpotting (записи по датам потерь).</w:t>
       </w:r>
     </w:p>
+    <w:tbl>
+      <w:tblPr>
+        <w:tblW w:type="dxa" w:w="9638"/>
+        <w:tblBorders>
+          <w:top w:val="single" w:color="auto" w:sz="4"/>
+          <w:left w:val="single" w:color="auto" w:sz="4"/>
+          <w:bottom w:val="single" w:color="auto" w:sz="4"/>
+          <w:right w:val="single" w:color="auto" w:sz="4"/>
+          <w:insideH w:val="single" w:color="auto" w:sz="4"/>
+          <w:insideV w:val="single" w:color="auto" w:sz="4"/>
+        </w:tblBorders>
+      </w:tblPr>
+      <w:tblGrid>
+        <w:gridCol w:w="771"/>
+        <w:gridCol w:w="1445"/>
+        <w:gridCol w:w="1252"/>
+        <w:gridCol w:w="1349"/>
+        <w:gridCol w:w="1252"/>
+        <w:gridCol w:w="1349"/>
+        <w:gridCol w:w="1156"/>
+        <w:gridCol w:w="1064"/>
+      </w:tblGrid>
+      <w:tr>
+        <w:trPr>
+          <w:tblHeader/>
+        </w:trPr>
+        <w:tc>
+          <w:tcPr>
+            <w:tcW w:type="dxa" w:w="771"/>
+            <w:tcBorders>
+              <w:top w:val="single" w:color="C9CEC5" w:sz="4"/>
+              <w:left w:val="single" w:color="C9CEC5" w:sz="4"/>
+              <w:bottom w:val="single" w:color="C9CEC5" w:sz="4"/>
+              <w:right w:val="single" w:color="C9CEC5" w:sz="4"/>
+            </w:tcBorders>
+            <w:shd w:fill="1F2A24" w:color="auto" w:val="clear"/>
+            <w:tcMar>
+              <w:top w:type="dxa" w:w="60"/>
+              <w:left w:type="dxa" w:w="90"/>
+              <w:bottom w:type="dxa" w:w="60"/>
+              <w:right w:type="dxa" w:w="90"/>
+            </w:tcMar>
+            <w:vAlign w:val="top"/>
+          </w:tcPr>
+          <w:p>
+            <w:pPr>
+              <w:spacing w:after="20"/>
+              <w:jc w:val="left"/>
+            </w:pPr>
+            <w:r>
+              <w:rPr>
+                <w:b/>
+                <w:bCs/>
+                <w:color w:val="FFFFFF"/>
+                <w:sz w:val="14"/>
+                <w:szCs w:val="14"/>
+              </w:rPr>
+              <w:t xml:space="preserve">Год</w:t>
+            </w:r>
+          </w:p>
+        </w:tc>
+        <w:tc>
+          <w:tcPr>
+            <w:tcW w:type="dxa" w:w="1445"/>
+            <w:tcBorders>
+              <w:top w:val="single" w:color="C9CEC5" w:sz="4"/>
+              <w:left w:val="single" w:color="C9CEC5" w:sz="4"/>
+              <w:bottom w:val="single" w:color="C9CEC5" w:sz="4"/>
+              <w:right w:val="single" w:color="C9CEC5" w:sz="4"/>
+            </w:tcBorders>
+            <w:shd w:fill="1F2A24" w:color="auto" w:val="clear"/>
+            <w:tcMar>
+              <w:top w:type="dxa" w:w="60"/>
+              <w:left w:type="dxa" w:w="90"/>
+              <w:bottom w:type="dxa" w:w="60"/>
+              <w:right w:type="dxa" w:w="90"/>
+            </w:tcMar>
+            <w:vAlign w:val="top"/>
+          </w:tcPr>
+          <w:p>
+            <w:pPr>
+              <w:spacing w:after="20"/>
+              <w:jc w:val="left"/>
+            </w:pPr>
+            <w:r>
+              <w:rPr>
+                <w:b/>
+                <w:bCs/>
+                <w:color w:val="FFFFFF"/>
+                <w:sz w:val="14"/>
+                <w:szCs w:val="14"/>
+              </w:rPr>
+              <w:t xml:space="preserve">Выпуск дронов Украины, млн (заявл.)</w:t>
+            </w:r>
+          </w:p>
+        </w:tc>
+        <w:tc>
+          <w:tcPr>
+            <w:tcW w:type="dxa" w:w="1252"/>
+            <w:tcBorders>
+              <w:top w:val="single" w:color="C9CEC5" w:sz="4"/>
+              <w:left w:val="single" w:color="C9CEC5" w:sz="4"/>
+              <w:bottom w:val="single" w:color="C9CEC5" w:sz="4"/>
+              <w:right w:val="single" w:color="C9CEC5" w:sz="4"/>
+            </w:tcBorders>
+            <w:shd w:fill="1F2A24" w:color="auto" w:val="clear"/>
+            <w:tcMar>
+              <w:top w:type="dxa" w:w="60"/>
+              <w:left w:type="dxa" w:w="90"/>
+              <w:bottom w:type="dxa" w:w="60"/>
+              <w:right w:type="dxa" w:w="90"/>
+            </w:tcMar>
+            <w:vAlign w:val="top"/>
+          </w:tcPr>
+          <w:p>
+            <w:pPr>
+              <w:spacing w:after="20"/>
+              <w:jc w:val="left"/>
+            </w:pPr>
+            <w:r>
+              <w:rPr>
+                <w:b/>
+                <w:bCs/>
+                <w:color w:val="FFFFFF"/>
+                <w:sz w:val="14"/>
+                <w:szCs w:val="14"/>
+              </w:rPr>
+              <w:t xml:space="preserve">Потери России, Oryx</w:t>
+            </w:r>
+          </w:p>
+        </w:tc>
+        <w:tc>
+          <w:tcPr>
+            <w:tcW w:type="dxa" w:w="1349"/>
+            <w:tcBorders>
+              <w:top w:val="single" w:color="C9CEC5" w:sz="4"/>
+              <w:left w:val="single" w:color="C9CEC5" w:sz="4"/>
+              <w:bottom w:val="single" w:color="C9CEC5" w:sz="4"/>
+              <w:right w:val="single" w:color="C9CEC5" w:sz="4"/>
+            </w:tcBorders>
+            <w:shd w:fill="1F2A24" w:color="auto" w:val="clear"/>
+            <w:tcMar>
+              <w:top w:type="dxa" w:w="60"/>
+              <w:left w:type="dxa" w:w="90"/>
+              <w:bottom w:type="dxa" w:w="60"/>
+              <w:right w:type="dxa" w:w="90"/>
+            </w:tcMar>
+            <w:vAlign w:val="top"/>
+          </w:tcPr>
+          <w:p>
+            <w:pPr>
+              <w:spacing w:after="20"/>
+              <w:jc w:val="left"/>
+            </w:pPr>
+            <w:r>
+              <w:rPr>
+                <w:b/>
+                <w:bCs/>
+                <w:color w:val="FFFFFF"/>
+                <w:sz w:val="14"/>
+                <w:szCs w:val="14"/>
+              </w:rPr>
+              <w:t xml:space="preserve">Потери России, WarSpotting</w:t>
+            </w:r>
+          </w:p>
+        </w:tc>
+        <w:tc>
+          <w:tcPr>
+            <w:tcW w:type="dxa" w:w="1252"/>
+            <w:tcBorders>
+              <w:top w:val="single" w:color="C9CEC5" w:sz="4"/>
+              <w:left w:val="single" w:color="C9CEC5" w:sz="4"/>
+              <w:bottom w:val="single" w:color="C9CEC5" w:sz="4"/>
+              <w:right w:val="single" w:color="C9CEC5" w:sz="4"/>
+            </w:tcBorders>
+            <w:shd w:fill="1F2A24" w:color="auto" w:val="clear"/>
+            <w:tcMar>
+              <w:top w:type="dxa" w:w="60"/>
+              <w:left w:type="dxa" w:w="90"/>
+              <w:bottom w:type="dxa" w:w="60"/>
+              <w:right w:type="dxa" w:w="90"/>
+            </w:tcMar>
+            <w:vAlign w:val="top"/>
+          </w:tcPr>
+          <w:p>
+            <w:pPr>
+              <w:spacing w:after="20"/>
+              <w:jc w:val="left"/>
+            </w:pPr>
+            <w:r>
+              <w:rPr>
+                <w:b/>
+                <w:bCs/>
+                <w:color w:val="FFFFFF"/>
+                <w:sz w:val="14"/>
+                <w:szCs w:val="14"/>
+              </w:rPr>
+              <w:t xml:space="preserve">Oryx на млн дронов</w:t>
+            </w:r>
+          </w:p>
+        </w:tc>
+        <w:tc>
+          <w:tcPr>
+            <w:tcW w:type="dxa" w:w="1349"/>
+            <w:tcBorders>
+              <w:top w:val="single" w:color="C9CEC5" w:sz="4"/>
+              <w:left w:val="single" w:color="C9CEC5" w:sz="4"/>
+              <w:bottom w:val="single" w:color="C9CEC5" w:sz="4"/>
+              <w:right w:val="single" w:color="C9CEC5" w:sz="4"/>
+            </w:tcBorders>
+            <w:shd w:fill="1F2A24" w:color="auto" w:val="clear"/>
+            <w:tcMar>
+              <w:top w:type="dxa" w:w="60"/>
+              <w:left w:type="dxa" w:w="90"/>
+              <w:bottom w:type="dxa" w:w="60"/>
+              <w:right w:type="dxa" w:w="90"/>
+            </w:tcMar>
+            <w:vAlign w:val="top"/>
+          </w:tcPr>
+          <w:p>
+            <w:pPr>
+              <w:spacing w:after="20"/>
+              <w:jc w:val="left"/>
+            </w:pPr>
+            <w:r>
+              <w:rPr>
+                <w:b/>
+                <w:bCs/>
+                <w:color w:val="FFFFFF"/>
+                <w:sz w:val="14"/>
+                <w:szCs w:val="14"/>
+              </w:rPr>
+              <w:t xml:space="preserve">WarSpotting на млн дронов</w:t>
+            </w:r>
+          </w:p>
+        </w:tc>
+        <w:tc>
+          <w:tcPr>
+            <w:tcW w:type="dxa" w:w="1156"/>
+            <w:tcBorders>
+              <w:top w:val="single" w:color="C9CEC5" w:sz="4"/>
+              <w:left w:val="single" w:color="C9CEC5" w:sz="4"/>
+              <w:bottom w:val="single" w:color="C9CEC5" w:sz="4"/>
+              <w:right w:val="single" w:color="C9CEC5" w:sz="4"/>
+            </w:tcBorders>
+            <w:shd w:fill="1F2A24" w:color="auto" w:val="clear"/>
+            <w:tcMar>
+              <w:top w:type="dxa" w:w="60"/>
+              <w:left w:type="dxa" w:w="90"/>
+              <w:bottom w:type="dxa" w:w="60"/>
+              <w:right w:type="dxa" w:w="90"/>
+            </w:tcMar>
+            <w:vAlign w:val="top"/>
+          </w:tcPr>
+          <w:p>
+            <w:pPr>
+              <w:spacing w:after="20"/>
+              <w:jc w:val="left"/>
+            </w:pPr>
+            <w:r>
+              <w:rPr>
+                <w:b/>
+                <w:bCs/>
+                <w:color w:val="FFFFFF"/>
+                <w:sz w:val="14"/>
+                <w:szCs w:val="14"/>
+              </w:rPr>
+              <w:t xml:space="preserve">Доля тяжёлой техники</w:t>
+            </w:r>
+          </w:p>
+        </w:tc>
+        <w:tc>
+          <w:tcPr>
+            <w:tcW w:type="dxa" w:w="1064"/>
+            <w:tcBorders>
+              <w:top w:val="single" w:color="C9CEC5" w:sz="4"/>
+              <w:left w:val="single" w:color="C9CEC5" w:sz="4"/>
+              <w:bottom w:val="single" w:color="C9CEC5" w:sz="4"/>
+              <w:right w:val="single" w:color="C9CEC5" w:sz="4"/>
+            </w:tcBorders>
+            <w:shd w:fill="1F2A24" w:color="auto" w:val="clear"/>
+            <w:tcMar>
+              <w:top w:type="dxa" w:w="60"/>
+              <w:left w:type="dxa" w:w="90"/>
+              <w:bottom w:type="dxa" w:w="60"/>
+              <w:right w:type="dxa" w:w="90"/>
+            </w:tcMar>
+            <w:vAlign w:val="top"/>
+          </w:tcPr>
+          <w:p>
+            <w:pPr>
+              <w:spacing w:after="20"/>
+              <w:jc w:val="left"/>
+            </w:pPr>
+            <w:r>
+              <w:rPr>
+                <w:b/>
+                <w:bCs/>
+                <w:color w:val="FFFFFF"/>
+                <w:sz w:val="14"/>
+                <w:szCs w:val="14"/>
+              </w:rPr>
+              <w:t xml:space="preserve">Доля лёгких машин</w:t>
+            </w:r>
+          </w:p>
+        </w:tc>
+      </w:tr>
+      <w:tr>
+        <w:trPr>
+          <w:cantSplit/>
+        </w:trPr>
+        <w:tc>
+          <w:tcPr>
+            <w:tcW w:type="dxa" w:w="771"/>
+            <w:tcBorders>
+              <w:top w:val="single" w:color="C9CEC5" w:sz="4"/>
+              <w:left w:val="single" w:color="C9CEC5" w:sz="4"/>
+              <w:bottom w:val="single" w:color="C9CEC5" w:sz="4"/>
+              <w:right w:val="single" w:color="C9CEC5" w:sz="4"/>
+            </w:tcBorders>
+            <w:tcMar>
+              <w:top w:type="dxa" w:w="60"/>
+              <w:left w:type="dxa" w:w="90"/>
+              <w:bottom w:type="dxa" w:w="60"/>
+              <w:right w:type="dxa" w:w="90"/>
+            </w:tcMar>
+            <w:vAlign w:val="top"/>
+          </w:tcPr>
+          <w:p>
+            <w:pPr>
+              <w:spacing w:after="20"/>
+              <w:jc w:val="left"/>
+            </w:pPr>
+            <w:r>
+              <w:rPr>
+                <w:b w:val="false"/>
+                <w:bCs w:val="false"/>
+                <w:color w:val="1A1F1B"/>
+                <w:sz w:val="14"/>
+                <w:szCs w:val="14"/>
+              </w:rPr>
+              <w:t xml:space="preserve">2023</w:t>
+            </w:r>
+          </w:p>
+        </w:tc>
+        <w:tc>
+          <w:tcPr>
+            <w:tcW w:type="dxa" w:w="1445"/>
+            <w:tcBorders>
+              <w:top w:val="single" w:color="C9CEC5" w:sz="4"/>
+              <w:left w:val="single" w:color="C9CEC5" w:sz="4"/>
+              <w:bottom w:val="single" w:color="C9CEC5" w:sz="4"/>
+              <w:right w:val="single" w:color="C9CEC5" w:sz="4"/>
+            </w:tcBorders>
+            <w:tcMar>
+              <w:top w:type="dxa" w:w="60"/>
+              <w:left w:type="dxa" w:w="90"/>
+              <w:bottom w:type="dxa" w:w="60"/>
+              <w:right w:type="dxa" w:w="90"/>
+            </w:tcMar>
+            <w:vAlign w:val="top"/>
+          </w:tcPr>
+          <w:p>
+            <w:pPr>
+              <w:spacing w:after="20"/>
+              <w:jc w:val="right"/>
+            </w:pPr>
+            <w:r>
+              <w:rPr>
+                <w:b w:val="false"/>
+                <w:bCs w:val="false"/>
+                <w:color w:val="1A1F1B"/>
+                <w:sz w:val="14"/>
+                <w:szCs w:val="14"/>
+              </w:rPr>
+              <w:t xml:space="preserve">0,80</w:t>
+            </w:r>
+          </w:p>
+        </w:tc>
+        <w:tc>
+          <w:tcPr>
+            <w:tcW w:type="dxa" w:w="1252"/>
+            <w:tcBorders>
+              <w:top w:val="single" w:color="C9CEC5" w:sz="4"/>
+              <w:left w:val="single" w:color="C9CEC5" w:sz="4"/>
+              <w:bottom w:val="single" w:color="C9CEC5" w:sz="4"/>
+              <w:right w:val="single" w:color="C9CEC5" w:sz="4"/>
+            </w:tcBorders>
+            <w:tcMar>
+              <w:top w:type="dxa" w:w="60"/>
+              <w:left w:type="dxa" w:w="90"/>
+              <w:bottom w:type="dxa" w:w="60"/>
+              <w:right w:type="dxa" w:w="90"/>
+            </w:tcMar>
+            <w:vAlign w:val="top"/>
+          </w:tcPr>
+          <w:p>
+            <w:pPr>
+              <w:spacing w:after="20"/>
+              <w:jc w:val="right"/>
+            </w:pPr>
+            <w:r>
+              <w:rPr>
+                <w:b w:val="false"/>
+                <w:bCs w:val="false"/>
+                <w:color w:val="1A1F1B"/>
+                <w:sz w:val="14"/>
+                <w:szCs w:val="14"/>
+              </w:rPr>
+              <w:t xml:space="preserve">5168</w:t>
+            </w:r>
+          </w:p>
+        </w:tc>
+        <w:tc>
+          <w:tcPr>
+            <w:tcW w:type="dxa" w:w="1349"/>
+            <w:tcBorders>
+              <w:top w:val="single" w:color="C9CEC5" w:sz="4"/>
+              <w:left w:val="single" w:color="C9CEC5" w:sz="4"/>
+              <w:bottom w:val="single" w:color="C9CEC5" w:sz="4"/>
+              <w:right w:val="single" w:color="C9CEC5" w:sz="4"/>
+            </w:tcBorders>
+            <w:tcMar>
+              <w:top w:type="dxa" w:w="60"/>
+              <w:left w:type="dxa" w:w="90"/>
+              <w:bottom w:type="dxa" w:w="60"/>
+              <w:right w:type="dxa" w:w="90"/>
+            </w:tcMar>
+            <w:vAlign w:val="top"/>
+          </w:tcPr>
+          <w:p>
+            <w:pPr>
+              <w:spacing w:after="20"/>
+              <w:jc w:val="right"/>
+            </w:pPr>
+            <w:r>
+              <w:rPr>
+                <w:b w:val="false"/>
+                <w:bCs w:val="false"/>
+                <w:color w:val="1A1F1B"/>
+                <w:sz w:val="14"/>
+                <w:szCs w:val="14"/>
+              </w:rPr>
+              <w:t xml:space="preserve">4315</w:t>
+            </w:r>
+          </w:p>
+        </w:tc>
+        <w:tc>
+          <w:tcPr>
+            <w:tcW w:type="dxa" w:w="1252"/>
+            <w:tcBorders>
+              <w:top w:val="single" w:color="C9CEC5" w:sz="4"/>
+              <w:left w:val="single" w:color="C9CEC5" w:sz="4"/>
+              <w:bottom w:val="single" w:color="C9CEC5" w:sz="4"/>
+              <w:right w:val="single" w:color="C9CEC5" w:sz="4"/>
+            </w:tcBorders>
+            <w:tcMar>
+              <w:top w:type="dxa" w:w="60"/>
+              <w:left w:type="dxa" w:w="90"/>
+              <w:bottom w:type="dxa" w:w="60"/>
+              <w:right w:type="dxa" w:w="90"/>
+            </w:tcMar>
+            <w:vAlign w:val="top"/>
+          </w:tcPr>
+          <w:p>
+            <w:pPr>
+              <w:spacing w:after="20"/>
+              <w:jc w:val="right"/>
+            </w:pPr>
+            <w:r>
+              <w:rPr>
+                <w:b w:val="false"/>
+                <w:bCs w:val="false"/>
+                <w:color w:val="1A1F1B"/>
+                <w:sz w:val="14"/>
+                <w:szCs w:val="14"/>
+              </w:rPr>
+              <w:t xml:space="preserve">6460</w:t>
+            </w:r>
+          </w:p>
+        </w:tc>
+        <w:tc>
+          <w:tcPr>
+            <w:tcW w:type="dxa" w:w="1349"/>
+            <w:tcBorders>
+              <w:top w:val="single" w:color="C9CEC5" w:sz="4"/>
+              <w:left w:val="single" w:color="C9CEC5" w:sz="4"/>
+              <w:bottom w:val="single" w:color="C9CEC5" w:sz="4"/>
+              <w:right w:val="single" w:color="C9CEC5" w:sz="4"/>
+            </w:tcBorders>
+            <w:tcMar>
+              <w:top w:type="dxa" w:w="60"/>
+              <w:left w:type="dxa" w:w="90"/>
+              <w:bottom w:type="dxa" w:w="60"/>
+              <w:right w:type="dxa" w:w="90"/>
+            </w:tcMar>
+            <w:vAlign w:val="top"/>
+          </w:tcPr>
+          <w:p>
+            <w:pPr>
+              <w:spacing w:after="20"/>
+              <w:jc w:val="right"/>
+            </w:pPr>
+            <w:r>
+              <w:rPr>
+                <w:b w:val="false"/>
+                <w:bCs w:val="false"/>
+                <w:color w:val="1A1F1B"/>
+                <w:sz w:val="14"/>
+                <w:szCs w:val="14"/>
+              </w:rPr>
+              <w:t xml:space="preserve">5394</w:t>
+            </w:r>
+          </w:p>
+        </w:tc>
+        <w:tc>
+          <w:tcPr>
+            <w:tcW w:type="dxa" w:w="1156"/>
+            <w:tcBorders>
+              <w:top w:val="single" w:color="C9CEC5" w:sz="4"/>
+              <w:left w:val="single" w:color="C9CEC5" w:sz="4"/>
+              <w:bottom w:val="single" w:color="C9CEC5" w:sz="4"/>
+              <w:right w:val="single" w:color="C9CEC5" w:sz="4"/>
+            </w:tcBorders>
+            <w:tcMar>
+              <w:top w:type="dxa" w:w="60"/>
+              <w:left w:type="dxa" w:w="90"/>
+              <w:bottom w:type="dxa" w:w="60"/>
+              <w:right w:type="dxa" w:w="90"/>
+            </w:tcMar>
+            <w:vAlign w:val="top"/>
+          </w:tcPr>
+          <w:p>
+            <w:pPr>
+              <w:spacing w:after="20"/>
+              <w:jc w:val="right"/>
+            </w:pPr>
+            <w:r>
+              <w:rPr>
+                <w:b w:val="false"/>
+                <w:bCs w:val="false"/>
+                <w:color w:val="1A1F1B"/>
+                <w:sz w:val="14"/>
+                <w:szCs w:val="14"/>
+              </w:rPr>
+              <w:t xml:space="preserve">64%</w:t>
+            </w:r>
+          </w:p>
+        </w:tc>
+        <w:tc>
+          <w:tcPr>
+            <w:tcW w:type="dxa" w:w="1064"/>
+            <w:tcBorders>
+              <w:top w:val="single" w:color="C9CEC5" w:sz="4"/>
+              <w:left w:val="single" w:color="C9CEC5" w:sz="4"/>
+              <w:bottom w:val="single" w:color="C9CEC5" w:sz="4"/>
+              <w:right w:val="single" w:color="C9CEC5" w:sz="4"/>
+            </w:tcBorders>
+            <w:tcMar>
+              <w:top w:type="dxa" w:w="60"/>
+              <w:left w:type="dxa" w:w="90"/>
+              <w:bottom w:type="dxa" w:w="60"/>
+              <w:right w:type="dxa" w:w="90"/>
+            </w:tcMar>
+            <w:vAlign w:val="top"/>
+          </w:tcPr>
+          <w:p>
+            <w:pPr>
+              <w:spacing w:after="20"/>
+              <w:jc w:val="right"/>
+            </w:pPr>
+            <w:r>
+              <w:rPr>
+                <w:b w:val="false"/>
+                <w:bCs w:val="false"/>
+                <w:color w:val="1A1F1B"/>
+                <w:sz w:val="14"/>
+                <w:szCs w:val="14"/>
+              </w:rPr>
+              <w:t xml:space="preserve">19%</w:t>
+            </w:r>
+          </w:p>
+        </w:tc>
+      </w:tr>
+      <w:tr>
+        <w:trPr>
+          <w:cantSplit/>
+        </w:trPr>
+        <w:tc>
+          <w:tcPr>
+            <w:tcW w:type="dxa" w:w="771"/>
+            <w:tcBorders>
+              <w:top w:val="single" w:color="C9CEC5" w:sz="4"/>
+              <w:left w:val="single" w:color="C9CEC5" w:sz="4"/>
+              <w:bottom w:val="single" w:color="C9CEC5" w:sz="4"/>
+              <w:right w:val="single" w:color="C9CEC5" w:sz="4"/>
+            </w:tcBorders>
+            <w:shd w:fill="F1F3EF" w:color="auto" w:val="clear"/>
+            <w:tcMar>
+              <w:top w:type="dxa" w:w="60"/>
+              <w:left w:type="dxa" w:w="90"/>
+              <w:bottom w:type="dxa" w:w="60"/>
+              <w:right w:type="dxa" w:w="90"/>
+            </w:tcMar>
+            <w:vAlign w:val="top"/>
+          </w:tcPr>
+          <w:p>
+            <w:pPr>
+              <w:spacing w:after="20"/>
+              <w:jc w:val="left"/>
+            </w:pPr>
+            <w:r>
+              <w:rPr>
+                <w:b w:val="false"/>
+                <w:bCs w:val="false"/>
+                <w:color w:val="1A1F1B"/>
+                <w:sz w:val="14"/>
+                <w:szCs w:val="14"/>
+              </w:rPr>
+              <w:t xml:space="preserve">2024</w:t>
+            </w:r>
+          </w:p>
+        </w:tc>
+        <w:tc>
+          <w:tcPr>
+            <w:tcW w:type="dxa" w:w="1445"/>
+            <w:tcBorders>
+              <w:top w:val="single" w:color="C9CEC5" w:sz="4"/>
+              <w:left w:val="single" w:color="C9CEC5" w:sz="4"/>
+              <w:bottom w:val="single" w:color="C9CEC5" w:sz="4"/>
+              <w:right w:val="single" w:color="C9CEC5" w:sz="4"/>
+            </w:tcBorders>
+            <w:shd w:fill="F1F3EF" w:color="auto" w:val="clear"/>
+            <w:tcMar>
+              <w:top w:type="dxa" w:w="60"/>
+              <w:left w:type="dxa" w:w="90"/>
+              <w:bottom w:type="dxa" w:w="60"/>
+              <w:right w:type="dxa" w:w="90"/>
+            </w:tcMar>
+            <w:vAlign w:val="top"/>
+          </w:tcPr>
+          <w:p>
+            <w:pPr>
+              <w:spacing w:after="20"/>
+              <w:jc w:val="right"/>
+            </w:pPr>
+            <w:r>
+              <w:rPr>
+                <w:b w:val="false"/>
+                <w:bCs w:val="false"/>
+                <w:color w:val="1A1F1B"/>
+                <w:sz w:val="14"/>
+                <w:szCs w:val="14"/>
+              </w:rPr>
+              <w:t xml:space="preserve">2,20</w:t>
+            </w:r>
+          </w:p>
+        </w:tc>
+        <w:tc>
+          <w:tcPr>
+            <w:tcW w:type="dxa" w:w="1252"/>
+            <w:tcBorders>
+              <w:top w:val="single" w:color="C9CEC5" w:sz="4"/>
+              <w:left w:val="single" w:color="C9CEC5" w:sz="4"/>
+              <w:bottom w:val="single" w:color="C9CEC5" w:sz="4"/>
+              <w:right w:val="single" w:color="C9CEC5" w:sz="4"/>
+            </w:tcBorders>
+            <w:shd w:fill="F1F3EF" w:color="auto" w:val="clear"/>
+            <w:tcMar>
+              <w:top w:type="dxa" w:w="60"/>
+              <w:left w:type="dxa" w:w="90"/>
+              <w:bottom w:type="dxa" w:w="60"/>
+              <w:right w:type="dxa" w:w="90"/>
+            </w:tcMar>
+            <w:vAlign w:val="top"/>
+          </w:tcPr>
+          <w:p>
+            <w:pPr>
+              <w:spacing w:after="20"/>
+              <w:jc w:val="right"/>
+            </w:pPr>
+            <w:r>
+              <w:rPr>
+                <w:b w:val="false"/>
+                <w:bCs w:val="false"/>
+                <w:color w:val="1A1F1B"/>
+                <w:sz w:val="14"/>
+                <w:szCs w:val="14"/>
+              </w:rPr>
+              <w:t xml:space="preserve">5984</w:t>
+            </w:r>
+          </w:p>
+        </w:tc>
+        <w:tc>
+          <w:tcPr>
+            <w:tcW w:type="dxa" w:w="1349"/>
+            <w:tcBorders>
+              <w:top w:val="single" w:color="C9CEC5" w:sz="4"/>
+              <w:left w:val="single" w:color="C9CEC5" w:sz="4"/>
+              <w:bottom w:val="single" w:color="C9CEC5" w:sz="4"/>
+              <w:right w:val="single" w:color="C9CEC5" w:sz="4"/>
+            </w:tcBorders>
+            <w:shd w:fill="F1F3EF" w:color="auto" w:val="clear"/>
+            <w:tcMar>
+              <w:top w:type="dxa" w:w="60"/>
+              <w:left w:type="dxa" w:w="90"/>
+              <w:bottom w:type="dxa" w:w="60"/>
+              <w:right w:type="dxa" w:w="90"/>
+            </w:tcMar>
+            <w:vAlign w:val="top"/>
+          </w:tcPr>
+          <w:p>
+            <w:pPr>
+              <w:spacing w:after="20"/>
+              <w:jc w:val="right"/>
+            </w:pPr>
+            <w:r>
+              <w:rPr>
+                <w:b w:val="false"/>
+                <w:bCs w:val="false"/>
+                <w:color w:val="1A1F1B"/>
+                <w:sz w:val="14"/>
+                <w:szCs w:val="14"/>
+              </w:rPr>
+              <w:t xml:space="preserve">6296</w:t>
+            </w:r>
+          </w:p>
+        </w:tc>
+        <w:tc>
+          <w:tcPr>
+            <w:tcW w:type="dxa" w:w="1252"/>
+            <w:tcBorders>
+              <w:top w:val="single" w:color="C9CEC5" w:sz="4"/>
+              <w:left w:val="single" w:color="C9CEC5" w:sz="4"/>
+              <w:bottom w:val="single" w:color="C9CEC5" w:sz="4"/>
+              <w:right w:val="single" w:color="C9CEC5" w:sz="4"/>
+            </w:tcBorders>
+            <w:shd w:fill="F1F3EF" w:color="auto" w:val="clear"/>
+            <w:tcMar>
+              <w:top w:type="dxa" w:w="60"/>
+              <w:left w:type="dxa" w:w="90"/>
+              <w:bottom w:type="dxa" w:w="60"/>
+              <w:right w:type="dxa" w:w="90"/>
+            </w:tcMar>
+            <w:vAlign w:val="top"/>
+          </w:tcPr>
+          <w:p>
+            <w:pPr>
+              <w:spacing w:after="20"/>
+              <w:jc w:val="right"/>
+            </w:pPr>
+            <w:r>
+              <w:rPr>
+                <w:b w:val="false"/>
+                <w:bCs w:val="false"/>
+                <w:color w:val="1A1F1B"/>
+                <w:sz w:val="14"/>
+                <w:szCs w:val="14"/>
+              </w:rPr>
+              <w:t xml:space="preserve">2720</w:t>
+            </w:r>
+          </w:p>
+        </w:tc>
+        <w:tc>
+          <w:tcPr>
+            <w:tcW w:type="dxa" w:w="1349"/>
+            <w:tcBorders>
+              <w:top w:val="single" w:color="C9CEC5" w:sz="4"/>
+              <w:left w:val="single" w:color="C9CEC5" w:sz="4"/>
+              <w:bottom w:val="single" w:color="C9CEC5" w:sz="4"/>
+              <w:right w:val="single" w:color="C9CEC5" w:sz="4"/>
+            </w:tcBorders>
+            <w:shd w:fill="F1F3EF" w:color="auto" w:val="clear"/>
+            <w:tcMar>
+              <w:top w:type="dxa" w:w="60"/>
+              <w:left w:type="dxa" w:w="90"/>
+              <w:bottom w:type="dxa" w:w="60"/>
+              <w:right w:type="dxa" w:w="90"/>
+            </w:tcMar>
+            <w:vAlign w:val="top"/>
+          </w:tcPr>
+          <w:p>
+            <w:pPr>
+              <w:spacing w:after="20"/>
+              <w:jc w:val="right"/>
+            </w:pPr>
+            <w:r>
+              <w:rPr>
+                <w:b w:val="false"/>
+                <w:bCs w:val="false"/>
+                <w:color w:val="1A1F1B"/>
+                <w:sz w:val="14"/>
+                <w:szCs w:val="14"/>
+              </w:rPr>
+              <w:t xml:space="preserve">2862</w:t>
+            </w:r>
+          </w:p>
+        </w:tc>
+        <w:tc>
+          <w:tcPr>
+            <w:tcW w:type="dxa" w:w="1156"/>
+            <w:tcBorders>
+              <w:top w:val="single" w:color="C9CEC5" w:sz="4"/>
+              <w:left w:val="single" w:color="C9CEC5" w:sz="4"/>
+              <w:bottom w:val="single" w:color="C9CEC5" w:sz="4"/>
+              <w:right w:val="single" w:color="C9CEC5" w:sz="4"/>
+            </w:tcBorders>
+            <w:shd w:fill="F1F3EF" w:color="auto" w:val="clear"/>
+            <w:tcMar>
+              <w:top w:type="dxa" w:w="60"/>
+              <w:left w:type="dxa" w:w="90"/>
+              <w:bottom w:type="dxa" w:w="60"/>
+              <w:right w:type="dxa" w:w="90"/>
+            </w:tcMar>
+            <w:vAlign w:val="top"/>
+          </w:tcPr>
+          <w:p>
+            <w:pPr>
+              <w:spacing w:after="20"/>
+              <w:jc w:val="right"/>
+            </w:pPr>
+            <w:r>
+              <w:rPr>
+                <w:b w:val="false"/>
+                <w:bCs w:val="false"/>
+                <w:color w:val="1A1F1B"/>
+                <w:sz w:val="14"/>
+                <w:szCs w:val="14"/>
+              </w:rPr>
+              <w:t xml:space="preserve">72%</w:t>
+            </w:r>
+          </w:p>
+        </w:tc>
+        <w:tc>
+          <w:tcPr>
+            <w:tcW w:type="dxa" w:w="1064"/>
+            <w:tcBorders>
+              <w:top w:val="single" w:color="C9CEC5" w:sz="4"/>
+              <w:left w:val="single" w:color="C9CEC5" w:sz="4"/>
+              <w:bottom w:val="single" w:color="C9CEC5" w:sz="4"/>
+              <w:right w:val="single" w:color="C9CEC5" w:sz="4"/>
+            </w:tcBorders>
+            <w:shd w:fill="F1F3EF" w:color="auto" w:val="clear"/>
+            <w:tcMar>
+              <w:top w:type="dxa" w:w="60"/>
+              <w:left w:type="dxa" w:w="90"/>
+              <w:bottom w:type="dxa" w:w="60"/>
+              <w:right w:type="dxa" w:w="90"/>
+            </w:tcMar>
+            <w:vAlign w:val="top"/>
+          </w:tcPr>
+          <w:p>
+            <w:pPr>
+              <w:spacing w:after="20"/>
+              <w:jc w:val="right"/>
+            </w:pPr>
+            <w:r>
+              <w:rPr>
+                <w:b w:val="false"/>
+                <w:bCs w:val="false"/>
+                <w:color w:val="1A1F1B"/>
+                <w:sz w:val="14"/>
+                <w:szCs w:val="14"/>
+              </w:rPr>
+              <w:t xml:space="preserve">17%</w:t>
+            </w:r>
+          </w:p>
+        </w:tc>
+      </w:tr>
+      <w:tr>
+        <w:trPr>
+          <w:cantSplit/>
+        </w:trPr>
+        <w:tc>
+          <w:tcPr>
+            <w:tcW w:type="dxa" w:w="771"/>
+            <w:tcBorders>
+              <w:top w:val="single" w:color="C9CEC5" w:sz="4"/>
+              <w:left w:val="single" w:color="C9CEC5" w:sz="4"/>
+              <w:bottom w:val="single" w:color="C9CEC5" w:sz="4"/>
+              <w:right w:val="single" w:color="C9CEC5" w:sz="4"/>
+            </w:tcBorders>
+            <w:tcMar>
+              <w:top w:type="dxa" w:w="60"/>
+              <w:left w:type="dxa" w:w="90"/>
+              <w:bottom w:type="dxa" w:w="60"/>
+              <w:right w:type="dxa" w:w="90"/>
+            </w:tcMar>
+            <w:vAlign w:val="top"/>
+          </w:tcPr>
+          <w:p>
+            <w:pPr>
+              <w:spacing w:after="20"/>
+              <w:jc w:val="left"/>
+            </w:pPr>
+            <w:r>
+              <w:rPr>
+                <w:b w:val="false"/>
+                <w:bCs w:val="false"/>
+                <w:color w:val="1A1F1B"/>
+                <w:sz w:val="14"/>
+                <w:szCs w:val="14"/>
+              </w:rPr>
+              <w:t xml:space="preserve">2025</w:t>
+            </w:r>
+          </w:p>
+        </w:tc>
+        <w:tc>
+          <w:tcPr>
+            <w:tcW w:type="dxa" w:w="1445"/>
+            <w:tcBorders>
+              <w:top w:val="single" w:color="C9CEC5" w:sz="4"/>
+              <w:left w:val="single" w:color="C9CEC5" w:sz="4"/>
+              <w:bottom w:val="single" w:color="C9CEC5" w:sz="4"/>
+              <w:right w:val="single" w:color="C9CEC5" w:sz="4"/>
+            </w:tcBorders>
+            <w:tcMar>
+              <w:top w:type="dxa" w:w="60"/>
+              <w:left w:type="dxa" w:w="90"/>
+              <w:bottom w:type="dxa" w:w="60"/>
+              <w:right w:type="dxa" w:w="90"/>
+            </w:tcMar>
+            <w:vAlign w:val="top"/>
+          </w:tcPr>
+          <w:p>
+            <w:pPr>
+              <w:spacing w:after="20"/>
+              <w:jc w:val="right"/>
+            </w:pPr>
+            <w:r>
+              <w:rPr>
+                <w:b w:val="false"/>
+                <w:bCs w:val="false"/>
+                <w:color w:val="1A1F1B"/>
+                <w:sz w:val="14"/>
+                <w:szCs w:val="14"/>
+              </w:rPr>
+              <w:t xml:space="preserve">4,00</w:t>
+            </w:r>
+          </w:p>
+        </w:tc>
+        <w:tc>
+          <w:tcPr>
+            <w:tcW w:type="dxa" w:w="1252"/>
+            <w:tcBorders>
+              <w:top w:val="single" w:color="C9CEC5" w:sz="4"/>
+              <w:left w:val="single" w:color="C9CEC5" w:sz="4"/>
+              <w:bottom w:val="single" w:color="C9CEC5" w:sz="4"/>
+              <w:right w:val="single" w:color="C9CEC5" w:sz="4"/>
+            </w:tcBorders>
+            <w:tcMar>
+              <w:top w:type="dxa" w:w="60"/>
+              <w:left w:type="dxa" w:w="90"/>
+              <w:bottom w:type="dxa" w:w="60"/>
+              <w:right w:type="dxa" w:w="90"/>
+            </w:tcMar>
+            <w:vAlign w:val="top"/>
+          </w:tcPr>
+          <w:p>
+            <w:pPr>
+              <w:spacing w:after="20"/>
+              <w:jc w:val="right"/>
+            </w:pPr>
+            <w:r>
+              <w:rPr>
+                <w:b w:val="false"/>
+                <w:bCs w:val="false"/>
+                <w:color w:val="1A1F1B"/>
+                <w:sz w:val="14"/>
+                <w:szCs w:val="14"/>
+              </w:rPr>
+              <w:t xml:space="preserve">4100</w:t>
+            </w:r>
+          </w:p>
+        </w:tc>
+        <w:tc>
+          <w:tcPr>
+            <w:tcW w:type="dxa" w:w="1349"/>
+            <w:tcBorders>
+              <w:top w:val="single" w:color="C9CEC5" w:sz="4"/>
+              <w:left w:val="single" w:color="C9CEC5" w:sz="4"/>
+              <w:bottom w:val="single" w:color="C9CEC5" w:sz="4"/>
+              <w:right w:val="single" w:color="C9CEC5" w:sz="4"/>
+            </w:tcBorders>
+            <w:tcMar>
+              <w:top w:type="dxa" w:w="60"/>
+              <w:left w:type="dxa" w:w="90"/>
+              <w:bottom w:type="dxa" w:w="60"/>
+              <w:right w:type="dxa" w:w="90"/>
+            </w:tcMar>
+            <w:vAlign w:val="top"/>
+          </w:tcPr>
+          <w:p>
+            <w:pPr>
+              <w:spacing w:after="20"/>
+              <w:jc w:val="right"/>
+            </w:pPr>
+            <w:r>
+              <w:rPr>
+                <w:b w:val="false"/>
+                <w:bCs w:val="false"/>
+                <w:color w:val="1A1F1B"/>
+                <w:sz w:val="14"/>
+                <w:szCs w:val="14"/>
+              </w:rPr>
+              <w:t xml:space="preserve">3464</w:t>
+            </w:r>
+          </w:p>
+        </w:tc>
+        <w:tc>
+          <w:tcPr>
+            <w:tcW w:type="dxa" w:w="1252"/>
+            <w:tcBorders>
+              <w:top w:val="single" w:color="C9CEC5" w:sz="4"/>
+              <w:left w:val="single" w:color="C9CEC5" w:sz="4"/>
+              <w:bottom w:val="single" w:color="C9CEC5" w:sz="4"/>
+              <w:right w:val="single" w:color="C9CEC5" w:sz="4"/>
+            </w:tcBorders>
+            <w:tcMar>
+              <w:top w:type="dxa" w:w="60"/>
+              <w:left w:type="dxa" w:w="90"/>
+              <w:bottom w:type="dxa" w:w="60"/>
+              <w:right w:type="dxa" w:w="90"/>
+            </w:tcMar>
+            <w:vAlign w:val="top"/>
+          </w:tcPr>
+          <w:p>
+            <w:pPr>
+              <w:spacing w:after="20"/>
+              <w:jc w:val="right"/>
+            </w:pPr>
+            <w:r>
+              <w:rPr>
+                <w:b w:val="false"/>
+                <w:bCs w:val="false"/>
+                <w:color w:val="1A1F1B"/>
+                <w:sz w:val="14"/>
+                <w:szCs w:val="14"/>
+              </w:rPr>
+              <w:t xml:space="preserve">1025</w:t>
+            </w:r>
+          </w:p>
+        </w:tc>
+        <w:tc>
+          <w:tcPr>
+            <w:tcW w:type="dxa" w:w="1349"/>
+            <w:tcBorders>
+              <w:top w:val="single" w:color="C9CEC5" w:sz="4"/>
+              <w:left w:val="single" w:color="C9CEC5" w:sz="4"/>
+              <w:bottom w:val="single" w:color="C9CEC5" w:sz="4"/>
+              <w:right w:val="single" w:color="C9CEC5" w:sz="4"/>
+            </w:tcBorders>
+            <w:tcMar>
+              <w:top w:type="dxa" w:w="60"/>
+              <w:left w:type="dxa" w:w="90"/>
+              <w:bottom w:type="dxa" w:w="60"/>
+              <w:right w:type="dxa" w:w="90"/>
+            </w:tcMar>
+            <w:vAlign w:val="top"/>
+          </w:tcPr>
+          <w:p>
+            <w:pPr>
+              <w:spacing w:after="20"/>
+              <w:jc w:val="right"/>
+            </w:pPr>
+            <w:r>
+              <w:rPr>
+                <w:b w:val="false"/>
+                <w:bCs w:val="false"/>
+                <w:color w:val="1A1F1B"/>
+                <w:sz w:val="14"/>
+                <w:szCs w:val="14"/>
+              </w:rPr>
+              <w:t xml:space="preserve">866</w:t>
+            </w:r>
+          </w:p>
+        </w:tc>
+        <w:tc>
+          <w:tcPr>
+            <w:tcW w:type="dxa" w:w="1156"/>
+            <w:tcBorders>
+              <w:top w:val="single" w:color="C9CEC5" w:sz="4"/>
+              <w:left w:val="single" w:color="C9CEC5" w:sz="4"/>
+              <w:bottom w:val="single" w:color="C9CEC5" w:sz="4"/>
+              <w:right w:val="single" w:color="C9CEC5" w:sz="4"/>
+            </w:tcBorders>
+            <w:tcMar>
+              <w:top w:type="dxa" w:w="60"/>
+              <w:left w:type="dxa" w:w="90"/>
+              <w:bottom w:type="dxa" w:w="60"/>
+              <w:right w:type="dxa" w:w="90"/>
+            </w:tcMar>
+            <w:vAlign w:val="top"/>
+          </w:tcPr>
+          <w:p>
+            <w:pPr>
+              <w:spacing w:after="20"/>
+              <w:jc w:val="right"/>
+            </w:pPr>
+            <w:r>
+              <w:rPr>
+                <w:b w:val="false"/>
+                <w:bCs w:val="false"/>
+                <w:color w:val="1A1F1B"/>
+                <w:sz w:val="14"/>
+                <w:szCs w:val="14"/>
+              </w:rPr>
+              <w:t xml:space="preserve">58%</w:t>
+            </w:r>
+          </w:p>
+        </w:tc>
+        <w:tc>
+          <w:tcPr>
+            <w:tcW w:type="dxa" w:w="1064"/>
+            <w:tcBorders>
+              <w:top w:val="single" w:color="C9CEC5" w:sz="4"/>
+              <w:left w:val="single" w:color="C9CEC5" w:sz="4"/>
+              <w:bottom w:val="single" w:color="C9CEC5" w:sz="4"/>
+              <w:right w:val="single" w:color="C9CEC5" w:sz="4"/>
+            </w:tcBorders>
+            <w:tcMar>
+              <w:top w:type="dxa" w:w="60"/>
+              <w:left w:type="dxa" w:w="90"/>
+              <w:bottom w:type="dxa" w:w="60"/>
+              <w:right w:type="dxa" w:w="90"/>
+            </w:tcMar>
+            <w:vAlign w:val="top"/>
+          </w:tcPr>
+          <w:p>
+            <w:pPr>
+              <w:spacing w:after="20"/>
+              <w:jc w:val="right"/>
+            </w:pPr>
+            <w:r>
+              <w:rPr>
+                <w:b w:val="false"/>
+                <w:bCs w:val="false"/>
+                <w:color w:val="1A1F1B"/>
+                <w:sz w:val="14"/>
+                <w:szCs w:val="14"/>
+              </w:rPr>
+              <w:t xml:space="preserve">29%</w:t>
+            </w:r>
+          </w:p>
+        </w:tc>
+      </w:tr>
+    </w:tbl>
     <w:p>
       <w:pPr>
-        <w:shd w:fill="F2F4F0" w:color="auto" w:val="clear"/>
-        <w:spacing w:after="0" w:before="60"/>
-        <w:ind w:left="200" w:right="200"/>
-        <w:jc w:val="left"/>
+        <w:spacing w:after="120"/>
       </w:pPr>
-      <w:r>
-        <w:rPr>
-          <w:rFonts w:ascii="Consolas" w:cs="Consolas" w:eastAsia="Consolas" w:hAnsi="Consolas"/>
-          <w:color w:val="1A1F1B"/>
-          <w:sz w:val="19"/>
-          <w:szCs w:val="19"/>
-        </w:rPr>
-        <w:t xml:space="preserve">dA/dt = −b·B·[ iB + (1 − iB)·A/A₀ ]</w:t>
-      </w:r>
-    </w:p>
-    <w:p>
-      <w:pPr>
-        <w:shd w:fill="F2F4F0" w:color="auto" w:val="clear"/>
-        <w:spacing w:after="0" w:before="0"/>
-        <w:ind w:left="200" w:right="200"/>
-        <w:jc w:val="left"/>
-      </w:pPr>
-      <w:r>
-        <w:rPr>
-          <w:rFonts w:ascii="Consolas" w:cs="Consolas" w:eastAsia="Consolas" w:hAnsi="Consolas"/>
-          <w:color w:val="1A1F1B"/>
-          <w:sz w:val="19"/>
-          <w:szCs w:val="19"/>
-        </w:rPr>
-        <w:t xml:space="preserve">dB/dt = −a·A·[ iA + (1 − iA)·B/B₀ ]</w:t>
-      </w:r>
-    </w:p>
-    <w:p>
-      <w:pPr>
-        <w:shd w:fill="F2F4F0" w:color="auto" w:val="clear"/>
-        <w:spacing w:after="160" w:before="0"/>
-        <w:ind w:left="200" w:right="200"/>
-        <w:jc w:val="left"/>
-      </w:pPr>
-      <w:r>
-        <w:rPr>
-          <w:rFonts w:ascii="Consolas" w:cs="Consolas" w:eastAsia="Consolas" w:hAnsi="Consolas"/>
-          <w:color w:val="1A1F1B"/>
-          <w:sz w:val="19"/>
-          <w:szCs w:val="19"/>
-        </w:rPr>
-        <w:t xml:space="preserve">i = 1 — квадратичный закон, i = 0 — линейный (огонь по площади)</w:t>
-      </w:r>
     </w:p>
     <w:p>
       <w:pPr>
@@ -4679,68 +5802,17 @@
         <w:jc w:val="both"/>
       </w:pPr>
       <w:r>
-        <w:t xml:space="preserve">В этой записи разведка — не просто множитель силы, а то, что определяет, по какому закону идёт бой. Отсюда известный результат Coulson (2019): при квадратичном законе превосходство в разведке компенсирует численность лишь через квадратный корень. Но это следствие самого квадратичного закона; при линейном законе (как в наших данных) разведка компенсирует численность один к одному.</w:t>
-      </w:r>
-    </w:p>
-    <w:p>
-      <w:pPr>
-        <w:pStyle w:val="Heading2"/>
-      </w:pPr>
-      <w:bookmarkStart w:name="_Toc11" w:id="11"/>
-      <w:r>
-        <w:t xml:space="preserve">3.2. Психология — воля как переменная состояния</w:t>
-      </w:r>
-      <w:bookmarkEnd w:id="11"/>
-    </w:p>
-    <w:p>
-      <w:pPr>
-        <w:shd w:fill="F2F4F0" w:color="auto" w:val="clear"/>
-        <w:spacing w:after="0" w:before="60"/>
-        <w:ind w:left="200" w:right="200"/>
-        <w:jc w:val="left"/>
-      </w:pPr>
+        <w:t xml:space="preserve">Выход потерь на единицу заявленного выпуска упал в 6,3 раза по Oryx (6460 → 1025 на млн) и в 6,2 раза по WarSpotting. Главное: между 2024 и 2025 гг. заявленный выпуск Украины вырос с 2,20 до 4,00 млн, а число зафиксированных потерь России </w:t>
+      </w:r>
       <w:r>
         <w:rPr>
-          <w:rFonts w:ascii="Consolas" w:cs="Consolas" w:eastAsia="Consolas" w:hAnsi="Consolas"/>
-          <w:color w:val="1A1F1B"/>
-          <w:sz w:val="19"/>
-          <w:szCs w:val="19"/>
+          <w:b/>
+          <w:bCs/>
         </w:rPr>
-        <w:t xml:space="preserve">dm/dt = −μ·(относительная скорость потерь) − ν·(удары по тылу) + ρ·(1 − m)</w:t>
-      </w:r>
-    </w:p>
-    <w:p>
-      <w:pPr>
-        <w:shd w:fill="F2F4F0" w:color="auto" w:val="clear"/>
-        <w:spacing w:after="0" w:before="0"/>
-        <w:ind w:left="200" w:right="200"/>
-        <w:jc w:val="left"/>
-      </w:pPr>
-      <w:r>
-        <w:rPr>
-          <w:rFonts w:ascii="Consolas" w:cs="Consolas" w:eastAsia="Consolas" w:hAnsi="Consolas"/>
-          <w:color w:val="1A1F1B"/>
-          <w:sz w:val="19"/>
-          <w:szCs w:val="19"/>
-        </w:rPr>
-        <w:t xml:space="preserve">огонь ведут A·m бойцов (Шумов: не поражённые и не отказавшиеся от боя)</w:t>
-      </w:r>
-    </w:p>
-    <w:p>
-      <w:pPr>
-        <w:shd w:fill="F2F4F0" w:color="auto" w:val="clear"/>
-        <w:spacing w:after="160" w:before="0"/>
-        <w:ind w:left="200" w:right="200"/>
-        <w:jc w:val="left"/>
-      </w:pPr>
-      <w:r>
-        <w:rPr>
-          <w:rFonts w:ascii="Consolas" w:cs="Consolas" w:eastAsia="Consolas" w:hAnsi="Consolas"/>
-          <w:color w:val="1A1F1B"/>
-          <w:sz w:val="19"/>
-          <w:szCs w:val="19"/>
-        </w:rPr>
-        <w:t xml:space="preserve">сторона прекращает бой при m &lt; m*  (порог воли, толерантность к потерям)</w:t>
+        <w:t xml:space="preserve">упало</w:t>
+      </w:r>
+      <w:r>
+        <w:t xml:space="preserve"> — на 31% по Oryx и на 45% по WarSpotting. Любая модель вида «потери — неубывающая функция выпуска» с постоянными параметрами (в том числе модель насыщения L = T·(1 − e^(−y·D/T))) этим отвергается в обоих независимых источниках.</w:t>
       </w:r>
     </w:p>
     <w:p>
@@ -4749,37 +5821,7 @@
         <w:jc w:val="both"/>
       </w:pPr>
       <w:r>
-        <w:t xml:space="preserve">Atkinson, Kress и MacKay (Operations Research, 2021) показали на такой модели: больше единиц </w:t>
-      </w:r>
-      <w:r>
-        <w:rPr>
-          <w:b/>
-          <w:bCs/>
-        </w:rPr>
-        <w:t xml:space="preserve">и</w:t>
-      </w:r>
-      <w:r>
-        <w:t xml:space="preserve"> лучшее оружие (выше коэффициент поражения) выгоднее, чем улучшение целеуказания и снятие ограничений развёртывания. Распространённый пересказ «численность важнее новых образцов» этой работе не соответствует.</w:t>
-      </w:r>
-    </w:p>
-    <w:p>
-      <w:pPr>
-        <w:pStyle w:val="Heading1"/>
-        <w:pageBreakBefore/>
-      </w:pPr>
-      <w:bookmarkStart w:name="_Toc12" w:id="12"/>
-      <w:r>
-        <w:t xml:space="preserve">4. Измерения на сражениях CDB90</w:t>
-      </w:r>
-      <w:bookmarkEnd w:id="12"/>
-    </w:p>
-    <w:p>
-      <w:pPr>
-        <w:spacing w:after="120" w:line="288"/>
-        <w:jc w:val="both"/>
-      </w:pPr>
-      <w:r>
-        <w:t xml:space="preserve">База CDB90 (Concepts Analysis Agency, 1990) содержит численность, потери, длительность и оценки составителей HERO — в чью пользу были разведка, мораль, руководство, подготовка, техника, снабжение и внезапность (шкала −2…+2). Протокол зафиксирован коммитом 65e1a59 до расчёта; основная выборка — 404 сражений 1900–1973 гг., проверки — все годы (643) и сражения с надёжной численностью (485). Интервалы — 95%, бутстреп по сражениям.</w:t>
+        <w:t xml:space="preserve">В составе записей WarSpotting доля тяжёлой техники (танки, БМП, самоходная артиллерия) снизилась с 72% в 2024 г. до 24% в 2026 г. (по 20.10.2026), доля лёгких машин (транспорт, лёгкие мобильные машины) выросла с 17% до 48%. Это согласуется с описанием RUSI и Defence Studies: дроны дают около двух третей потерь, но до цели долетает лишь 20–40%, а противник адаптируется — рассредоточивает и заменяет бронетехнику лёгкими машинами и пехотными штурмами.</w:t>
       </w:r>
     </w:p>
     <w:p>
@@ -4797,21 +5839,242 @@
           <w:bCs/>
           <w:color w:val="9F2F27"/>
         </w:rPr>
-        <w:t xml:space="preserve">Ловушка данных. </w:t>
-      </w:r>
-      <w:r>
-        <w:t xml:space="preserve">В распространённой «опрятной» версии CDB90 все отрицательные коды (оценки в пользу обороны, поражения нападающего) записаны пустыми. ИВМ читает их из исходных таблиц; без этого выборка теряет до 20% сражений и смещается.</w:t>
-      </w:r>
+        <w:t xml:space="preserve">Вывод. </w:t>
+      </w:r>
+      <w:r>
+        <w:t xml:space="preserve">Заявленный выпуск — плохой входной параметр: потери упираются не в число «стрелков», а в число уязвимых целей и в ответную адаптацию. Правильная модель истощения — типа «хищник — жертва»: потери = выпуск × доля долетевших × доля поражений × </w:t>
+      </w:r>
+      <w:r>
+        <w:rPr>
+          <w:b/>
+          <w:bCs/>
+        </w:rPr>
+        <w:t xml:space="preserve">доля целей, которые ещё есть на фронте</w:t>
+      </w:r>
+      <w:r>
+        <w:t xml:space="preserve">; последний множитель сам убывает. Это проверяемая гипотеза для будущего периода (доля тяжёлой техники в записях потерь не вернётся к уровню 2024 г.), но не принимаемая модель: независимых помесячных рядов численности целей на фронте в открытых данных нет. Оговорки: выпуск — заявления сторон, несопоставимые по определению; Oryx и WarSpotting учитывают только подтверждённое фото и видео; 2026 г. неполный.</w:t>
+      </w:r>
+    </w:p>
+    <w:p>
+      <w:pPr>
+        <w:pStyle w:val="Heading1"/>
+        <w:pageBreakBefore/>
+      </w:pPr>
+      <w:bookmarkStart w:name="_Toc197" w:id="197"/>
+      <w:r>
+        <w:t xml:space="preserve">3. Как модели учитывают разведку и психологию</w:t>
+      </w:r>
+      <w:bookmarkEnd w:id="197"/>
     </w:p>
     <w:p>
       <w:pPr>
         <w:pStyle w:val="Heading2"/>
       </w:pPr>
-      <w:bookmarkStart w:name="_Toc13" w:id="13"/>
+      <w:bookmarkStart w:name="_Toc198" w:id="198"/>
+      <w:r>
+        <w:t xml:space="preserve">3.1. Разведка — переход между законами</w:t>
+      </w:r>
+      <w:bookmarkEnd w:id="198"/>
+    </w:p>
+    <w:p>
+      <w:pPr>
+        <w:spacing w:after="120" w:line="288"/>
+        <w:jc w:val="both"/>
+      </w:pPr>
+      <w:r>
+        <w:t xml:space="preserve">Пусть i — доля огня по разведанным целям (0…1). Тогда потери — смесь прицельного и площадного огня:</w:t>
+      </w:r>
+    </w:p>
+    <w:p>
+      <w:pPr>
+        <w:shd w:fill="F2F4F0" w:color="auto" w:val="clear"/>
+        <w:spacing w:after="0" w:before="60"/>
+        <w:ind w:left="200" w:right="200"/>
+        <w:jc w:val="left"/>
+      </w:pPr>
+      <w:r>
+        <w:rPr>
+          <w:rFonts w:ascii="Consolas" w:cs="Consolas" w:eastAsia="Consolas" w:hAnsi="Consolas"/>
+          <w:color w:val="1A1F1B"/>
+          <w:sz w:val="19"/>
+          <w:szCs w:val="19"/>
+        </w:rPr>
+        <w:t xml:space="preserve">dA/dt = −b·B·[ iB + (1 − iB)·A/A₀ ]</w:t>
+      </w:r>
+    </w:p>
+    <w:p>
+      <w:pPr>
+        <w:shd w:fill="F2F4F0" w:color="auto" w:val="clear"/>
+        <w:spacing w:after="0" w:before="0"/>
+        <w:ind w:left="200" w:right="200"/>
+        <w:jc w:val="left"/>
+      </w:pPr>
+      <w:r>
+        <w:rPr>
+          <w:rFonts w:ascii="Consolas" w:cs="Consolas" w:eastAsia="Consolas" w:hAnsi="Consolas"/>
+          <w:color w:val="1A1F1B"/>
+          <w:sz w:val="19"/>
+          <w:szCs w:val="19"/>
+        </w:rPr>
+        <w:t xml:space="preserve">dB/dt = −a·A·[ iA + (1 − iA)·B/B₀ ]</w:t>
+      </w:r>
+    </w:p>
+    <w:p>
+      <w:pPr>
+        <w:shd w:fill="F2F4F0" w:color="auto" w:val="clear"/>
+        <w:spacing w:after="160" w:before="0"/>
+        <w:ind w:left="200" w:right="200"/>
+        <w:jc w:val="left"/>
+      </w:pPr>
+      <w:r>
+        <w:rPr>
+          <w:rFonts w:ascii="Consolas" w:cs="Consolas" w:eastAsia="Consolas" w:hAnsi="Consolas"/>
+          <w:color w:val="1A1F1B"/>
+          <w:sz w:val="19"/>
+          <w:szCs w:val="19"/>
+        </w:rPr>
+        <w:t xml:space="preserve">i = 1 — квадратичный закон, i = 0 — линейный (огонь по площади)</w:t>
+      </w:r>
+    </w:p>
+    <w:p>
+      <w:pPr>
+        <w:spacing w:after="120" w:line="288"/>
+        <w:jc w:val="both"/>
+      </w:pPr>
+      <w:r>
+        <w:t xml:space="preserve">В этой записи разведка — не просто множитель силы, а то, что определяет, по какому закону идёт бой. Отсюда известный результат Coulson (2019): при квадратичном законе превосходство в разведке компенсирует численность лишь через квадратный корень. Но это следствие самого квадратичного закона; при линейном законе (как в наших данных) разведка компенсирует численность один к одному.</w:t>
+      </w:r>
+    </w:p>
+    <w:p>
+      <w:pPr>
+        <w:pStyle w:val="Heading2"/>
+      </w:pPr>
+      <w:bookmarkStart w:name="_Toc199" w:id="199"/>
+      <w:r>
+        <w:t xml:space="preserve">3.2. Психология — воля как переменная состояния</w:t>
+      </w:r>
+      <w:bookmarkEnd w:id="199"/>
+    </w:p>
+    <w:p>
+      <w:pPr>
+        <w:shd w:fill="F2F4F0" w:color="auto" w:val="clear"/>
+        <w:spacing w:after="0" w:before="60"/>
+        <w:ind w:left="200" w:right="200"/>
+        <w:jc w:val="left"/>
+      </w:pPr>
+      <w:r>
+        <w:rPr>
+          <w:rFonts w:ascii="Consolas" w:cs="Consolas" w:eastAsia="Consolas" w:hAnsi="Consolas"/>
+          <w:color w:val="1A1F1B"/>
+          <w:sz w:val="19"/>
+          <w:szCs w:val="19"/>
+        </w:rPr>
+        <w:t xml:space="preserve">dm/dt = −μ·(относительная скорость потерь) − ν·(удары по тылу) + ρ·(1 − m)</w:t>
+      </w:r>
+    </w:p>
+    <w:p>
+      <w:pPr>
+        <w:shd w:fill="F2F4F0" w:color="auto" w:val="clear"/>
+        <w:spacing w:after="0" w:before="0"/>
+        <w:ind w:left="200" w:right="200"/>
+        <w:jc w:val="left"/>
+      </w:pPr>
+      <w:r>
+        <w:rPr>
+          <w:rFonts w:ascii="Consolas" w:cs="Consolas" w:eastAsia="Consolas" w:hAnsi="Consolas"/>
+          <w:color w:val="1A1F1B"/>
+          <w:sz w:val="19"/>
+          <w:szCs w:val="19"/>
+        </w:rPr>
+        <w:t xml:space="preserve">огонь ведут A·m бойцов (Шумов: не поражённые и не отказавшиеся от боя)</w:t>
+      </w:r>
+    </w:p>
+    <w:p>
+      <w:pPr>
+        <w:shd w:fill="F2F4F0" w:color="auto" w:val="clear"/>
+        <w:spacing w:after="160" w:before="0"/>
+        <w:ind w:left="200" w:right="200"/>
+        <w:jc w:val="left"/>
+      </w:pPr>
+      <w:r>
+        <w:rPr>
+          <w:rFonts w:ascii="Consolas" w:cs="Consolas" w:eastAsia="Consolas" w:hAnsi="Consolas"/>
+          <w:color w:val="1A1F1B"/>
+          <w:sz w:val="19"/>
+          <w:szCs w:val="19"/>
+        </w:rPr>
+        <w:t xml:space="preserve">сторона прекращает бой при m &lt; m*  (порог воли, толерантность к потерям)</w:t>
+      </w:r>
+    </w:p>
+    <w:p>
+      <w:pPr>
+        <w:spacing w:after="120" w:line="288"/>
+        <w:jc w:val="both"/>
+      </w:pPr>
+      <w:r>
+        <w:t xml:space="preserve">Atkinson, Kress и MacKay (Operations Research, 2021) показали на такой модели: больше единиц </w:t>
+      </w:r>
+      <w:r>
+        <w:rPr>
+          <w:b/>
+          <w:bCs/>
+        </w:rPr>
+        <w:t xml:space="preserve">и</w:t>
+      </w:r>
+      <w:r>
+        <w:t xml:space="preserve"> лучшее оружие (выше коэффициент поражения) выгоднее, чем улучшение целеуказания и снятие ограничений развёртывания. Распространённый пересказ «численность важнее новых образцов» этой работе не соответствует.</w:t>
+      </w:r>
+    </w:p>
+    <w:p>
+      <w:pPr>
+        <w:pStyle w:val="Heading1"/>
+        <w:pageBreakBefore/>
+      </w:pPr>
+      <w:bookmarkStart w:name="_Toc200" w:id="200"/>
+      <w:r>
+        <w:t xml:space="preserve">4. Измерения на сражениях CDB90</w:t>
+      </w:r>
+      <w:bookmarkEnd w:id="200"/>
+    </w:p>
+    <w:p>
+      <w:pPr>
+        <w:spacing w:after="120" w:line="288"/>
+        <w:jc w:val="both"/>
+      </w:pPr>
+      <w:r>
+        <w:t xml:space="preserve">База CDB90 (Concepts Analysis Agency, 1990) содержит численность, потери, длительность и оценки составителей HERO — в чью пользу были разведка, мораль, руководство, подготовка, техника, снабжение и внезапность (шкала −2…+2). Протокол зафиксирован коммитом 65e1a59 до расчёта; основная выборка — 404 сражений 1900–1973 гг., проверки — все годы (643) и сражения с надёжной численностью (485). Интервалы — 95%, бутстреп по сражениям.</w:t>
+      </w:r>
+    </w:p>
+    <w:p>
+      <w:pPr>
+        <w:pBdr>
+          <w:left w:val="single" w:color="9F2F27" w:sz="18" w:space="8"/>
+        </w:pBdr>
+        <w:shd w:fill="F4EEE9" w:color="auto" w:val="clear"/>
+        <w:spacing w:after="160" w:before="120" w:line="276"/>
+        <w:ind w:left="200" w:right="120"/>
+      </w:pPr>
+      <w:r>
+        <w:rPr>
+          <w:b/>
+          <w:bCs/>
+          <w:color w:val="9F2F27"/>
+        </w:rPr>
+        <w:t xml:space="preserve">Ловушка данных. </w:t>
+      </w:r>
+      <w:r>
+        <w:t xml:space="preserve">В распространённой «опрятной» версии CDB90 все отрицательные коды (оценки в пользу обороны, поражения нападающего) записаны пустыми. ИВМ читает их из исходных таблиц; без этого выборка теряет до 20% сражений и смещается.</w:t>
+      </w:r>
+    </w:p>
+    <w:p>
+      <w:pPr>
+        <w:pStyle w:val="Heading2"/>
+      </w:pPr>
+      <w:bookmarkStart w:name="_Toc201" w:id="201"/>
       <w:r>
         <w:t xml:space="preserve">4.1. Закон огня: от чего зависят суточные потери</w:t>
       </w:r>
-      <w:bookmarkEnd w:id="13"/>
+      <w:bookmarkEnd w:id="201"/>
     </w:p>
     <w:p>
       <w:pPr>
@@ -5738,11 +7001,11 @@
       <w:pPr>
         <w:pStyle w:val="Heading2"/>
       </w:pPr>
-      <w:bookmarkStart w:name="_Toc14" w:id="14"/>
+      <w:bookmarkStart w:name="_Toc202" w:id="202"/>
       <w:r>
         <w:t xml:space="preserve">4.2. Разведка и психология в численном перевесе</w:t>
       </w:r>
-      <w:bookmarkEnd w:id="14"/>
+      <w:bookmarkEnd w:id="202"/>
     </w:p>
     <w:p>
       <w:pPr>
@@ -7249,11 +8512,11 @@
       <w:pPr>
         <w:pStyle w:val="Heading2"/>
       </w:pPr>
-      <w:bookmarkStart w:name="_Toc15" w:id="15"/>
+      <w:bookmarkStart w:name="_Toc203" w:id="203"/>
       <w:r>
         <w:t xml:space="preserve">4.3. Порог воли</w:t>
       </w:r>
-      <w:bookmarkEnd w:id="15"/>
+      <w:bookmarkEnd w:id="203"/>
     </w:p>
     <w:p>
       <w:pPr>
@@ -8048,11 +9311,11 @@
       <w:pPr>
         <w:pStyle w:val="Heading2"/>
       </w:pPr>
-      <w:bookmarkStart w:name="_Toc16" w:id="16"/>
+      <w:bookmarkStart w:name="_Toc204" w:id="204"/>
       <w:r>
         <w:t xml:space="preserve">4.4. Потенциал × эффективность: что объясняет исход (ветка А)</w:t>
       </w:r>
-      <w:bookmarkEnd w:id="16"/>
+      <w:bookmarkEnd w:id="204"/>
     </w:p>
     <w:p>
       <w:pPr>
@@ -8843,11 +10106,11 @@
       <w:pPr>
         <w:pStyle w:val="Heading2"/>
       </w:pPr>
-      <w:bookmarkStart w:name="_Toc17" w:id="17"/>
+      <w:bookmarkStart w:name="_Toc205" w:id="205"/>
       <w:r>
         <w:t xml:space="preserve">4.5. Порядок индекса и баланс сил (ветка Г)</w:t>
       </w:r>
-      <w:bookmarkEnd w:id="17"/>
+      <w:bookmarkEnd w:id="205"/>
     </w:p>
     <w:p>
       <w:pPr>
@@ -8871,10 +10134,10 @@
         </w:tblBorders>
       </w:tblPr>
       <w:tblGrid>
-        <w:gridCol w:w="4819"/>
+        <w:gridCol w:w="4626"/>
         <w:gridCol w:w="1734"/>
         <w:gridCol w:w="1349"/>
-        <w:gridCol w:w="1736"/>
+        <w:gridCol w:w="1929"/>
       </w:tblGrid>
       <w:tr>
         <w:trPr>
@@ -8882,7 +10145,7 @@
         </w:trPr>
         <w:tc>
           <w:tcPr>
-            <w:tcW w:type="dxa" w:w="4819"/>
+            <w:tcW w:type="dxa" w:w="4626"/>
             <w:tcBorders>
               <w:top w:val="single" w:color="C9CEC5" w:sz="4"/>
               <w:left w:val="single" w:color="C9CEC5" w:sz="4"/>
@@ -8987,7 +10250,7 @@
         </w:tc>
         <w:tc>
           <w:tcPr>
-            <w:tcW w:type="dxa" w:w="1736"/>
+            <w:tcW w:type="dxa" w:w="1929"/>
             <w:tcBorders>
               <w:top w:val="single" w:color="C9CEC5" w:sz="4"/>
               <w:left w:val="single" w:color="C9CEC5" w:sz="4"/>
@@ -9016,7 +10279,7 @@
                 <w:sz w:val="16"/>
                 <w:szCs w:val="16"/>
               </w:rPr>
-              <w:t xml:space="preserve">Хватило ли</w:t>
+              <w:t xml:space="preserve">Перевеса хватило?</w:t>
             </w:r>
           </w:p>
         </w:tc>
@@ -9027,7 +10290,7 @@
         </w:trPr>
         <w:tc>
           <w:tcPr>
-            <w:tcW w:type="dxa" w:w="4819"/>
+            <w:tcW w:type="dxa" w:w="4626"/>
             <w:tcBorders>
               <w:top w:val="single" w:color="C9CEC5" w:sz="4"/>
               <w:left w:val="single" w:color="C9CEC5" w:sz="4"/>
@@ -9129,35 +10392,35 @@
         </w:tc>
         <w:tc>
           <w:tcPr>
-            <w:tcW w:type="dxa" w:w="1736"/>
-            <w:tcBorders>
-              <w:top w:val="single" w:color="C9CEC5" w:sz="4"/>
-              <w:left w:val="single" w:color="C9CEC5" w:sz="4"/>
-              <w:bottom w:val="single" w:color="C9CEC5" w:sz="4"/>
-              <w:right w:val="single" w:color="C9CEC5" w:sz="4"/>
-            </w:tcBorders>
-            <w:tcMar>
-              <w:top w:type="dxa" w:w="60"/>
-              <w:left w:type="dxa" w:w="90"/>
-              <w:bottom w:type="dxa" w:w="60"/>
-              <w:right w:type="dxa" w:w="90"/>
-            </w:tcMar>
-            <w:vAlign w:val="top"/>
-          </w:tcPr>
-          <w:p>
-            <w:pPr>
-              <w:spacing w:after="20"/>
-              <w:jc w:val="left"/>
-            </w:pPr>
-            <w:r>
-              <w:rPr>
-                <w:b w:val="false"/>
-                <w:bCs w:val="false"/>
-                <w:color w:val="1A1F1B"/>
-                <w:sz w:val="16"/>
-                <w:szCs w:val="16"/>
-              </w:rPr>
-              <w:t xml:space="preserve">да</w:t>
+            <w:tcW w:type="dxa" w:w="1929"/>
+            <w:tcBorders>
+              <w:top w:val="single" w:color="C9CEC5" w:sz="4"/>
+              <w:left w:val="single" w:color="C9CEC5" w:sz="4"/>
+              <w:bottom w:val="single" w:color="C9CEC5" w:sz="4"/>
+              <w:right w:val="single" w:color="C9CEC5" w:sz="4"/>
+            </w:tcBorders>
+            <w:tcMar>
+              <w:top w:type="dxa" w:w="60"/>
+              <w:left w:type="dxa" w:w="90"/>
+              <w:bottom w:type="dxa" w:w="60"/>
+              <w:right w:type="dxa" w:w="90"/>
+            </w:tcMar>
+            <w:vAlign w:val="top"/>
+          </w:tcPr>
+          <w:p>
+            <w:pPr>
+              <w:spacing w:after="20"/>
+              <w:jc w:val="left"/>
+            </w:pPr>
+            <w:r>
+              <w:rPr>
+                <w:b w:val="false"/>
+                <w:bCs w:val="false"/>
+                <w:color w:val="1A1F1B"/>
+                <w:sz w:val="16"/>
+                <w:szCs w:val="16"/>
+              </w:rPr>
+              <w:t xml:space="preserve">да, хватило</w:t>
             </w:r>
           </w:p>
         </w:tc>
@@ -9168,7 +10431,7 @@
         </w:trPr>
         <w:tc>
           <w:tcPr>
-            <w:tcW w:type="dxa" w:w="4819"/>
+            <w:tcW w:type="dxa" w:w="4626"/>
             <w:tcBorders>
               <w:top w:val="single" w:color="C9CEC5" w:sz="4"/>
               <w:left w:val="single" w:color="C9CEC5" w:sz="4"/>
@@ -9273,7 +10536,7 @@
         </w:tc>
         <w:tc>
           <w:tcPr>
-            <w:tcW w:type="dxa" w:w="1736"/>
+            <w:tcW w:type="dxa" w:w="1929"/>
             <w:tcBorders>
               <w:top w:val="single" w:color="C9CEC5" w:sz="4"/>
               <w:left w:val="single" w:color="C9CEC5" w:sz="4"/>
@@ -9302,7 +10565,7 @@
                 <w:sz w:val="16"/>
                 <w:szCs w:val="16"/>
               </w:rPr>
-              <w:t xml:space="preserve">да</w:t>
+              <w:t xml:space="preserve">да, хватило</w:t>
             </w:r>
           </w:p>
         </w:tc>
@@ -9313,7 +10576,7 @@
         </w:trPr>
         <w:tc>
           <w:tcPr>
-            <w:tcW w:type="dxa" w:w="4819"/>
+            <w:tcW w:type="dxa" w:w="4626"/>
             <w:tcBorders>
               <w:top w:val="single" w:color="C9CEC5" w:sz="4"/>
               <w:left w:val="single" w:color="C9CEC5" w:sz="4"/>
@@ -9415,35 +10678,35 @@
         </w:tc>
         <w:tc>
           <w:tcPr>
-            <w:tcW w:type="dxa" w:w="1736"/>
-            <w:tcBorders>
-              <w:top w:val="single" w:color="C9CEC5" w:sz="4"/>
-              <w:left w:val="single" w:color="C9CEC5" w:sz="4"/>
-              <w:bottom w:val="single" w:color="C9CEC5" w:sz="4"/>
-              <w:right w:val="single" w:color="C9CEC5" w:sz="4"/>
-            </w:tcBorders>
-            <w:tcMar>
-              <w:top w:type="dxa" w:w="60"/>
-              <w:left w:type="dxa" w:w="90"/>
-              <w:bottom w:type="dxa" w:w="60"/>
-              <w:right w:type="dxa" w:w="90"/>
-            </w:tcMar>
-            <w:vAlign w:val="top"/>
-          </w:tcPr>
-          <w:p>
-            <w:pPr>
-              <w:spacing w:after="20"/>
-              <w:jc w:val="left"/>
-            </w:pPr>
-            <w:r>
-              <w:rPr>
-                <w:b w:val="false"/>
-                <w:bCs w:val="false"/>
-                <w:color w:val="1A1F1B"/>
-                <w:sz w:val="16"/>
-                <w:szCs w:val="16"/>
-              </w:rPr>
-              <w:t xml:space="preserve">да</w:t>
+            <w:tcW w:type="dxa" w:w="1929"/>
+            <w:tcBorders>
+              <w:top w:val="single" w:color="C9CEC5" w:sz="4"/>
+              <w:left w:val="single" w:color="C9CEC5" w:sz="4"/>
+              <w:bottom w:val="single" w:color="C9CEC5" w:sz="4"/>
+              <w:right w:val="single" w:color="C9CEC5" w:sz="4"/>
+            </w:tcBorders>
+            <w:tcMar>
+              <w:top w:type="dxa" w:w="60"/>
+              <w:left w:type="dxa" w:w="90"/>
+              <w:bottom w:type="dxa" w:w="60"/>
+              <w:right w:type="dxa" w:w="90"/>
+            </w:tcMar>
+            <w:vAlign w:val="top"/>
+          </w:tcPr>
+          <w:p>
+            <w:pPr>
+              <w:spacing w:after="20"/>
+              <w:jc w:val="left"/>
+            </w:pPr>
+            <w:r>
+              <w:rPr>
+                <w:b w:val="false"/>
+                <w:bCs w:val="false"/>
+                <w:color w:val="1A1F1B"/>
+                <w:sz w:val="16"/>
+                <w:szCs w:val="16"/>
+              </w:rPr>
+              <w:t xml:space="preserve">да, хватило</w:t>
             </w:r>
           </w:p>
         </w:tc>
@@ -9454,7 +10717,7 @@
         </w:trPr>
         <w:tc>
           <w:tcPr>
-            <w:tcW w:type="dxa" w:w="4819"/>
+            <w:tcW w:type="dxa" w:w="4626"/>
             <w:tcBorders>
               <w:top w:val="single" w:color="C9CEC5" w:sz="4"/>
               <w:left w:val="single" w:color="C9CEC5" w:sz="4"/>
@@ -9559,7 +10822,7 @@
         </w:tc>
         <w:tc>
           <w:tcPr>
-            <w:tcW w:type="dxa" w:w="1736"/>
+            <w:tcW w:type="dxa" w:w="1929"/>
             <w:tcBorders>
               <w:top w:val="single" w:color="C9CEC5" w:sz="4"/>
               <w:left w:val="single" w:color="C9CEC5" w:sz="4"/>
@@ -9588,7 +10851,7 @@
                 <w:sz w:val="16"/>
                 <w:szCs w:val="16"/>
               </w:rPr>
-              <w:t xml:space="preserve">нет</w:t>
+              <w:t xml:space="preserve">нет, не хватило</w:t>
             </w:r>
           </w:p>
         </w:tc>
@@ -9599,7 +10862,7 @@
         </w:trPr>
         <w:tc>
           <w:tcPr>
-            <w:tcW w:type="dxa" w:w="4819"/>
+            <w:tcW w:type="dxa" w:w="4626"/>
             <w:tcBorders>
               <w:top w:val="single" w:color="C9CEC5" w:sz="4"/>
               <w:left w:val="single" w:color="C9CEC5" w:sz="4"/>
@@ -9701,35 +10964,35 @@
         </w:tc>
         <w:tc>
           <w:tcPr>
-            <w:tcW w:type="dxa" w:w="1736"/>
-            <w:tcBorders>
-              <w:top w:val="single" w:color="C9CEC5" w:sz="4"/>
-              <w:left w:val="single" w:color="C9CEC5" w:sz="4"/>
-              <w:bottom w:val="single" w:color="C9CEC5" w:sz="4"/>
-              <w:right w:val="single" w:color="C9CEC5" w:sz="4"/>
-            </w:tcBorders>
-            <w:tcMar>
-              <w:top w:type="dxa" w:w="60"/>
-              <w:left w:type="dxa" w:w="90"/>
-              <w:bottom w:type="dxa" w:w="60"/>
-              <w:right w:type="dxa" w:w="90"/>
-            </w:tcMar>
-            <w:vAlign w:val="top"/>
-          </w:tcPr>
-          <w:p>
-            <w:pPr>
-              <w:spacing w:after="20"/>
-              <w:jc w:val="left"/>
-            </w:pPr>
-            <w:r>
-              <w:rPr>
-                <w:b w:val="false"/>
-                <w:bCs w:val="false"/>
-                <w:color w:val="1A1F1B"/>
-                <w:sz w:val="16"/>
-                <w:szCs w:val="16"/>
-              </w:rPr>
-              <w:t xml:space="preserve">нет</w:t>
+            <w:tcW w:type="dxa" w:w="1929"/>
+            <w:tcBorders>
+              <w:top w:val="single" w:color="C9CEC5" w:sz="4"/>
+              <w:left w:val="single" w:color="C9CEC5" w:sz="4"/>
+              <w:bottom w:val="single" w:color="C9CEC5" w:sz="4"/>
+              <w:right w:val="single" w:color="C9CEC5" w:sz="4"/>
+            </w:tcBorders>
+            <w:tcMar>
+              <w:top w:type="dxa" w:w="60"/>
+              <w:left w:type="dxa" w:w="90"/>
+              <w:bottom w:type="dxa" w:w="60"/>
+              <w:right w:type="dxa" w:w="90"/>
+            </w:tcMar>
+            <w:vAlign w:val="top"/>
+          </w:tcPr>
+          <w:p>
+            <w:pPr>
+              <w:spacing w:after="20"/>
+              <w:jc w:val="left"/>
+            </w:pPr>
+            <w:r>
+              <w:rPr>
+                <w:b w:val="false"/>
+                <w:bCs w:val="false"/>
+                <w:color w:val="1A1F1B"/>
+                <w:sz w:val="16"/>
+                <w:szCs w:val="16"/>
+              </w:rPr>
+              <w:t xml:space="preserve">нет, не хватило</w:t>
             </w:r>
           </w:p>
         </w:tc>
@@ -9740,7 +11003,7 @@
         </w:trPr>
         <w:tc>
           <w:tcPr>
-            <w:tcW w:type="dxa" w:w="4819"/>
+            <w:tcW w:type="dxa" w:w="4626"/>
             <w:tcBorders>
               <w:top w:val="single" w:color="C9CEC5" w:sz="4"/>
               <w:left w:val="single" w:color="C9CEC5" w:sz="4"/>
@@ -9845,7 +11108,7 @@
         </w:tc>
         <w:tc>
           <w:tcPr>
-            <w:tcW w:type="dxa" w:w="1736"/>
+            <w:tcW w:type="dxa" w:w="1929"/>
             <w:tcBorders>
               <w:top w:val="single" w:color="C9CEC5" w:sz="4"/>
               <w:left w:val="single" w:color="C9CEC5" w:sz="4"/>
@@ -9874,7 +11137,7 @@
                 <w:sz w:val="16"/>
                 <w:szCs w:val="16"/>
               </w:rPr>
-              <w:t xml:space="preserve">нет</w:t>
+              <w:t xml:space="preserve">нет, не хватило</w:t>
             </w:r>
           </w:p>
         </w:tc>
@@ -9885,7 +11148,7 @@
         </w:trPr>
         <w:tc>
           <w:tcPr>
-            <w:tcW w:type="dxa" w:w="4819"/>
+            <w:tcW w:type="dxa" w:w="4626"/>
             <w:tcBorders>
               <w:top w:val="single" w:color="C9CEC5" w:sz="4"/>
               <w:left w:val="single" w:color="C9CEC5" w:sz="4"/>
@@ -9987,35 +11250,35 @@
         </w:tc>
         <w:tc>
           <w:tcPr>
-            <w:tcW w:type="dxa" w:w="1736"/>
-            <w:tcBorders>
-              <w:top w:val="single" w:color="C9CEC5" w:sz="4"/>
-              <w:left w:val="single" w:color="C9CEC5" w:sz="4"/>
-              <w:bottom w:val="single" w:color="C9CEC5" w:sz="4"/>
-              <w:right w:val="single" w:color="C9CEC5" w:sz="4"/>
-            </w:tcBorders>
-            <w:tcMar>
-              <w:top w:type="dxa" w:w="60"/>
-              <w:left w:type="dxa" w:w="90"/>
-              <w:bottom w:type="dxa" w:w="60"/>
-              <w:right w:type="dxa" w:w="90"/>
-            </w:tcMar>
-            <w:vAlign w:val="top"/>
-          </w:tcPr>
-          <w:p>
-            <w:pPr>
-              <w:spacing w:after="20"/>
-              <w:jc w:val="left"/>
-            </w:pPr>
-            <w:r>
-              <w:rPr>
-                <w:b w:val="false"/>
-                <w:bCs w:val="false"/>
-                <w:color w:val="1A1F1B"/>
-                <w:sz w:val="16"/>
-                <w:szCs w:val="16"/>
-              </w:rPr>
-              <w:t xml:space="preserve">да</w:t>
+            <w:tcW w:type="dxa" w:w="1929"/>
+            <w:tcBorders>
+              <w:top w:val="single" w:color="C9CEC5" w:sz="4"/>
+              <w:left w:val="single" w:color="C9CEC5" w:sz="4"/>
+              <w:bottom w:val="single" w:color="C9CEC5" w:sz="4"/>
+              <w:right w:val="single" w:color="C9CEC5" w:sz="4"/>
+            </w:tcBorders>
+            <w:tcMar>
+              <w:top w:type="dxa" w:w="60"/>
+              <w:left w:type="dxa" w:w="90"/>
+              <w:bottom w:type="dxa" w:w="60"/>
+              <w:right w:type="dxa" w:w="90"/>
+            </w:tcMar>
+            <w:vAlign w:val="top"/>
+          </w:tcPr>
+          <w:p>
+            <w:pPr>
+              <w:spacing w:after="20"/>
+              <w:jc w:val="left"/>
+            </w:pPr>
+            <w:r>
+              <w:rPr>
+                <w:b w:val="false"/>
+                <w:bCs w:val="false"/>
+                <w:color w:val="1A1F1B"/>
+                <w:sz w:val="16"/>
+                <w:szCs w:val="16"/>
+              </w:rPr>
+              <w:t xml:space="preserve">да, хватило</w:t>
             </w:r>
           </w:p>
         </w:tc>
@@ -10026,7 +11289,7 @@
         </w:trPr>
         <w:tc>
           <w:tcPr>
-            <w:tcW w:type="dxa" w:w="4819"/>
+            <w:tcW w:type="dxa" w:w="4626"/>
             <w:tcBorders>
               <w:top w:val="single" w:color="C9CEC5" w:sz="4"/>
               <w:left w:val="single" w:color="C9CEC5" w:sz="4"/>
@@ -10131,7 +11394,7 @@
         </w:tc>
         <w:tc>
           <w:tcPr>
-            <w:tcW w:type="dxa" w:w="1736"/>
+            <w:tcW w:type="dxa" w:w="1929"/>
             <w:tcBorders>
               <w:top w:val="single" w:color="C9CEC5" w:sz="4"/>
               <w:left w:val="single" w:color="C9CEC5" w:sz="4"/>
@@ -10160,7 +11423,7 @@
                 <w:sz w:val="16"/>
                 <w:szCs w:val="16"/>
               </w:rPr>
-              <w:t xml:space="preserve">нет</w:t>
+              <w:t xml:space="preserve">нет, не хватило</w:t>
             </w:r>
           </w:p>
         </w:tc>
@@ -10171,7 +11434,7 @@
         </w:trPr>
         <w:tc>
           <w:tcPr>
-            <w:tcW w:type="dxa" w:w="4819"/>
+            <w:tcW w:type="dxa" w:w="4626"/>
             <w:tcBorders>
               <w:top w:val="single" w:color="C9CEC5" w:sz="4"/>
               <w:left w:val="single" w:color="C9CEC5" w:sz="4"/>
@@ -10273,35 +11536,35 @@
         </w:tc>
         <w:tc>
           <w:tcPr>
-            <w:tcW w:type="dxa" w:w="1736"/>
-            <w:tcBorders>
-              <w:top w:val="single" w:color="C9CEC5" w:sz="4"/>
-              <w:left w:val="single" w:color="C9CEC5" w:sz="4"/>
-              <w:bottom w:val="single" w:color="C9CEC5" w:sz="4"/>
-              <w:right w:val="single" w:color="C9CEC5" w:sz="4"/>
-            </w:tcBorders>
-            <w:tcMar>
-              <w:top w:type="dxa" w:w="60"/>
-              <w:left w:type="dxa" w:w="90"/>
-              <w:bottom w:type="dxa" w:w="60"/>
-              <w:right w:type="dxa" w:w="90"/>
-            </w:tcMar>
-            <w:vAlign w:val="top"/>
-          </w:tcPr>
-          <w:p>
-            <w:pPr>
-              <w:spacing w:after="20"/>
-              <w:jc w:val="left"/>
-            </w:pPr>
-            <w:r>
-              <w:rPr>
-                <w:b w:val="false"/>
-                <w:bCs w:val="false"/>
-                <w:color w:val="1A1F1B"/>
-                <w:sz w:val="16"/>
-                <w:szCs w:val="16"/>
-              </w:rPr>
-              <w:t xml:space="preserve">нет</w:t>
+            <w:tcW w:type="dxa" w:w="1929"/>
+            <w:tcBorders>
+              <w:top w:val="single" w:color="C9CEC5" w:sz="4"/>
+              <w:left w:val="single" w:color="C9CEC5" w:sz="4"/>
+              <w:bottom w:val="single" w:color="C9CEC5" w:sz="4"/>
+              <w:right w:val="single" w:color="C9CEC5" w:sz="4"/>
+            </w:tcBorders>
+            <w:tcMar>
+              <w:top w:type="dxa" w:w="60"/>
+              <w:left w:type="dxa" w:w="90"/>
+              <w:bottom w:type="dxa" w:w="60"/>
+              <w:right w:type="dxa" w:w="90"/>
+            </w:tcMar>
+            <w:vAlign w:val="top"/>
+          </w:tcPr>
+          <w:p>
+            <w:pPr>
+              <w:spacing w:after="20"/>
+              <w:jc w:val="left"/>
+            </w:pPr>
+            <w:r>
+              <w:rPr>
+                <w:b w:val="false"/>
+                <w:bCs w:val="false"/>
+                <w:color w:val="1A1F1B"/>
+                <w:sz w:val="16"/>
+                <w:szCs w:val="16"/>
+              </w:rPr>
+              <w:t xml:space="preserve">нет, не хватило</w:t>
             </w:r>
           </w:p>
         </w:tc>
@@ -10312,7 +11575,7 @@
         </w:trPr>
         <w:tc>
           <w:tcPr>
-            <w:tcW w:type="dxa" w:w="4819"/>
+            <w:tcW w:type="dxa" w:w="4626"/>
             <w:tcBorders>
               <w:top w:val="single" w:color="C9CEC5" w:sz="4"/>
               <w:left w:val="single" w:color="C9CEC5" w:sz="4"/>
@@ -10417,7 +11680,7 @@
         </w:tc>
         <w:tc>
           <w:tcPr>
-            <w:tcW w:type="dxa" w:w="1736"/>
+            <w:tcW w:type="dxa" w:w="1929"/>
             <w:tcBorders>
               <w:top w:val="single" w:color="C9CEC5" w:sz="4"/>
               <w:left w:val="single" w:color="C9CEC5" w:sz="4"/>
@@ -10446,7 +11709,7 @@
                 <w:sz w:val="16"/>
                 <w:szCs w:val="16"/>
               </w:rPr>
-              <w:t xml:space="preserve">нет</w:t>
+              <w:t xml:space="preserve">нет, не хватило</w:t>
             </w:r>
           </w:p>
         </w:tc>
@@ -10473,7 +11736,7 @@
         <w:t xml:space="preserve">обратен</w:t>
       </w:r>
       <w:r>
-        <w:t xml:space="preserve"> исходу. Вне протокола (после расчёта, поэтому разведочно): точный перестановочный p для обратной связи — +0,033 (односторонний), +0,067 (двусторонний). Пять нападающих с наибольшим перевесом по индексу (Индия 2025, Пакистан 2024, Россия 2023 и 2022, Китай против Индии 2020) цели не достигли; Израиль, чей индекс слабее или равен, цели достиг.</w:t>
+        <w:t xml:space="preserve"> исходу. Вне протокола (после расчёта, поэтому разведочно): точный перестановочный p для обратной связи — 0,033 (односторонний), 0,067 (двусторонний). Пять нападающих с наибольшим перевесом по индексу (Индия 2025, Пакистан 2024, Россия 2023 и 2022, Китай против Индии 2020) цели не достигли; Израиль, чей индекс слабее или равен, цели достиг.</w:t>
       </w:r>
     </w:p>
     <w:p>
@@ -10502,11 +11765,11 @@
         <w:pStyle w:val="Heading1"/>
         <w:pageBreakBefore/>
       </w:pPr>
-      <w:bookmarkStart w:name="_Toc18" w:id="18"/>
+      <w:bookmarkStart w:name="_Toc206" w:id="206"/>
       <w:r>
         <w:t xml:space="preserve">5. Разбор распространённых утверждений</w:t>
       </w:r>
-      <w:bookmarkEnd w:id="18"/>
+      <w:bookmarkEnd w:id="206"/>
     </w:p>
     <w:p>
       <w:pPr>
@@ -11083,21 +12346,21 @@
         <w:pStyle w:val="Heading1"/>
         <w:pageBreakBefore/>
       </w:pPr>
-      <w:bookmarkStart w:name="_Toc19" w:id="19"/>
+      <w:bookmarkStart w:name="_Toc207" w:id="207"/>
       <w:r>
         <w:t xml:space="preserve">6. Научная новизна</w:t>
       </w:r>
-      <w:bookmarkEnd w:id="19"/>
+      <w:bookmarkEnd w:id="207"/>
     </w:p>
     <w:p>
       <w:pPr>
         <w:pStyle w:val="Heading2"/>
       </w:pPr>
-      <w:bookmarkStart w:name="_Toc20" w:id="20"/>
+      <w:bookmarkStart w:name="_Toc208" w:id="208"/>
       <w:r>
         <w:t xml:space="preserve">6.1. Не ново</w:t>
       </w:r>
-      <w:bookmarkEnd w:id="20"/>
+      <w:bookmarkEnd w:id="208"/>
     </w:p>
     <w:p>
       <w:pPr>
@@ -11155,11 +12418,11 @@
       <w:pPr>
         <w:pStyle w:val="Heading2"/>
       </w:pPr>
-      <w:bookmarkStart w:name="_Toc21" w:id="21"/>
+      <w:bookmarkStart w:name="_Toc209" w:id="209"/>
       <w:r>
         <w:t xml:space="preserve">6.2. Возможно ново (приоритет нужно подтвердить обзором литературы)</w:t>
       </w:r>
-      <w:bookmarkEnd w:id="21"/>
+      <w:bookmarkEnd w:id="209"/>
     </w:p>
     <w:p>
       <w:pPr>
@@ -11302,11 +12565,11 @@
       <w:pPr>
         <w:pStyle w:val="Heading2"/>
       </w:pPr>
-      <w:bookmarkStart w:name="_Toc22" w:id="22"/>
+      <w:bookmarkStart w:name="_Toc210" w:id="210"/>
       <w:r>
         <w:t xml:space="preserve">6.3. Где пробел</w:t>
       </w:r>
-      <w:bookmarkEnd w:id="22"/>
+      <w:bookmarkEnd w:id="210"/>
     </w:p>
     <w:p>
       <w:pPr>
@@ -11332,11 +12595,11 @@
         <w:pStyle w:val="Heading1"/>
         <w:pageBreakBefore/>
       </w:pPr>
-      <w:bookmarkStart w:name="_Toc23" w:id="23"/>
+      <w:bookmarkStart w:name="_Toc211" w:id="211"/>
       <w:r>
         <w:t xml:space="preserve">7. Конкурент: TENET Intelligence MCI</w:t>
       </w:r>
-      <w:bookmarkEnd w:id="23"/>
+      <w:bookmarkEnd w:id="211"/>
     </w:p>
     <w:p>
       <w:pPr>
@@ -14116,11 +15379,11 @@
         <w:pStyle w:val="Heading1"/>
         <w:pageBreakBefore/>
       </w:pPr>
-      <w:bookmarkStart w:name="_Toc24" w:id="24"/>
+      <w:bookmarkStart w:name="_Toc212" w:id="212"/>
       <w:r>
         <w:t xml:space="preserve">8. План</w:t>
       </w:r>
-      <w:bookmarkEnd w:id="24"/>
+      <w:bookmarkEnd w:id="212"/>
     </w:p>
     <w:p>
       <w:pPr>
@@ -14179,11 +15442,11 @@
         <w:pStyle w:val="Heading1"/>
         <w:pageBreakBefore/>
       </w:pPr>
-      <w:bookmarkStart w:name="_Toc25" w:id="25"/>
+      <w:bookmarkStart w:name="_Toc213" w:id="213"/>
       <w:r>
         <w:t xml:space="preserve">Литература</w:t>
       </w:r>
-      <w:bookmarkEnd w:id="25"/>
+      <w:bookmarkEnd w:id="213"/>
     </w:p>
     <w:p>
       <w:pPr>

--- a/docs/08_Modeli_boya_RU.docx
+++ b/docs/08_Modeli_boya_RU.docx
@@ -3601,6 +3601,92 @@
       </w:pPr>
       <w:r>
         <w:t xml:space="preserve">Модель подходит для флота и для противостояния «ударные дроны и ракеты против ПВО»: результат определяют глубина боекомплекта перехватчиков и стоимость одного перехвата, а не численность платформ.</w:t>
+      </w:r>
+    </w:p>
+    <w:p>
+      <w:pPr>
+        <w:spacing w:after="120" w:line="288"/>
+        <w:jc w:val="both"/>
+      </w:pPr>
+      <w:r>
+        <w:rPr>
+          <w:b/>
+          <w:bCs/>
+        </w:rPr>
+        <w:t xml:space="preserve">Эшелонированная ПВО и скорость цели (реализовано в калькуляторе прототипа, `core/lanmil/salvo.py`).</w:t>
+      </w:r>
+      <w:r>
+        <w:t xml:space="preserve"> Цели проходят эшелоны по порядку, каждый эшелон тратит запас только на дошедшие до него цели; эффективность перехватчика падает со скоростью цели выше его опорной:</w:t>
+      </w:r>
+    </w:p>
+    <w:p>
+      <w:pPr>
+        <w:shd w:fill="F2F4F0" w:color="auto" w:val="clear"/>
+        <w:spacing w:after="0" w:before="60"/>
+        <w:ind w:left="200" w:right="200"/>
+        <w:jc w:val="left"/>
+      </w:pPr>
+      <w:r>
+        <w:rPr>
+          <w:rFonts w:ascii="Consolas" w:cs="Consolas" w:eastAsia="Consolas" w:hAnsi="Consolas"/>
+          <w:color w:val="1A1F1B"/>
+          <w:sz w:val="19"/>
+          <w:szCs w:val="19"/>
+        </w:rPr>
+        <w:t xml:space="preserve">p_eff = p0 при v ≤ v_ref,  иначе  p0 · (v_ref / v)^g</w:t>
+      </w:r>
+    </w:p>
+    <w:p>
+      <w:pPr>
+        <w:shd w:fill="F2F4F0" w:color="auto" w:val="clear"/>
+        <w:spacing w:after="0" w:before="0"/>
+        <w:ind w:left="200" w:right="200"/>
+        <w:jc w:val="left"/>
+      </w:pPr>
+      <w:r>
+        <w:rPr>
+          <w:rFonts w:ascii="Consolas" w:cs="Consolas" w:eastAsia="Consolas" w:hAnsi="Consolas"/>
+          <w:color w:val="1A1F1B"/>
+          <w:sz w:val="19"/>
+          <w:szCs w:val="19"/>
+        </w:rPr>
+        <w:t xml:space="preserve">цель проходит эшелон с вероятностью (1 − p_eff)^n,  n — целые перехватчики на цель</w:t>
+      </w:r>
+    </w:p>
+    <w:p>
+      <w:pPr>
+        <w:shd w:fill="F2F4F0" w:color="auto" w:val="clear"/>
+        <w:spacing w:after="160" w:before="0"/>
+        <w:ind w:left="200" w:right="200"/>
+        <w:jc w:val="left"/>
+      </w:pPr>
+      <w:r>
+        <w:rPr>
+          <w:rFonts w:ascii="Consolas" w:cs="Consolas" w:eastAsia="Consolas" w:hAnsi="Consolas"/>
+          <w:color w:val="1A1F1B"/>
+          <w:sz w:val="19"/>
+          <w:szCs w:val="19"/>
+        </w:rPr>
+        <w:t xml:space="preserve">запас_j(t+1) = запас_j(t) − k_j · (число целей, дошедших до эшелона j) + выпуск_j</w:t>
+      </w:r>
+    </w:p>
+    <w:p>
+      <w:pPr>
+        <w:spacing w:after="120" w:line="288"/>
+        <w:jc w:val="both"/>
+      </w:pPr>
+      <w:r>
+        <w:t xml:space="preserve">Показатель g = 0,5 подобран грубо по двум заявленным точкам класса D (поршневые «Шахеды» перехватываются в 92–98% случаев, реактивные — примерно в 60%; Воздушные силы Украины, FT, сентябрь 2026 г.) и </w:t>
+      </w:r>
+      <w:r>
+        <w:rPr>
+          <w:b/>
+          <w:bCs/>
+        </w:rPr>
+        <w:t xml:space="preserve">не является калибровкой</w:t>
+      </w:r>
+      <w:r>
+        <w:t xml:space="preserve">: g и опорные скорости задаёт пользователь. Сценарий по умолчанию — ракеты ЗРК как внешний эшелон и дроны-перехватчики как внутренний (цены по открытым оценкам: перехватчик около 1 млн $ и около 5 тыс. $ против цели 30 тыс. $). Результат демонстрационный: при быстрой цели (500 км/ч вместо 180) эффективность внутреннего эшелона падает с 0,70 до 0,49 и прорыв в первые сутки растёт с 2,9 до 5,7 из 100; запас дорогого внешнего эшелона иссякает к концу месяца в обоих вариантах, тогда как дешёвый внутренний накапливается, а стоимостной обмен остаётся около 5 : 1 в пользу нападения (оборона тратит в 5 раз больше). Доказательство оптимальности равномерного распределения перехватчиков по целям (arXiv 2608.31143, препринт) означает, что расчёт — лучший случай для обороны.</w:t>
       </w:r>
     </w:p>
     <w:p>

--- a/docs/08_Modeli_boya_RU.docx
+++ b/docs/08_Modeli_boya_RU.docx
@@ -535,14 +535,15 @@
         </w:p>
         <w:p>
           <w:pPr>
-            <w:pStyle w:val="TOC1"/>
+            <w:pStyle w:val="TOC2"/>
             <w:tabs>
               <w:tab w:val="right" w:pos="9638" w:leader="dot"/>
             </w:tabs>
+            <w:ind w:left="220"/>
           </w:pPr>
           <w:hyperlink w:history="1" w:anchor="_Toc206">
             <w:r>
-              <w:t xml:space="preserve">5. Разбор распространённых утверждений</w:t>
+              <w:t xml:space="preserve">4.6. Эффективность из открытых признаков страны (CDB90 и UCDP GED)</w:t>
             </w:r>
             <w:r>
               <w:tab/>
@@ -564,7 +565,7 @@
           </w:pPr>
           <w:hyperlink w:history="1" w:anchor="_Toc207">
             <w:r>
-              <w:t xml:space="preserve">6. Научная новизна</w:t>
+              <w:t xml:space="preserve">5. Разбор распространённых утверждений</w:t>
             </w:r>
             <w:r>
               <w:tab/>
@@ -579,15 +580,14 @@
         </w:p>
         <w:p>
           <w:pPr>
-            <w:pStyle w:val="TOC2"/>
+            <w:pStyle w:val="TOC1"/>
             <w:tabs>
               <w:tab w:val="right" w:pos="9638" w:leader="dot"/>
             </w:tabs>
-            <w:ind w:left="220"/>
           </w:pPr>
           <w:hyperlink w:history="1" w:anchor="_Toc208">
             <w:r>
-              <w:t xml:space="preserve">6.1. Не ново</w:t>
+              <w:t xml:space="preserve">6. Научная новизна</w:t>
             </w:r>
             <w:r>
               <w:tab/>
@@ -610,7 +610,7 @@
           </w:pPr>
           <w:hyperlink w:history="1" w:anchor="_Toc209">
             <w:r>
-              <w:t xml:space="preserve">6.2. Возможно ново (приоритет нужно подтвердить обзором литературы)</w:t>
+              <w:t xml:space="preserve">6.1. Не ново</w:t>
             </w:r>
             <w:r>
               <w:tab/>
@@ -633,7 +633,7 @@
           </w:pPr>
           <w:hyperlink w:history="1" w:anchor="_Toc210">
             <w:r>
-              <w:t xml:space="preserve">6.3. Где пробел</w:t>
+              <w:t xml:space="preserve">6.2. Возможно ново (приоритет нужно подтвердить обзором литературы)</w:t>
             </w:r>
             <w:r>
               <w:tab/>
@@ -648,14 +648,15 @@
         </w:p>
         <w:p>
           <w:pPr>
-            <w:pStyle w:val="TOC1"/>
+            <w:pStyle w:val="TOC2"/>
             <w:tabs>
               <w:tab w:val="right" w:pos="9638" w:leader="dot"/>
             </w:tabs>
+            <w:ind w:left="220"/>
           </w:pPr>
           <w:hyperlink w:history="1" w:anchor="_Toc211">
             <w:r>
-              <w:t xml:space="preserve">7. Конкурент: TENET Intelligence MCI</w:t>
+              <w:t xml:space="preserve">6.3. Где пробел</w:t>
             </w:r>
             <w:r>
               <w:tab/>
@@ -677,7 +678,7 @@
           </w:pPr>
           <w:hyperlink w:history="1" w:anchor="_Toc212">
             <w:r>
-              <w:t xml:space="preserve">8. План</w:t>
+              <w:t xml:space="preserve">7. Конкурент: TENET Intelligence MCI</w:t>
             </w:r>
             <w:r>
               <w:tab/>
@@ -699,7 +700,7 @@
           </w:pPr>
           <w:hyperlink w:history="1" w:anchor="_Toc213">
             <w:r>
-              <w:t xml:space="preserve">Литература</w:t>
+              <w:t xml:space="preserve">8. План</w:t>
             </w:r>
             <w:r>
               <w:tab/>
@@ -707,6 +708,28 @@
             <w:r>
               <w:fldChar w:fldCharType="begin" w:dirty="true"/>
               <w:instrText xml:space="preserve">PAGEREF _Toc213 \h</w:instrText>
+              <w:fldChar w:fldCharType="separate"/>
+              <w:fldChar w:fldCharType="end"/>
+            </w:r>
+          </w:hyperlink>
+        </w:p>
+        <w:p>
+          <w:pPr>
+            <w:pStyle w:val="TOC1"/>
+            <w:tabs>
+              <w:tab w:val="right" w:pos="9638" w:leader="dot"/>
+            </w:tabs>
+          </w:pPr>
+          <w:hyperlink w:history="1" w:anchor="_Toc214">
+            <w:r>
+              <w:t xml:space="preserve">Литература</w:t>
+            </w:r>
+            <w:r>
+              <w:tab/>
+            </w:r>
+            <w:r>
+              <w:fldChar w:fldCharType="begin" w:dirty="true"/>
+              <w:instrText xml:space="preserve">PAGEREF _Toc214 \h</w:instrText>
               <w:fldChar w:fldCharType="separate"/>
               <w:fldChar w:fldCharType="end"/>
             </w:r>
@@ -860,6 +883,26 @@
       </w:r>
       <w:r>
         <w:t xml:space="preserve"> Вне выборки численность добавляет к предсказанию исхода сражения +0,009 на сражение, семь факторов эффективности — +0,180 (95% всего прироста). А порядок индекса на 10 войнах 2018–2025 гг. не только не предсказывает, хватит ли перевеса (AUC 0,13), но и обратен исходу: индекс измеряет ресурсы, не эффективность.</w:t>
+      </w:r>
+    </w:p>
+    <w:p>
+      <w:pPr>
+        <w:pStyle w:val="ListParagraph"/>
+        <w:numPr>
+          <w:ilvl w:val="0"/>
+          <w:numId w:val="2"/>
+        </w:numPr>
+        <w:spacing w:after="60" w:line="276"/>
+      </w:pPr>
+      <w:r>
+        <w:rPr>
+          <w:b/>
+          <w:bCs/>
+        </w:rPr>
+        <w:t xml:space="preserve">Открытые признаки страны ловят эффективность лишь отчасти и не переносятся.</w:t>
+      </w:r>
+      <w:r>
+        <w:t xml:space="preserve"> ВВП на душу, демократия и механизация добавляют к предсказанию исхода сражений 1900–1973 гг. +0,022 на сражение поверх численности (в 8 раз меньше факторов составителей); на независимой базе UCDP GED 1989–2024 гг. перенос не подтвердился (Спирмен +0,248, n = 24).</w:t>
       </w:r>
     </w:p>
     <w:p>
@@ -11848,14 +11891,837 @@
     </w:p>
     <w:p>
       <w:pPr>
+        <w:pStyle w:val="Heading2"/>
+      </w:pPr>
+      <w:bookmarkStart w:name="_Toc206" w:id="206"/>
+      <w:r>
+        <w:t xml:space="preserve">4.6. Эффективность из открытых признаков страны (CDB90 и UCDP GED)</w:t>
+      </w:r>
+      <w:bookmarkEnd w:id="206"/>
+    </w:p>
+    <w:p>
+      <w:pPr>
+        <w:spacing w:after="120" w:line="288"/>
+        <w:jc w:val="both"/>
+      </w:pPr>
+      <w:r>
+        <w:t xml:space="preserve">Раздел 4.4 показал: исход объясняют факторы эффективности, но их коды проставлены составителями после сражений. Можно ли заменить их признаками, известными до сражения? Протокол acd9792 зафиксирован до расчёта. Признаки стороны (разность нападающий − обороняющийся, последнее значение за 5 лет до года сражения): ln ВВП на душу (Maddison), электоральная демократия (V-Dem), ln энергопотребления на военнослужащего (CoW NMC — мера механизации), боевой опыт в той же войне. Выборка: n = 354 сражений 1900–1973 гг., у которых обе стороны сопоставлены со странами; мера и перекрёстная проверка — как в разделе 4.4.</w:t>
+      </w:r>
+    </w:p>
+    <w:tbl>
+      <w:tblPr>
+        <w:tblW w:type="dxa" w:w="9638"/>
+        <w:tblBorders>
+          <w:top w:val="single" w:color="auto" w:sz="4"/>
+          <w:left w:val="single" w:color="auto" w:sz="4"/>
+          <w:bottom w:val="single" w:color="auto" w:sz="4"/>
+          <w:right w:val="single" w:color="auto" w:sz="4"/>
+          <w:insideH w:val="single" w:color="auto" w:sz="4"/>
+          <w:insideV w:val="single" w:color="auto" w:sz="4"/>
+        </w:tblBorders>
+      </w:tblPr>
+      <w:tblGrid>
+        <w:gridCol w:w="963"/>
+        <w:gridCol w:w="4433"/>
+        <w:gridCol w:w="1927"/>
+        <w:gridCol w:w="2315"/>
+      </w:tblGrid>
+      <w:tr>
+        <w:trPr>
+          <w:tblHeader/>
+        </w:trPr>
+        <w:tc>
+          <w:tcPr>
+            <w:tcW w:type="dxa" w:w="963"/>
+            <w:tcBorders>
+              <w:top w:val="single" w:color="C9CEC5" w:sz="4"/>
+              <w:left w:val="single" w:color="C9CEC5" w:sz="4"/>
+              <w:bottom w:val="single" w:color="C9CEC5" w:sz="4"/>
+              <w:right w:val="single" w:color="C9CEC5" w:sz="4"/>
+            </w:tcBorders>
+            <w:shd w:fill="1F2A24" w:color="auto" w:val="clear"/>
+            <w:tcMar>
+              <w:top w:type="dxa" w:w="60"/>
+              <w:left w:type="dxa" w:w="90"/>
+              <w:bottom w:type="dxa" w:w="60"/>
+              <w:right w:type="dxa" w:w="90"/>
+            </w:tcMar>
+            <w:vAlign w:val="top"/>
+          </w:tcPr>
+          <w:p>
+            <w:pPr>
+              <w:spacing w:after="20"/>
+              <w:jc w:val="left"/>
+            </w:pPr>
+            <w:r>
+              <w:rPr>
+                <w:b/>
+                <w:bCs/>
+                <w:color w:val="FFFFFF"/>
+                <w:sz w:val="16"/>
+                <w:szCs w:val="16"/>
+              </w:rPr>
+              <w:t xml:space="preserve">Модель</w:t>
+            </w:r>
+          </w:p>
+        </w:tc>
+        <w:tc>
+          <w:tcPr>
+            <w:tcW w:type="dxa" w:w="4433"/>
+            <w:tcBorders>
+              <w:top w:val="single" w:color="C9CEC5" w:sz="4"/>
+              <w:left w:val="single" w:color="C9CEC5" w:sz="4"/>
+              <w:bottom w:val="single" w:color="C9CEC5" w:sz="4"/>
+              <w:right w:val="single" w:color="C9CEC5" w:sz="4"/>
+            </w:tcBorders>
+            <w:shd w:fill="1F2A24" w:color="auto" w:val="clear"/>
+            <w:tcMar>
+              <w:top w:type="dxa" w:w="60"/>
+              <w:left w:type="dxa" w:w="90"/>
+              <w:bottom w:type="dxa" w:w="60"/>
+              <w:right w:type="dxa" w:w="90"/>
+            </w:tcMar>
+            <w:vAlign w:val="top"/>
+          </w:tcPr>
+          <w:p>
+            <w:pPr>
+              <w:spacing w:after="20"/>
+              <w:jc w:val="left"/>
+            </w:pPr>
+            <w:r>
+              <w:rPr>
+                <w:b/>
+                <w:bCs/>
+                <w:color w:val="FFFFFF"/>
+                <w:sz w:val="16"/>
+                <w:szCs w:val="16"/>
+              </w:rPr>
+              <w:t xml:space="preserve">Признаки</w:t>
+            </w:r>
+          </w:p>
+        </w:tc>
+        <w:tc>
+          <w:tcPr>
+            <w:tcW w:type="dxa" w:w="1927"/>
+            <w:tcBorders>
+              <w:top w:val="single" w:color="C9CEC5" w:sz="4"/>
+              <w:left w:val="single" w:color="C9CEC5" w:sz="4"/>
+              <w:bottom w:val="single" w:color="C9CEC5" w:sz="4"/>
+              <w:right w:val="single" w:color="C9CEC5" w:sz="4"/>
+            </w:tcBorders>
+            <w:shd w:fill="1F2A24" w:color="auto" w:val="clear"/>
+            <w:tcMar>
+              <w:top w:type="dxa" w:w="60"/>
+              <w:left w:type="dxa" w:w="90"/>
+              <w:bottom w:type="dxa" w:w="60"/>
+              <w:right w:type="dxa" w:w="90"/>
+            </w:tcMar>
+            <w:vAlign w:val="top"/>
+          </w:tcPr>
+          <w:p>
+            <w:pPr>
+              <w:spacing w:after="20"/>
+              <w:jc w:val="left"/>
+            </w:pPr>
+            <w:r>
+              <w:rPr>
+                <w:b/>
+                <w:bCs/>
+                <w:color w:val="FFFFFF"/>
+                <w:sz w:val="16"/>
+                <w:szCs w:val="16"/>
+              </w:rPr>
+              <w:t xml:space="preserve">Оценка вне выборки</w:t>
+            </w:r>
+          </w:p>
+        </w:tc>
+        <w:tc>
+          <w:tcPr>
+            <w:tcW w:type="dxa" w:w="2315"/>
+            <w:tcBorders>
+              <w:top w:val="single" w:color="C9CEC5" w:sz="4"/>
+              <w:left w:val="single" w:color="C9CEC5" w:sz="4"/>
+              <w:bottom w:val="single" w:color="C9CEC5" w:sz="4"/>
+              <w:right w:val="single" w:color="C9CEC5" w:sz="4"/>
+            </w:tcBorders>
+            <w:shd w:fill="1F2A24" w:color="auto" w:val="clear"/>
+            <w:tcMar>
+              <w:top w:type="dxa" w:w="60"/>
+              <w:left w:type="dxa" w:w="90"/>
+              <w:bottom w:type="dxa" w:w="60"/>
+              <w:right w:type="dxa" w:w="90"/>
+            </w:tcMar>
+            <w:vAlign w:val="top"/>
+          </w:tcPr>
+          <w:p>
+            <w:pPr>
+              <w:spacing w:after="20"/>
+              <w:jc w:val="left"/>
+            </w:pPr>
+            <w:r>
+              <w:rPr>
+                <w:b/>
+                <w:bCs/>
+                <w:color w:val="FFFFFF"/>
+                <w:sz w:val="16"/>
+                <w:szCs w:val="16"/>
+              </w:rPr>
+              <w:t xml:space="preserve">Прирост к предыдущей</w:t>
+            </w:r>
+          </w:p>
+        </w:tc>
+      </w:tr>
+      <w:tr>
+        <w:trPr>
+          <w:cantSplit/>
+        </w:trPr>
+        <w:tc>
+          <w:tcPr>
+            <w:tcW w:type="dxa" w:w="963"/>
+            <w:tcBorders>
+              <w:top w:val="single" w:color="C9CEC5" w:sz="4"/>
+              <w:left w:val="single" w:color="C9CEC5" w:sz="4"/>
+              <w:bottom w:val="single" w:color="C9CEC5" w:sz="4"/>
+              <w:right w:val="single" w:color="C9CEC5" w:sz="4"/>
+            </w:tcBorders>
+            <w:tcMar>
+              <w:top w:type="dxa" w:w="60"/>
+              <w:left w:type="dxa" w:w="90"/>
+              <w:bottom w:type="dxa" w:w="60"/>
+              <w:right w:type="dxa" w:w="90"/>
+            </w:tcMar>
+            <w:vAlign w:val="top"/>
+          </w:tcPr>
+          <w:p>
+            <w:pPr>
+              <w:spacing w:after="20"/>
+              <w:jc w:val="left"/>
+            </w:pPr>
+            <w:r>
+              <w:rPr>
+                <w:b w:val="false"/>
+                <w:bCs w:val="false"/>
+                <w:color w:val="1A1F1B"/>
+                <w:sz w:val="16"/>
+                <w:szCs w:val="16"/>
+              </w:rPr>
+              <w:t xml:space="preserve">E0</w:t>
+            </w:r>
+          </w:p>
+        </w:tc>
+        <w:tc>
+          <w:tcPr>
+            <w:tcW w:type="dxa" w:w="4433"/>
+            <w:tcBorders>
+              <w:top w:val="single" w:color="C9CEC5" w:sz="4"/>
+              <w:left w:val="single" w:color="C9CEC5" w:sz="4"/>
+              <w:bottom w:val="single" w:color="C9CEC5" w:sz="4"/>
+              <w:right w:val="single" w:color="C9CEC5" w:sz="4"/>
+            </w:tcBorders>
+            <w:tcMar>
+              <w:top w:type="dxa" w:w="60"/>
+              <w:left w:type="dxa" w:w="90"/>
+              <w:bottom w:type="dxa" w:w="60"/>
+              <w:right w:type="dxa" w:w="90"/>
+            </w:tcMar>
+            <w:vAlign w:val="top"/>
+          </w:tcPr>
+          <w:p>
+            <w:pPr>
+              <w:spacing w:after="20"/>
+              <w:jc w:val="left"/>
+            </w:pPr>
+            <w:r>
+              <w:rPr>
+                <w:b w:val="false"/>
+                <w:bCs w:val="false"/>
+                <w:color w:val="1A1F1B"/>
+                <w:sz w:val="16"/>
+                <w:szCs w:val="16"/>
+              </w:rPr>
+              <w:t xml:space="preserve">тип обороны</w:t>
+            </w:r>
+          </w:p>
+        </w:tc>
+        <w:tc>
+          <w:tcPr>
+            <w:tcW w:type="dxa" w:w="1927"/>
+            <w:tcBorders>
+              <w:top w:val="single" w:color="C9CEC5" w:sz="4"/>
+              <w:left w:val="single" w:color="C9CEC5" w:sz="4"/>
+              <w:bottom w:val="single" w:color="C9CEC5" w:sz="4"/>
+              <w:right w:val="single" w:color="C9CEC5" w:sz="4"/>
+            </w:tcBorders>
+            <w:tcMar>
+              <w:top w:type="dxa" w:w="60"/>
+              <w:left w:type="dxa" w:w="90"/>
+              <w:bottom w:type="dxa" w:w="60"/>
+              <w:right w:type="dxa" w:w="90"/>
+            </w:tcMar>
+            <w:vAlign w:val="top"/>
+          </w:tcPr>
+          <w:p>
+            <w:pPr>
+              <w:spacing w:after="20"/>
+              <w:jc w:val="left"/>
+            </w:pPr>
+            <w:r>
+              <w:rPr>
+                <w:b w:val="false"/>
+                <w:bCs w:val="false"/>
+                <w:color w:val="1A1F1B"/>
+                <w:sz w:val="16"/>
+                <w:szCs w:val="16"/>
+              </w:rPr>
+              <w:t xml:space="preserve">−0,687</w:t>
+            </w:r>
+          </w:p>
+        </w:tc>
+        <w:tc>
+          <w:tcPr>
+            <w:tcW w:type="dxa" w:w="2315"/>
+            <w:tcBorders>
+              <w:top w:val="single" w:color="C9CEC5" w:sz="4"/>
+              <w:left w:val="single" w:color="C9CEC5" w:sz="4"/>
+              <w:bottom w:val="single" w:color="C9CEC5" w:sz="4"/>
+              <w:right w:val="single" w:color="C9CEC5" w:sz="4"/>
+            </w:tcBorders>
+            <w:tcMar>
+              <w:top w:type="dxa" w:w="60"/>
+              <w:left w:type="dxa" w:w="90"/>
+              <w:bottom w:type="dxa" w:w="60"/>
+              <w:right w:type="dxa" w:w="90"/>
+            </w:tcMar>
+            <w:vAlign w:val="top"/>
+          </w:tcPr>
+          <w:p>
+            <w:pPr>
+              <w:spacing w:after="20"/>
+              <w:jc w:val="left"/>
+            </w:pPr>
+            <w:r>
+              <w:rPr>
+                <w:b w:val="false"/>
+                <w:bCs w:val="false"/>
+                <w:color w:val="1A1F1B"/>
+                <w:sz w:val="16"/>
+                <w:szCs w:val="16"/>
+              </w:rPr>
+              <w:t xml:space="preserve">—</w:t>
+            </w:r>
+          </w:p>
+        </w:tc>
+      </w:tr>
+      <w:tr>
+        <w:trPr>
+          <w:cantSplit/>
+        </w:trPr>
+        <w:tc>
+          <w:tcPr>
+            <w:tcW w:type="dxa" w:w="963"/>
+            <w:tcBorders>
+              <w:top w:val="single" w:color="C9CEC5" w:sz="4"/>
+              <w:left w:val="single" w:color="C9CEC5" w:sz="4"/>
+              <w:bottom w:val="single" w:color="C9CEC5" w:sz="4"/>
+              <w:right w:val="single" w:color="C9CEC5" w:sz="4"/>
+            </w:tcBorders>
+            <w:shd w:fill="F1F3EF" w:color="auto" w:val="clear"/>
+            <w:tcMar>
+              <w:top w:type="dxa" w:w="60"/>
+              <w:left w:type="dxa" w:w="90"/>
+              <w:bottom w:type="dxa" w:w="60"/>
+              <w:right w:type="dxa" w:w="90"/>
+            </w:tcMar>
+            <w:vAlign w:val="top"/>
+          </w:tcPr>
+          <w:p>
+            <w:pPr>
+              <w:spacing w:after="20"/>
+              <w:jc w:val="left"/>
+            </w:pPr>
+            <w:r>
+              <w:rPr>
+                <w:b w:val="false"/>
+                <w:bCs w:val="false"/>
+                <w:color w:val="1A1F1B"/>
+                <w:sz w:val="16"/>
+                <w:szCs w:val="16"/>
+              </w:rPr>
+              <w:t xml:space="preserve">E1</w:t>
+            </w:r>
+          </w:p>
+        </w:tc>
+        <w:tc>
+          <w:tcPr>
+            <w:tcW w:type="dxa" w:w="4433"/>
+            <w:tcBorders>
+              <w:top w:val="single" w:color="C9CEC5" w:sz="4"/>
+              <w:left w:val="single" w:color="C9CEC5" w:sz="4"/>
+              <w:bottom w:val="single" w:color="C9CEC5" w:sz="4"/>
+              <w:right w:val="single" w:color="C9CEC5" w:sz="4"/>
+            </w:tcBorders>
+            <w:shd w:fill="F1F3EF" w:color="auto" w:val="clear"/>
+            <w:tcMar>
+              <w:top w:type="dxa" w:w="60"/>
+              <w:left w:type="dxa" w:w="90"/>
+              <w:bottom w:type="dxa" w:w="60"/>
+              <w:right w:type="dxa" w:w="90"/>
+            </w:tcMar>
+            <w:vAlign w:val="top"/>
+          </w:tcPr>
+          <w:p>
+            <w:pPr>
+              <w:spacing w:after="20"/>
+              <w:jc w:val="left"/>
+            </w:pPr>
+            <w:r>
+              <w:rPr>
+                <w:b w:val="false"/>
+                <w:bCs w:val="false"/>
+                <w:color w:val="1A1F1B"/>
+                <w:sz w:val="16"/>
+                <w:szCs w:val="16"/>
+              </w:rPr>
+              <w:t xml:space="preserve">+ численность</w:t>
+            </w:r>
+          </w:p>
+        </w:tc>
+        <w:tc>
+          <w:tcPr>
+            <w:tcW w:type="dxa" w:w="1927"/>
+            <w:tcBorders>
+              <w:top w:val="single" w:color="C9CEC5" w:sz="4"/>
+              <w:left w:val="single" w:color="C9CEC5" w:sz="4"/>
+              <w:bottom w:val="single" w:color="C9CEC5" w:sz="4"/>
+              <w:right w:val="single" w:color="C9CEC5" w:sz="4"/>
+            </w:tcBorders>
+            <w:shd w:fill="F1F3EF" w:color="auto" w:val="clear"/>
+            <w:tcMar>
+              <w:top w:type="dxa" w:w="60"/>
+              <w:left w:type="dxa" w:w="90"/>
+              <w:bottom w:type="dxa" w:w="60"/>
+              <w:right w:type="dxa" w:w="90"/>
+            </w:tcMar>
+            <w:vAlign w:val="top"/>
+          </w:tcPr>
+          <w:p>
+            <w:pPr>
+              <w:spacing w:after="20"/>
+              <w:jc w:val="left"/>
+            </w:pPr>
+            <w:r>
+              <w:rPr>
+                <w:b w:val="false"/>
+                <w:bCs w:val="false"/>
+                <w:color w:val="1A1F1B"/>
+                <w:sz w:val="16"/>
+                <w:szCs w:val="16"/>
+              </w:rPr>
+              <w:t xml:space="preserve">−0,679</w:t>
+            </w:r>
+          </w:p>
+        </w:tc>
+        <w:tc>
+          <w:tcPr>
+            <w:tcW w:type="dxa" w:w="2315"/>
+            <w:tcBorders>
+              <w:top w:val="single" w:color="C9CEC5" w:sz="4"/>
+              <w:left w:val="single" w:color="C9CEC5" w:sz="4"/>
+              <w:bottom w:val="single" w:color="C9CEC5" w:sz="4"/>
+              <w:right w:val="single" w:color="C9CEC5" w:sz="4"/>
+            </w:tcBorders>
+            <w:shd w:fill="F1F3EF" w:color="auto" w:val="clear"/>
+            <w:tcMar>
+              <w:top w:type="dxa" w:w="60"/>
+              <w:left w:type="dxa" w:w="90"/>
+              <w:bottom w:type="dxa" w:w="60"/>
+              <w:right w:type="dxa" w:w="90"/>
+            </w:tcMar>
+            <w:vAlign w:val="top"/>
+          </w:tcPr>
+          <w:p>
+            <w:pPr>
+              <w:spacing w:after="20"/>
+              <w:jc w:val="left"/>
+            </w:pPr>
+            <w:r>
+              <w:rPr>
+                <w:b w:val="false"/>
+                <w:bCs w:val="false"/>
+                <w:color w:val="1A1F1B"/>
+                <w:sz w:val="16"/>
+                <w:szCs w:val="16"/>
+              </w:rPr>
+              <w:t xml:space="preserve">+0,008 [+0,004; +0,012]</w:t>
+            </w:r>
+          </w:p>
+        </w:tc>
+      </w:tr>
+      <w:tr>
+        <w:trPr>
+          <w:cantSplit/>
+        </w:trPr>
+        <w:tc>
+          <w:tcPr>
+            <w:tcW w:type="dxa" w:w="963"/>
+            <w:tcBorders>
+              <w:top w:val="single" w:color="C9CEC5" w:sz="4"/>
+              <w:left w:val="single" w:color="C9CEC5" w:sz="4"/>
+              <w:bottom w:val="single" w:color="C9CEC5" w:sz="4"/>
+              <w:right w:val="single" w:color="C9CEC5" w:sz="4"/>
+            </w:tcBorders>
+            <w:tcMar>
+              <w:top w:type="dxa" w:w="60"/>
+              <w:left w:type="dxa" w:w="90"/>
+              <w:bottom w:type="dxa" w:w="60"/>
+              <w:right w:type="dxa" w:w="90"/>
+            </w:tcMar>
+            <w:vAlign w:val="top"/>
+          </w:tcPr>
+          <w:p>
+            <w:pPr>
+              <w:spacing w:after="20"/>
+              <w:jc w:val="left"/>
+            </w:pPr>
+            <w:r>
+              <w:rPr>
+                <w:b w:val="false"/>
+                <w:bCs w:val="false"/>
+                <w:color w:val="1A1F1B"/>
+                <w:sz w:val="16"/>
+                <w:szCs w:val="16"/>
+              </w:rPr>
+              <w:t xml:space="preserve">E2</w:t>
+            </w:r>
+          </w:p>
+        </w:tc>
+        <w:tc>
+          <w:tcPr>
+            <w:tcW w:type="dxa" w:w="4433"/>
+            <w:tcBorders>
+              <w:top w:val="single" w:color="C9CEC5" w:sz="4"/>
+              <w:left w:val="single" w:color="C9CEC5" w:sz="4"/>
+              <w:bottom w:val="single" w:color="C9CEC5" w:sz="4"/>
+              <w:right w:val="single" w:color="C9CEC5" w:sz="4"/>
+            </w:tcBorders>
+            <w:tcMar>
+              <w:top w:type="dxa" w:w="60"/>
+              <w:left w:type="dxa" w:w="90"/>
+              <w:bottom w:type="dxa" w:w="60"/>
+              <w:right w:type="dxa" w:w="90"/>
+            </w:tcMar>
+            <w:vAlign w:val="top"/>
+          </w:tcPr>
+          <w:p>
+            <w:pPr>
+              <w:spacing w:after="20"/>
+              <w:jc w:val="left"/>
+            </w:pPr>
+            <w:r>
+              <w:rPr>
+                <w:b w:val="false"/>
+                <w:bCs w:val="false"/>
+                <w:color w:val="1A1F1B"/>
+                <w:sz w:val="16"/>
+                <w:szCs w:val="16"/>
+              </w:rPr>
+              <w:t xml:space="preserve">+ ВВП на душу, демократия, механизация</w:t>
+            </w:r>
+          </w:p>
+        </w:tc>
+        <w:tc>
+          <w:tcPr>
+            <w:tcW w:type="dxa" w:w="1927"/>
+            <w:tcBorders>
+              <w:top w:val="single" w:color="C9CEC5" w:sz="4"/>
+              <w:left w:val="single" w:color="C9CEC5" w:sz="4"/>
+              <w:bottom w:val="single" w:color="C9CEC5" w:sz="4"/>
+              <w:right w:val="single" w:color="C9CEC5" w:sz="4"/>
+            </w:tcBorders>
+            <w:tcMar>
+              <w:top w:type="dxa" w:w="60"/>
+              <w:left w:type="dxa" w:w="90"/>
+              <w:bottom w:type="dxa" w:w="60"/>
+              <w:right w:type="dxa" w:w="90"/>
+            </w:tcMar>
+            <w:vAlign w:val="top"/>
+          </w:tcPr>
+          <w:p>
+            <w:pPr>
+              <w:spacing w:after="20"/>
+              <w:jc w:val="left"/>
+            </w:pPr>
+            <w:r>
+              <w:rPr>
+                <w:b w:val="false"/>
+                <w:bCs w:val="false"/>
+                <w:color w:val="1A1F1B"/>
+                <w:sz w:val="16"/>
+                <w:szCs w:val="16"/>
+              </w:rPr>
+              <w:t xml:space="preserve">−0,657</w:t>
+            </w:r>
+          </w:p>
+        </w:tc>
+        <w:tc>
+          <w:tcPr>
+            <w:tcW w:type="dxa" w:w="2315"/>
+            <w:tcBorders>
+              <w:top w:val="single" w:color="C9CEC5" w:sz="4"/>
+              <w:left w:val="single" w:color="C9CEC5" w:sz="4"/>
+              <w:bottom w:val="single" w:color="C9CEC5" w:sz="4"/>
+              <w:right w:val="single" w:color="C9CEC5" w:sz="4"/>
+            </w:tcBorders>
+            <w:tcMar>
+              <w:top w:type="dxa" w:w="60"/>
+              <w:left w:type="dxa" w:w="90"/>
+              <w:bottom w:type="dxa" w:w="60"/>
+              <w:right w:type="dxa" w:w="90"/>
+            </w:tcMar>
+            <w:vAlign w:val="top"/>
+          </w:tcPr>
+          <w:p>
+            <w:pPr>
+              <w:spacing w:after="20"/>
+              <w:jc w:val="left"/>
+            </w:pPr>
+            <w:r>
+              <w:rPr>
+                <w:b w:val="false"/>
+                <w:bCs w:val="false"/>
+                <w:color w:val="1A1F1B"/>
+                <w:sz w:val="16"/>
+                <w:szCs w:val="16"/>
+              </w:rPr>
+              <w:t xml:space="preserve">+0,022 [+0,015; +0,027]</w:t>
+            </w:r>
+          </w:p>
+        </w:tc>
+      </w:tr>
+      <w:tr>
+        <w:trPr>
+          <w:cantSplit/>
+        </w:trPr>
+        <w:tc>
+          <w:tcPr>
+            <w:tcW w:type="dxa" w:w="963"/>
+            <w:tcBorders>
+              <w:top w:val="single" w:color="C9CEC5" w:sz="4"/>
+              <w:left w:val="single" w:color="C9CEC5" w:sz="4"/>
+              <w:bottom w:val="single" w:color="C9CEC5" w:sz="4"/>
+              <w:right w:val="single" w:color="C9CEC5" w:sz="4"/>
+            </w:tcBorders>
+            <w:shd w:fill="F1F3EF" w:color="auto" w:val="clear"/>
+            <w:tcMar>
+              <w:top w:type="dxa" w:w="60"/>
+              <w:left w:type="dxa" w:w="90"/>
+              <w:bottom w:type="dxa" w:w="60"/>
+              <w:right w:type="dxa" w:w="90"/>
+            </w:tcMar>
+            <w:vAlign w:val="top"/>
+          </w:tcPr>
+          <w:p>
+            <w:pPr>
+              <w:spacing w:after="20"/>
+              <w:jc w:val="left"/>
+            </w:pPr>
+            <w:r>
+              <w:rPr>
+                <w:b w:val="false"/>
+                <w:bCs w:val="false"/>
+                <w:color w:val="1A1F1B"/>
+                <w:sz w:val="16"/>
+                <w:szCs w:val="16"/>
+              </w:rPr>
+              <w:t xml:space="preserve">E3</w:t>
+            </w:r>
+          </w:p>
+        </w:tc>
+        <w:tc>
+          <w:tcPr>
+            <w:tcW w:type="dxa" w:w="4433"/>
+            <w:tcBorders>
+              <w:top w:val="single" w:color="C9CEC5" w:sz="4"/>
+              <w:left w:val="single" w:color="C9CEC5" w:sz="4"/>
+              <w:bottom w:val="single" w:color="C9CEC5" w:sz="4"/>
+              <w:right w:val="single" w:color="C9CEC5" w:sz="4"/>
+            </w:tcBorders>
+            <w:shd w:fill="F1F3EF" w:color="auto" w:val="clear"/>
+            <w:tcMar>
+              <w:top w:type="dxa" w:w="60"/>
+              <w:left w:type="dxa" w:w="90"/>
+              <w:bottom w:type="dxa" w:w="60"/>
+              <w:right w:type="dxa" w:w="90"/>
+            </w:tcMar>
+            <w:vAlign w:val="top"/>
+          </w:tcPr>
+          <w:p>
+            <w:pPr>
+              <w:spacing w:after="20"/>
+              <w:jc w:val="left"/>
+            </w:pPr>
+            <w:r>
+              <w:rPr>
+                <w:b w:val="false"/>
+                <w:bCs w:val="false"/>
+                <w:color w:val="1A1F1B"/>
+                <w:sz w:val="16"/>
+                <w:szCs w:val="16"/>
+              </w:rPr>
+              <w:t xml:space="preserve">+ боевой опыт</w:t>
+            </w:r>
+          </w:p>
+        </w:tc>
+        <w:tc>
+          <w:tcPr>
+            <w:tcW w:type="dxa" w:w="1927"/>
+            <w:tcBorders>
+              <w:top w:val="single" w:color="C9CEC5" w:sz="4"/>
+              <w:left w:val="single" w:color="C9CEC5" w:sz="4"/>
+              <w:bottom w:val="single" w:color="C9CEC5" w:sz="4"/>
+              <w:right w:val="single" w:color="C9CEC5" w:sz="4"/>
+            </w:tcBorders>
+            <w:shd w:fill="F1F3EF" w:color="auto" w:val="clear"/>
+            <w:tcMar>
+              <w:top w:type="dxa" w:w="60"/>
+              <w:left w:type="dxa" w:w="90"/>
+              <w:bottom w:type="dxa" w:w="60"/>
+              <w:right w:type="dxa" w:w="90"/>
+            </w:tcMar>
+            <w:vAlign w:val="top"/>
+          </w:tcPr>
+          <w:p>
+            <w:pPr>
+              <w:spacing w:after="20"/>
+              <w:jc w:val="left"/>
+            </w:pPr>
+            <w:r>
+              <w:rPr>
+                <w:b w:val="false"/>
+                <w:bCs w:val="false"/>
+                <w:color w:val="1A1F1B"/>
+                <w:sz w:val="16"/>
+                <w:szCs w:val="16"/>
+              </w:rPr>
+              <w:t xml:space="preserve">−0,656</w:t>
+            </w:r>
+          </w:p>
+        </w:tc>
+        <w:tc>
+          <w:tcPr>
+            <w:tcW w:type="dxa" w:w="2315"/>
+            <w:tcBorders>
+              <w:top w:val="single" w:color="C9CEC5" w:sz="4"/>
+              <w:left w:val="single" w:color="C9CEC5" w:sz="4"/>
+              <w:bottom w:val="single" w:color="C9CEC5" w:sz="4"/>
+              <w:right w:val="single" w:color="C9CEC5" w:sz="4"/>
+            </w:tcBorders>
+            <w:shd w:fill="F1F3EF" w:color="auto" w:val="clear"/>
+            <w:tcMar>
+              <w:top w:type="dxa" w:w="60"/>
+              <w:left w:type="dxa" w:w="90"/>
+              <w:bottom w:type="dxa" w:w="60"/>
+              <w:right w:type="dxa" w:w="90"/>
+            </w:tcMar>
+            <w:vAlign w:val="top"/>
+          </w:tcPr>
+          <w:p>
+            <w:pPr>
+              <w:spacing w:after="20"/>
+              <w:jc w:val="left"/>
+            </w:pPr>
+            <w:r>
+              <w:rPr>
+                <w:b w:val="false"/>
+                <w:bCs w:val="false"/>
+                <w:color w:val="1A1F1B"/>
+                <w:sz w:val="16"/>
+                <w:szCs w:val="16"/>
+              </w:rPr>
+              <w:t xml:space="preserve">+0,001 [−0,004; +0,004]</w:t>
+            </w:r>
+          </w:p>
+        </w:tc>
+      </w:tr>
+    </w:tbl>
+    <w:p>
+      <w:pPr>
+        <w:spacing w:after="120"/>
+      </w:pPr>
+    </w:p>
+    <w:p>
+      <w:pPr>
+        <w:spacing w:after="120" w:line="288"/>
+        <w:jc w:val="both"/>
+      </w:pPr>
+      <w:r>
+        <w:t xml:space="preserve">Правило 1 (признаки страны добавляют не менее 0,02 поверх численности) </w:t>
+      </w:r>
+      <w:r>
+        <w:rPr>
+          <w:b/>
+          <w:bCs/>
+        </w:rPr>
+        <w:t xml:space="preserve">выполнено</w:t>
+      </w:r>
+      <w:r>
+        <w:t xml:space="preserve">: +0,022. Это первое положительное предсказательное обнаружение проекта поверх численности, но оно примерно в 8 раз меньше верхней границы по факторам составителей (+0,180). Правило 2 (боевой опыт сверх страны) не выполнено. Доля объяснённой дисперсии отношения потерь вне выборки выросла с 0,01 (численность) до 0,20 (признаки страны) — страна объясняет пятую часть разброса, как и в литературе (Biddle, Reiter и Stam): потери определяются тем, как воюют, а не сколько воюет.</w:t>
+      </w:r>
+    </w:p>
+    <w:p>
+      <w:pPr>
+        <w:spacing w:after="120" w:line="288"/>
+        <w:jc w:val="both"/>
+      </w:pPr>
+      <w:r>
+        <w:rPr>
+          <w:b/>
+          <w:bCs/>
+        </w:rPr>
+        <w:t xml:space="preserve">Независимая проверка на UCDP GED v25.1.</w:t>
+      </w:r>
+      <w:r>
+        <w:t xml:space="preserve"> Модель обмена потерями (три признака, без свободного члена, обучена только на CDB90, n = 354) применена к межгосударственным диада-годам 1989–2024 гг. (потери у обеих сторон, не менее 25 погибших): 24 диада-года в 9 диадах, 12 из них Индия — Пакистан. Протокол с правилом (ранговая корреляция не ниже 0,30 и нижняя граница бутстрепа по диадам выше нуля) зафиксирован коммитом до расчёта. Результат: Спирмен +0,248 [−0,596; +0,627], знак обмена угадан в 50% случаев; на современных войнах 2018–2025 гг. модели, обученные на CDB90, дали AUC 0,50 (E1) и 0,38 (E2) против «перевеса хватило». </w:t>
+      </w:r>
+      <w:r>
+        <w:rPr>
+          <w:b/>
+          <w:bCs/>
+        </w:rPr>
+        <w:t xml:space="preserve">Перенос не подтверждён.</w:t>
+      </w:r>
+    </w:p>
+    <w:p>
+      <w:pPr>
+        <w:pBdr>
+          <w:left w:val="single" w:color="9F2F27" w:sz="18" w:space="8"/>
+        </w:pBdr>
+        <w:shd w:fill="F4EEE9" w:color="auto" w:val="clear"/>
+        <w:spacing w:after="160" w:before="120" w:line="276"/>
+        <w:ind w:left="200" w:right="120"/>
+      </w:pPr>
+      <w:r>
+        <w:rPr>
+          <w:b/>
+          <w:bCs/>
+          <w:color w:val="9F2F27"/>
+        </w:rPr>
+        <w:t xml:space="preserve">Вывод. </w:t>
+      </w:r>
+      <w:r>
+        <w:t xml:space="preserve">Это не опровержение: 24 случая в 9 зависимых диадах дают слишком мало мощности. Но и подтверждения нет. Поэтому признаки страны (ВВП на душу, демократия, механизация) в индекс не вносятся: они ловят часть эффективности в эпоху 1900–1973 гг. и пока не показали умения на современных войнах. Для эффективности современных армий по-прежнему нужны экспертные оценки (панель Дельфи, модули М5–М6).</w:t>
+      </w:r>
+    </w:p>
+    <w:p>
+      <w:pPr>
         <w:pStyle w:val="Heading1"/>
         <w:pageBreakBefore/>
       </w:pPr>
-      <w:bookmarkStart w:name="_Toc206" w:id="206"/>
+      <w:bookmarkStart w:name="_Toc207" w:id="207"/>
       <w:r>
         <w:t xml:space="preserve">5. Разбор распространённых утверждений</w:t>
       </w:r>
-      <w:bookmarkEnd w:id="206"/>
+      <w:bookmarkEnd w:id="207"/>
     </w:p>
     <w:p>
       <w:pPr>
@@ -12432,21 +13298,21 @@
         <w:pStyle w:val="Heading1"/>
         <w:pageBreakBefore/>
       </w:pPr>
-      <w:bookmarkStart w:name="_Toc207" w:id="207"/>
+      <w:bookmarkStart w:name="_Toc208" w:id="208"/>
       <w:r>
         <w:t xml:space="preserve">6. Научная новизна</w:t>
       </w:r>
-      <w:bookmarkEnd w:id="207"/>
+      <w:bookmarkEnd w:id="208"/>
     </w:p>
     <w:p>
       <w:pPr>
         <w:pStyle w:val="Heading2"/>
       </w:pPr>
-      <w:bookmarkStart w:name="_Toc208" w:id="208"/>
+      <w:bookmarkStart w:name="_Toc209" w:id="209"/>
       <w:r>
         <w:t xml:space="preserve">6.1. Не ново</w:t>
       </w:r>
-      <w:bookmarkEnd w:id="208"/>
+      <w:bookmarkEnd w:id="209"/>
     </w:p>
     <w:p>
       <w:pPr>
@@ -12504,11 +13370,11 @@
       <w:pPr>
         <w:pStyle w:val="Heading2"/>
       </w:pPr>
-      <w:bookmarkStart w:name="_Toc209" w:id="209"/>
+      <w:bookmarkStart w:name="_Toc210" w:id="210"/>
       <w:r>
         <w:t xml:space="preserve">6.2. Возможно ново (приоритет нужно подтвердить обзором литературы)</w:t>
       </w:r>
-      <w:bookmarkEnd w:id="209"/>
+      <w:bookmarkEnd w:id="210"/>
     </w:p>
     <w:p>
       <w:pPr>
@@ -12651,11 +13517,11 @@
       <w:pPr>
         <w:pStyle w:val="Heading2"/>
       </w:pPr>
-      <w:bookmarkStart w:name="_Toc210" w:id="210"/>
+      <w:bookmarkStart w:name="_Toc211" w:id="211"/>
       <w:r>
         <w:t xml:space="preserve">6.3. Где пробел</w:t>
       </w:r>
-      <w:bookmarkEnd w:id="210"/>
+      <w:bookmarkEnd w:id="211"/>
     </w:p>
     <w:p>
       <w:pPr>
@@ -12681,11 +13547,11 @@
         <w:pStyle w:val="Heading1"/>
         <w:pageBreakBefore/>
       </w:pPr>
-      <w:bookmarkStart w:name="_Toc211" w:id="211"/>
+      <w:bookmarkStart w:name="_Toc212" w:id="212"/>
       <w:r>
         <w:t xml:space="preserve">7. Конкурент: TENET Intelligence MCI</w:t>
       </w:r>
-      <w:bookmarkEnd w:id="211"/>
+      <w:bookmarkEnd w:id="212"/>
     </w:p>
     <w:p>
       <w:pPr>
@@ -12927,7 +13793,7 @@
                 <w:sz w:val="16"/>
                 <w:szCs w:val="16"/>
               </w:rPr>
-              <w:t xml:space="preserve">40 (пилот)</w:t>
+              <w:t xml:space="preserve">8 (эксперты), 40 (пилот), 177 (расширенный набор)</w:t>
             </w:r>
           </w:p>
         </w:tc>
@@ -13213,7 +14079,7 @@
                 <w:sz w:val="16"/>
                 <w:szCs w:val="16"/>
               </w:rPr>
-              <w:t xml:space="preserve">формулы, параметры и код открыты</w:t>
+              <w:t xml:space="preserve">формулы, параметры и код открыты (MLO-core, MIT)</w:t>
             </w:r>
           </w:p>
         </w:tc>
@@ -14500,7 +15366,7 @@
                 <w:sz w:val="16"/>
                 <w:szCs w:val="16"/>
               </w:rPr>
-              <w:t xml:space="preserve">AUC 0,96 вне выборки</w:t>
+              <w:t xml:space="preserve">AUC 0,962 вне выборки; простой ориентир (граница, история, прошлый год) даёт 0,958</w:t>
             </w:r>
           </w:p>
         </w:tc>
@@ -14570,7 +15436,7 @@
                 <w:sz w:val="16"/>
                 <w:szCs w:val="16"/>
               </w:rPr>
-              <w:t xml:space="preserve">ИВМ</w:t>
+              <w:t xml:space="preserve">ИВМ по честности проверки</w:t>
             </w:r>
           </w:p>
         </w:tc>
@@ -15465,11 +16331,11 @@
         <w:pStyle w:val="Heading1"/>
         <w:pageBreakBefore/>
       </w:pPr>
-      <w:bookmarkStart w:name="_Toc212" w:id="212"/>
+      <w:bookmarkStart w:name="_Toc213" w:id="213"/>
       <w:r>
         <w:t xml:space="preserve">8. План</w:t>
       </w:r>
-      <w:bookmarkEnd w:id="212"/>
+      <w:bookmarkEnd w:id="213"/>
     </w:p>
     <w:p>
       <w:pPr>
@@ -15525,14 +16391,27 @@
     </w:p>
     <w:p>
       <w:pPr>
+        <w:pStyle w:val="ListParagraph"/>
+        <w:numPr>
+          <w:ilvl w:val="0"/>
+          <w:numId w:val="3"/>
+        </w:numPr>
+        <w:spacing w:after="60" w:line="276"/>
+      </w:pPr>
+      <w:r>
+        <w:t xml:space="preserve">Проверка заменителей эффективности на базе с большим числом сопоставимых столкновений государств (например, ACLED) — отдельный протокол до расчёта.</w:t>
+      </w:r>
+    </w:p>
+    <w:p>
+      <w:pPr>
         <w:pStyle w:val="Heading1"/>
         <w:pageBreakBefore/>
       </w:pPr>
-      <w:bookmarkStart w:name="_Toc213" w:id="213"/>
+      <w:bookmarkStart w:name="_Toc214" w:id="214"/>
       <w:r>
         <w:t xml:space="preserve">Литература</w:t>
       </w:r>
-      <w:bookmarkEnd w:id="213"/>
+      <w:bookmarkEnd w:id="214"/>
     </w:p>
     <w:p>
       <w:pPr>

--- a/docs/08_Modeli_boya_RU.docx
+++ b/docs/08_Modeli_boya_RU.docx
@@ -12693,6 +12693,32 @@
     </w:p>
     <w:p>
       <w:pPr>
+        <w:spacing w:after="120" w:line="288"/>
+        <w:jc w:val="both"/>
+      </w:pPr>
+      <w:r>
+        <w:rPr>
+          <w:b/>
+          <w:bCs/>
+        </w:rPr>
+        <w:t xml:space="preserve">Вторая независимая база — войны Correlates of War (Inter-State War Data v4.0).</w:t>
+      </w:r>
+      <w:r>
+        <w:t xml:space="preserve"> ACLED доступен только по ключу, поэтому взяты межгосударственные войны COW с потерями участников: единица — война, признаки берутся у ведущих государств сторон, модель та же (обучена на CDB90), протокол зафиксирован до расчёта. Основная выборка — войны с 1974 г., после окончания CDB90 (17 войн): Спирмен +0,520 [−0,014; +0,837], знак угадан в 59% случаев. Направление совпадает с CDB90 (более богатая и более демократическая сторона несёт относительно меньшие потери), нижняя граница интервала чуть ниже нуля, правило (не менее 0,30 и граница выше нуля) </w:t>
+      </w:r>
+      <w:r>
+        <w:rPr>
+          <w:b/>
+          <w:bCs/>
+        </w:rPr>
+        <w:t xml:space="preserve">не выполнено</w:t>
+      </w:r>
+      <w:r>
+        <w:t xml:space="preserve">. Без четырёх войн с коалицией из четырёх и более государств (Война в Заливе, Косово, Афганистан, Ирак) связь исчезает: +0,152 (n = 14). Для войн 1946–1973 гг., где эпоха пересекается с CDB90 и независимости нет, Спирмен +0,679. Это согласуется с литературой: часть эффекта — асимметричные войны богатых государств против бедных.</w:t>
+      </w:r>
+    </w:p>
+    <w:p>
+      <w:pPr>
         <w:pBdr>
           <w:left w:val="single" w:color="9F2F27" w:sz="18" w:space="8"/>
         </w:pBdr>
@@ -12709,7 +12735,7 @@
         <w:t xml:space="preserve">Вывод. </w:t>
       </w:r>
       <w:r>
-        <w:t xml:space="preserve">Это не опровержение: 24 случая в 9 зависимых диадах дают слишком мало мощности. Но и подтверждения нет. Поэтому признаки страны (ВВП на душу, демократия, механизация) в индекс не вносятся: они ловят часть эффективности в эпоху 1900–1973 гг. и пока не показали умения на современных войнах. Для эффективности современных армий по-прежнему нужны экспертные оценки (панель Дельфи, модули М5–М6).</w:t>
+        <w:t xml:space="preserve">Это не опровержение: 24 случая в 9 зависимых диадах дают слишком мало мощности, а на войнах COW направление совпадает, но связь держится на войнах с коалициями. Поэтому признаки страны (ВВП на душу, демократия, механизация) в индекс не вносятся: они ловят часть эффективности в эпоху 1900–1973 гг. и пока не показали умения на современных войнах. Для эффективности современных армий по-прежнему нужны экспертные оценки (панель Дельфи, модули М5–М6).</w:t>
       </w:r>
     </w:p>
     <w:p>

--- a/docs/08_Modeli_boya_RU.docx
+++ b/docs/08_Modeli_boya_RU.docx
@@ -14105,7 +14105,7 @@
                 <w:sz w:val="16"/>
                 <w:szCs w:val="16"/>
               </w:rPr>
-              <w:t xml:space="preserve">формулы, параметры и код открыты (MLO-core, MIT)</w:t>
+              <w:t xml:space="preserve">формулы, параметры, протоколы и результаты открыты; код ядра закрыт до версии 1.0</w:t>
             </w:r>
           </w:p>
         </w:tc>
